--- a/content/files/database-ownership.docx
+++ b/content/files/database-ownership.docx
@@ -9,6 +9,7 @@
           <w:numId w:val="1"/>
         </w:numPr>
         <w:rPr>
+          <w:rFonts w:ascii="Times New Roman" w:hAnsi="Times New Roman" w:cs="Times New Roman"/>
           <w:b/>
           <w:bCs/>
           <w:highlight w:val="yellow"/>
@@ -16,12 +17,57 @@
       </w:pPr>
       <w:r>
         <w:rPr>
-          <w:rFonts w:ascii="Times New Roman" w:eastAsia="Times New Roman" w:hAnsi="Times New Roman" w:cs="Times New Roman"/>
+          <w:rFonts w:ascii="Times New Roman" w:hAnsi="Times New Roman" w:cs="Times New Roman"/>
           <w:b/>
           <w:bCs/>
           <w:highlight w:val="yellow"/>
         </w:rPr>
-        <w:t>«Оформить права» -- &gt; «База данных» -- &gt; Чек-лист: База данных в стартапе: как закрепить права и не потерять актив</w:t>
+        <w:t xml:space="preserve">«Оформить права» -- </w:t>
+      </w:r>
+      <w:r>
+        <w:rPr>
+          <w:rFonts w:ascii="Times New Roman" w:hAnsi="Times New Roman" w:cs="Times New Roman"/>
+          <w:b/>
+          <w:bCs/>
+          <w:highlight w:val="yellow"/>
+        </w:rPr>
+        <w:t xml:space="preserve">&gt; </w:t>
+      </w:r>
+      <w:r>
+        <w:rPr>
+          <w:rFonts w:ascii="Times New Roman" w:hAnsi="Times New Roman" w:cs="Times New Roman"/>
+          <w:b/>
+          <w:bCs/>
+          <w:highlight w:val="yellow"/>
+        </w:rPr>
+        <w:t xml:space="preserve">«База данных» -- </w:t>
+      </w:r>
+      <w:r>
+        <w:rPr>
+          <w:rFonts w:ascii="Times New Roman" w:hAnsi="Times New Roman" w:cs="Times New Roman"/>
+          <w:b/>
+          <w:bCs/>
+          <w:highlight w:val="yellow"/>
+        </w:rPr>
+        <w:t>&gt;</w:t>
+      </w:r>
+      <w:r>
+        <w:rPr>
+          <w:rFonts w:ascii="Times New Roman" w:hAnsi="Times New Roman" w:cs="Times New Roman"/>
+          <w:b/>
+          <w:bCs/>
+          <w:highlight w:val="yellow"/>
+        </w:rPr>
+        <w:t xml:space="preserve"> Чек-лист</w:t>
+      </w:r>
+      <w:r>
+        <w:rPr>
+          <w:rFonts w:ascii="Times New Roman" w:hAnsi="Times New Roman" w:cs="Times New Roman"/>
+          <w:b/>
+          <w:bCs/>
+          <w:highlight w:val="yellow"/>
+        </w:rPr>
+        <w:t xml:space="preserve"> «Оформление прав на базу данных».</w:t>
       </w:r>
     </w:p>
     <w:p>
@@ -29,41 +75,56 @@
         <w:pStyle w:val="1"/>
       </w:pPr>
       <w:r>
-        <w:t>Шаг 1. Определение возможных способов защиты</w:t>
+        <w:t>Шаг 1. Определ</w:t>
+      </w:r>
+      <w:r>
+        <w:t>ение возможных способов защиты</w:t>
       </w:r>
     </w:p>
     <w:p>
       <w:pPr>
         <w:rPr>
-          <w:rFonts w:ascii="Times New Roman" w:eastAsia="Times New Roman" w:hAnsi="Times New Roman" w:cs="Times New Roman"/>
-        </w:rPr>
-      </w:pPr>
-      <w:r>
-        <w:rPr>
-          <w:rFonts w:ascii="Times New Roman" w:eastAsia="Times New Roman" w:hAnsi="Times New Roman" w:cs="Times New Roman"/>
-        </w:rPr>
-        <w:t>Прежде чем выбирать способ охраны, определите:</w:t>
+          <w:rFonts w:ascii="Times New Roman" w:hAnsi="Times New Roman" w:cs="Times New Roman"/>
+        </w:rPr>
+      </w:pPr>
+      <w:r>
+        <w:rPr>
+          <w:rFonts w:ascii="Times New Roman" w:hAnsi="Times New Roman" w:cs="Times New Roman"/>
+        </w:rPr>
+        <w:t xml:space="preserve">Прежде чем выбирать способ охраны, </w:t>
+      </w:r>
+      <w:r>
+        <w:rPr>
+          <w:rFonts w:ascii="Times New Roman" w:hAnsi="Times New Roman" w:cs="Times New Roman"/>
+        </w:rPr>
+        <w:t>определите</w:t>
+      </w:r>
+      <w:r>
+        <w:rPr>
+          <w:rFonts w:ascii="Times New Roman" w:hAnsi="Times New Roman" w:cs="Times New Roman"/>
+        </w:rPr>
+        <w:t>:</w:t>
       </w:r>
     </w:p>
     <w:p>
       <w:pPr>
         <w:numPr>
           <w:ilvl w:val="0"/>
-          <w:numId w:val="3"/>
+          <w:numId w:val="2"/>
         </w:numPr>
         <w:rPr>
-          <w:rFonts w:ascii="Times New Roman" w:eastAsia="Times New Roman" w:hAnsi="Times New Roman" w:cs="Times New Roman"/>
-        </w:rPr>
-      </w:pPr>
-      <w:r>
-        <w:rPr>
-          <w:rFonts w:ascii="Times New Roman" w:eastAsia="Times New Roman" w:hAnsi="Times New Roman" w:cs="Times New Roman"/>
+          <w:rFonts w:ascii="Times New Roman" w:hAnsi="Times New Roman" w:cs="Times New Roman"/>
+        </w:rPr>
+      </w:pPr>
+      <w:r>
+        <w:rPr>
+          <w:rFonts w:ascii="Times New Roman" w:hAnsi="Times New Roman" w:cs="Times New Roman"/>
         </w:rPr>
         <w:t xml:space="preserve">Является ли подбор или расположение материалов результатом вашего творческого труда (оригинальная структура, неочевидная систематизация)? Если да — база данных является </w:t>
       </w:r>
       <w:r>
         <w:rPr>
-          <w:rFonts w:ascii="Times New Roman" w:eastAsia="Times New Roman" w:hAnsi="Times New Roman" w:cs="Times New Roman"/>
+          <w:rFonts w:ascii="Times New Roman" w:hAnsi="Times New Roman" w:cs="Times New Roman"/>
           <w:b/>
           <w:bCs/>
         </w:rPr>
@@ -71,52 +132,60 @@
       </w:r>
       <w:r>
         <w:rPr>
-          <w:rFonts w:ascii="Times New Roman" w:eastAsia="Times New Roman" w:hAnsi="Times New Roman" w:cs="Times New Roman"/>
-        </w:rPr>
-        <w:t>и охраняется авторским правом (ст. 1260 ГК РФ).</w:t>
+          <w:rFonts w:ascii="Times New Roman" w:hAnsi="Times New Roman" w:cs="Times New Roman"/>
+        </w:rPr>
+        <w:t xml:space="preserve">и охраняется </w:t>
+      </w:r>
+      <w:r>
+        <w:rPr>
+          <w:rFonts w:ascii="Times New Roman" w:hAnsi="Times New Roman" w:cs="Times New Roman"/>
+        </w:rPr>
+        <w:t>авторским правом</w:t>
+      </w:r>
+      <w:r>
+        <w:rPr>
+          <w:rFonts w:ascii="Times New Roman" w:hAnsi="Times New Roman" w:cs="Times New Roman"/>
+        </w:rPr>
+        <w:t xml:space="preserve"> (</w:t>
+      </w:r>
+      <w:hyperlink r:id="rId5" w:history="1">
+        <w:r>
+          <w:rPr>
+            <w:rStyle w:val="ad"/>
+            <w:rFonts w:ascii="Times New Roman" w:hAnsi="Times New Roman" w:cs="Times New Roman"/>
+          </w:rPr>
+          <w:t>ст. 1260 ГК РФ</w:t>
+        </w:r>
+      </w:hyperlink>
+      <w:r>
+        <w:rPr>
+          <w:rFonts w:ascii="Times New Roman" w:hAnsi="Times New Roman" w:cs="Times New Roman"/>
+        </w:rPr>
+        <w:t>).</w:t>
       </w:r>
     </w:p>
     <w:p>
       <w:pPr>
         <w:numPr>
           <w:ilvl w:val="0"/>
-          <w:numId w:val="3"/>
+          <w:numId w:val="2"/>
         </w:numPr>
         <w:rPr>
-          <w:rFonts w:ascii="Times New Roman" w:eastAsia="Times New Roman" w:hAnsi="Times New Roman" w:cs="Times New Roman"/>
-        </w:rPr>
-      </w:pPr>
-      <w:r>
-        <w:rPr>
-          <w:rFonts w:ascii="Times New Roman" w:eastAsia="Times New Roman" w:hAnsi="Times New Roman" w:cs="Times New Roman"/>
-        </w:rPr>
-        <w:t xml:space="preserve">Вложены ли в создание базы существенные финансовые, материальные или организационные затраты (база данных содержит не меньше 10 тыс. самостоятельных информационных элементов)? Если да — возникает </w:t>
-      </w:r>
-      <w:r>
-        <w:rPr>
-          <w:rFonts w:ascii="Times New Roman" w:eastAsia="Times New Roman" w:hAnsi="Times New Roman" w:cs="Times New Roman"/>
-          <w:b/>
-          <w:bCs/>
-        </w:rPr>
-        <w:t>исключительное право изготовителя базы данных</w:t>
-      </w:r>
-      <w:r>
-        <w:rPr>
-          <w:rFonts w:ascii="Times New Roman" w:eastAsia="Times New Roman" w:hAnsi="Times New Roman" w:cs="Times New Roman"/>
-        </w:rPr>
-        <w:t xml:space="preserve"> (ст. 1334 ГК РФ), которое защищает содержимое от несанкционированного извлечения и повторного использования.</w:t>
-      </w:r>
-      <w:r>
-        <w:rPr>
+          <w:rFonts w:ascii="Times New Roman" w:hAnsi="Times New Roman" w:cs="Times New Roman"/>
+        </w:rPr>
+      </w:pPr>
+      <w:r>
+        <w:rPr>
+          <w:rFonts w:ascii="Times New Roman" w:hAnsi="Times New Roman" w:cs="Times New Roman"/>
           <w:noProof/>
         </w:rPr>
         <mc:AlternateContent>
           <mc:Choice Requires="wps">
             <w:drawing>
-              <wp:anchor distT="0" distB="0" distL="114300" distR="114300" simplePos="0" relativeHeight="251658240" behindDoc="0" locked="0" layoutInCell="1" hidden="0" allowOverlap="1" wp14:anchorId="7CD93ECC" wp14:editId="354B1A56">
+              <wp:anchor distT="0" distB="0" distL="114300" distR="114300" simplePos="0" relativeHeight="251659264" behindDoc="0" locked="0" layoutInCell="1" allowOverlap="1" wp14:anchorId="1FDCFE62" wp14:editId="6BB4D657">
                 <wp:simplePos x="0" y="0"/>
-                <wp:positionH relativeFrom="column">
-                  <wp:posOffset>1</wp:posOffset>
+                <wp:positionH relativeFrom="margin">
+                  <wp:align>right</wp:align>
                 </wp:positionH>
                 <wp:positionV relativeFrom="paragraph">
                   <wp:posOffset>1278792</wp:posOffset>
@@ -124,7 +193,7 @@
                 <wp:extent cx="5950634" cy="442888"/>
                 <wp:effectExtent l="0" t="0" r="12065" b="14605"/>
                 <wp:wrapNone/>
-                <wp:docPr id="1" name="Прямоугольник 1"/>
+                <wp:docPr id="998700607" name="Прямоугольник 1"/>
                 <wp:cNvGraphicFramePr/>
                 <a:graphic xmlns:a="http://schemas.openxmlformats.org/drawingml/2006/main">
                   <a:graphicData uri="http://schemas.microsoft.com/office/word/2010/wordprocessingShape">
@@ -172,90 +241,97 @@
                     </wps:wsp>
                   </a:graphicData>
                 </a:graphic>
+                <wp14:sizeRelH relativeFrom="margin">
+                  <wp14:pctWidth>0</wp14:pctWidth>
+                </wp14:sizeRelH>
+                <wp14:sizeRelV relativeFrom="margin">
+                  <wp14:pctHeight>0</wp14:pctHeight>
+                </wp14:sizeRelV>
               </wp:anchor>
             </w:drawing>
           </mc:Choice>
-          <mc:Fallback xmlns:cr="http://schemas.microsoft.com/office/comments/2020/reactions" xmlns="http://schemas.microsoft.com/office/tasks/2019/documenttasks" xmlns:dgm="http://schemas.openxmlformats.org/drawingml/2006/diagram" xmlns:lc="http://schemas.openxmlformats.org/drawingml/2006/lockedCanvas" xmlns:c="http://schemas.openxmlformats.org/drawingml/2006/chart" xmlns:pic="http://schemas.openxmlformats.org/drawingml/2006/picture" xmlns:a="http://schemas.openxmlformats.org/drawingml/2006/main" xmlns:sl="http://schemas.openxmlformats.org/schemaLibrary/2006/main">
-            <w:drawing>
-              <wp:anchor allowOverlap="1" behindDoc="0" distB="0" distT="0" distL="114300" distR="114300" hidden="0" layoutInCell="1" locked="0" relativeHeight="0" simplePos="0">
-                <wp:simplePos x="0" y="0"/>
-                <wp:positionH relativeFrom="column">
-                  <wp:posOffset>1</wp:posOffset>
-                </wp:positionH>
-                <wp:positionV relativeFrom="paragraph">
-                  <wp:posOffset>1278792</wp:posOffset>
-                </wp:positionV>
-                <wp:extent cx="5962699" cy="457493"/>
-                <wp:effectExtent b="0" l="0" r="0" t="0"/>
-                <wp:wrapNone/>
-                <wp:docPr id="1" name="image1.png"/>
-                <a:graphic>
-                  <a:graphicData uri="http://schemas.openxmlformats.org/drawingml/2006/picture">
-                    <pic:pic>
-                      <pic:nvPicPr>
-                        <pic:cNvPr id="0" name="image1.png"/>
-                        <pic:cNvPicPr preferRelativeResize="0"/>
-                      </pic:nvPicPr>
-                      <pic:blipFill>
-                        <a:blip r:embed="rId6"/>
-                        <a:srcRect b="0" l="0" r="0" t="0"/>
-                        <a:stretch>
-                          <a:fillRect/>
-                        </a:stretch>
-                      </pic:blipFill>
-                      <pic:spPr>
-                        <a:xfrm>
-                          <a:off x="0" y="0"/>
-                          <a:ext cx="5962699" cy="457493"/>
-                        </a:xfrm>
-                        <a:prstGeom prst="rect"/>
-                        <a:ln/>
-                      </pic:spPr>
-                    </pic:pic>
-                  </a:graphicData>
-                </a:graphic>
-              </wp:anchor>
-            </w:drawing>
+          <mc:Fallback>
+            <w:pict>
+              <v:rect w14:anchorId="339F8651" id="Прямоугольник 1" o:spid="_x0000_s1026" style="position:absolute;margin-left:417.35pt;margin-top:100.7pt;width:468.55pt;height:34.85pt;z-index:251659264;visibility:visible;mso-wrap-style:square;mso-width-percent:0;mso-height-percent:0;mso-wrap-distance-left:9pt;mso-wrap-distance-top:0;mso-wrap-distance-right:9pt;mso-wrap-distance-bottom:0;mso-position-horizontal:right;mso-position-horizontal-relative:margin;mso-position-vertical:absolute;mso-position-vertical-relative:text;mso-width-percent:0;mso-height-percent:0;mso-width-relative:margin;mso-height-relative:margin;v-text-anchor:middle" o:gfxdata="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" filled="f" strokecolor="#70ad47 [3209]">
+                <v:stroke joinstyle="round"/>
+                <w10:wrap anchorx="margin"/>
+              </v:rect>
+            </w:pict>
           </mc:Fallback>
         </mc:AlternateContent>
       </w:r>
+      <w:r>
+        <w:rPr>
+          <w:rFonts w:ascii="Times New Roman" w:hAnsi="Times New Roman" w:cs="Times New Roman"/>
+        </w:rPr>
+        <w:t xml:space="preserve">Вложены ли в создание базы существенные финансовые, материальные или организационные затраты (база данных содержит не меньше 10 тыс. самостоятельных информационных элементов)? Если да — возникает </w:t>
+      </w:r>
+      <w:r>
+        <w:rPr>
+          <w:rFonts w:ascii="Times New Roman" w:hAnsi="Times New Roman" w:cs="Times New Roman"/>
+          <w:b/>
+          <w:bCs/>
+        </w:rPr>
+        <w:t>исключительное право изготовителя базы данных</w:t>
+      </w:r>
+      <w:r>
+        <w:rPr>
+          <w:rFonts w:ascii="Times New Roman" w:hAnsi="Times New Roman" w:cs="Times New Roman"/>
+        </w:rPr>
+        <w:t xml:space="preserve"> (</w:t>
+      </w:r>
+      <w:hyperlink r:id="rId6" w:history="1">
+        <w:r>
+          <w:rPr>
+            <w:rStyle w:val="ad"/>
+            <w:rFonts w:ascii="Times New Roman" w:hAnsi="Times New Roman" w:cs="Times New Roman"/>
+          </w:rPr>
+          <w:t>ст. 1334 ГК РФ</w:t>
+        </w:r>
+      </w:hyperlink>
+      <w:r>
+        <w:rPr>
+          <w:rFonts w:ascii="Times New Roman" w:hAnsi="Times New Roman" w:cs="Times New Roman"/>
+        </w:rPr>
+        <w:t>), которое защищает содержимое от несанкционированного извлечения и повторного использования.</w:t>
+      </w:r>
     </w:p>
     <w:p>
       <w:pPr>
         <w:rPr>
-          <w:rFonts w:ascii="Times New Roman" w:eastAsia="Times New Roman" w:hAnsi="Times New Roman" w:cs="Times New Roman"/>
-        </w:rPr>
-      </w:pPr>
-      <w:r>
-        <w:rPr>
-          <w:rFonts w:ascii="Times New Roman" w:eastAsia="Times New Roman" w:hAnsi="Times New Roman" w:cs="Times New Roman"/>
+          <w:rFonts w:ascii="Times New Roman" w:hAnsi="Times New Roman" w:cs="Times New Roman"/>
+        </w:rPr>
+      </w:pPr>
+      <w:proofErr w:type="gramStart"/>
+      <w:r>
+        <w:rPr>
+          <w:rFonts w:ascii="Times New Roman" w:hAnsi="Times New Roman" w:cs="Times New Roman"/>
           <w:b/>
           <w:bCs/>
         </w:rPr>
-        <w:t>!Важно:</w:t>
-      </w:r>
-      <w:r>
-        <w:rPr>
-          <w:rFonts w:ascii="Times New Roman" w:eastAsia="Times New Roman" w:hAnsi="Times New Roman" w:cs="Times New Roman"/>
+        <w:t>!Важно</w:t>
+      </w:r>
+      <w:proofErr w:type="gramEnd"/>
+      <w:r>
+        <w:rPr>
+          <w:rFonts w:ascii="Times New Roman" w:hAnsi="Times New Roman" w:cs="Times New Roman"/>
+          <w:b/>
+          <w:bCs/>
+        </w:rPr>
+        <w:t>:</w:t>
+      </w:r>
+      <w:r>
+        <w:rPr>
+          <w:rFonts w:ascii="Times New Roman" w:hAnsi="Times New Roman" w:cs="Times New Roman"/>
         </w:rPr>
         <w:t xml:space="preserve"> одна и та же база может охраняться одновременно и как составное произведение, и как объект смежных прав. Эти режимы действуют независимо друг от друга</w:t>
       </w:r>
     </w:p>
     <w:tbl>
       <w:tblPr>
-        <w:tblStyle w:val="a5"/>
-        <w:tblW w:w="9345" w:type="dxa"/>
-        <w:tblInd w:w="0" w:type="dxa"/>
-        <w:tblBorders>
-          <w:top w:val="single" w:sz="4" w:space="0" w:color="000000"/>
-          <w:left w:val="single" w:sz="4" w:space="0" w:color="000000"/>
-          <w:bottom w:val="single" w:sz="4" w:space="0" w:color="000000"/>
-          <w:right w:val="single" w:sz="4" w:space="0" w:color="000000"/>
-          <w:insideH w:val="single" w:sz="4" w:space="0" w:color="000000"/>
-          <w:insideV w:val="single" w:sz="4" w:space="0" w:color="000000"/>
-        </w:tblBorders>
-        <w:tblLayout w:type="fixed"/>
-        <w:tblLook w:val="0400" w:firstRow="0" w:lastRow="0" w:firstColumn="0" w:lastColumn="0" w:noHBand="0" w:noVBand="1"/>
+        <w:tblStyle w:val="ac"/>
+        <w:tblW w:w="0" w:type="auto"/>
+        <w:tblLook w:val="04A0" w:firstRow="1" w:lastRow="0" w:firstColumn="1" w:lastColumn="0" w:noHBand="0" w:noVBand="1"/>
       </w:tblPr>
       <w:tblGrid>
         <w:gridCol w:w="3115"/>
@@ -266,12 +342,12 @@
         <w:tc>
           <w:tcPr>
             <w:tcW w:w="3115" w:type="dxa"/>
-            <w:shd w:val="clear" w:color="auto" w:fill="C5E0B3"/>
+            <w:shd w:val="clear" w:color="auto" w:fill="C5E0B3" w:themeFill="accent6" w:themeFillTint="66"/>
           </w:tcPr>
           <w:p>
             <w:pPr>
               <w:rPr>
-                <w:rFonts w:ascii="Times New Roman" w:eastAsia="Times New Roman" w:hAnsi="Times New Roman" w:cs="Times New Roman"/>
+                <w:rFonts w:ascii="Times New Roman" w:hAnsi="Times New Roman" w:cs="Times New Roman"/>
               </w:rPr>
             </w:pPr>
           </w:p>
@@ -279,17 +355,17 @@
         <w:tc>
           <w:tcPr>
             <w:tcW w:w="3115" w:type="dxa"/>
-            <w:shd w:val="clear" w:color="auto" w:fill="C5E0B3"/>
+            <w:shd w:val="clear" w:color="auto" w:fill="C5E0B3" w:themeFill="accent6" w:themeFillTint="66"/>
           </w:tcPr>
           <w:p>
             <w:pPr>
               <w:rPr>
-                <w:rFonts w:ascii="Times New Roman" w:eastAsia="Times New Roman" w:hAnsi="Times New Roman" w:cs="Times New Roman"/>
+                <w:rFonts w:ascii="Times New Roman" w:hAnsi="Times New Roman" w:cs="Times New Roman"/>
               </w:rPr>
             </w:pPr>
             <w:r>
               <w:rPr>
-                <w:rFonts w:ascii="Times New Roman" w:eastAsia="Times New Roman" w:hAnsi="Times New Roman" w:cs="Times New Roman"/>
+                <w:rFonts w:ascii="Times New Roman" w:hAnsi="Times New Roman" w:cs="Times New Roman"/>
               </w:rPr>
               <w:t>Авторское право (составное произведение)</w:t>
             </w:r>
@@ -298,17 +374,17 @@
         <w:tc>
           <w:tcPr>
             <w:tcW w:w="3115" w:type="dxa"/>
-            <w:shd w:val="clear" w:color="auto" w:fill="C5E0B3"/>
+            <w:shd w:val="clear" w:color="auto" w:fill="C5E0B3" w:themeFill="accent6" w:themeFillTint="66"/>
           </w:tcPr>
           <w:p>
             <w:pPr>
               <w:rPr>
-                <w:rFonts w:ascii="Times New Roman" w:eastAsia="Times New Roman" w:hAnsi="Times New Roman" w:cs="Times New Roman"/>
+                <w:rFonts w:ascii="Times New Roman" w:hAnsi="Times New Roman" w:cs="Times New Roman"/>
               </w:rPr>
             </w:pPr>
             <w:r>
               <w:rPr>
-                <w:rFonts w:ascii="Times New Roman" w:eastAsia="Times New Roman" w:hAnsi="Times New Roman" w:cs="Times New Roman"/>
+                <w:rFonts w:ascii="Times New Roman" w:hAnsi="Times New Roman" w:cs="Times New Roman"/>
               </w:rPr>
               <w:t>Исключительное право изготовителя</w:t>
             </w:r>
@@ -323,14 +399,14 @@
           <w:p>
             <w:pPr>
               <w:rPr>
-                <w:rFonts w:ascii="Times New Roman" w:eastAsia="Times New Roman" w:hAnsi="Times New Roman" w:cs="Times New Roman"/>
+                <w:rFonts w:ascii="Times New Roman" w:hAnsi="Times New Roman" w:cs="Times New Roman"/>
                 <w:b/>
                 <w:bCs/>
               </w:rPr>
             </w:pPr>
             <w:r>
               <w:rPr>
-                <w:rFonts w:ascii="Times New Roman" w:eastAsia="Times New Roman" w:hAnsi="Times New Roman" w:cs="Times New Roman"/>
+                <w:rFonts w:ascii="Times New Roman" w:hAnsi="Times New Roman" w:cs="Times New Roman"/>
                 <w:b/>
                 <w:bCs/>
               </w:rPr>
@@ -345,12 +421,12 @@
           <w:p>
             <w:pPr>
               <w:rPr>
-                <w:rFonts w:ascii="Times New Roman" w:eastAsia="Times New Roman" w:hAnsi="Times New Roman" w:cs="Times New Roman"/>
+                <w:rFonts w:ascii="Times New Roman" w:hAnsi="Times New Roman" w:cs="Times New Roman"/>
               </w:rPr>
             </w:pPr>
             <w:r>
               <w:rPr>
-                <w:rFonts w:ascii="Times New Roman" w:eastAsia="Times New Roman" w:hAnsi="Times New Roman" w:cs="Times New Roman"/>
+                <w:rFonts w:ascii="Times New Roman" w:hAnsi="Times New Roman" w:cs="Times New Roman"/>
               </w:rPr>
               <w:t>Творческий подбор или расположение материалов</w:t>
             </w:r>
@@ -363,12 +439,12 @@
           <w:p>
             <w:pPr>
               <w:rPr>
-                <w:rFonts w:ascii="Times New Roman" w:eastAsia="Times New Roman" w:hAnsi="Times New Roman" w:cs="Times New Roman"/>
+                <w:rFonts w:ascii="Times New Roman" w:hAnsi="Times New Roman" w:cs="Times New Roman"/>
               </w:rPr>
             </w:pPr>
             <w:r>
               <w:rPr>
-                <w:rFonts w:ascii="Times New Roman" w:eastAsia="Times New Roman" w:hAnsi="Times New Roman" w:cs="Times New Roman"/>
+                <w:rFonts w:ascii="Times New Roman" w:hAnsi="Times New Roman" w:cs="Times New Roman"/>
               </w:rPr>
               <w:t>Само содержимое базы (затраты на ее создание)</w:t>
             </w:r>
@@ -383,14 +459,14 @@
           <w:p>
             <w:pPr>
               <w:rPr>
-                <w:rFonts w:ascii="Times New Roman" w:eastAsia="Times New Roman" w:hAnsi="Times New Roman" w:cs="Times New Roman"/>
+                <w:rFonts w:ascii="Times New Roman" w:hAnsi="Times New Roman" w:cs="Times New Roman"/>
                 <w:b/>
                 <w:bCs/>
               </w:rPr>
             </w:pPr>
             <w:r>
               <w:rPr>
-                <w:rFonts w:ascii="Times New Roman" w:eastAsia="Times New Roman" w:hAnsi="Times New Roman" w:cs="Times New Roman"/>
+                <w:rFonts w:ascii="Times New Roman" w:hAnsi="Times New Roman" w:cs="Times New Roman"/>
                 <w:b/>
                 <w:bCs/>
               </w:rPr>
@@ -405,12 +481,12 @@
           <w:p>
             <w:pPr>
               <w:rPr>
-                <w:rFonts w:ascii="Times New Roman" w:eastAsia="Times New Roman" w:hAnsi="Times New Roman" w:cs="Times New Roman"/>
+                <w:rFonts w:ascii="Times New Roman" w:hAnsi="Times New Roman" w:cs="Times New Roman"/>
               </w:rPr>
             </w:pPr>
             <w:r>
               <w:rPr>
-                <w:rFonts w:ascii="Times New Roman" w:eastAsia="Times New Roman" w:hAnsi="Times New Roman" w:cs="Times New Roman"/>
+                <w:rFonts w:ascii="Times New Roman" w:hAnsi="Times New Roman" w:cs="Times New Roman"/>
               </w:rPr>
               <w:t>Оригинальность структуры</w:t>
             </w:r>
@@ -423,18 +499,24 @@
           <w:p>
             <w:pPr>
               <w:rPr>
-                <w:rFonts w:ascii="Times New Roman" w:eastAsia="Times New Roman" w:hAnsi="Times New Roman" w:cs="Times New Roman"/>
+                <w:rFonts w:ascii="Times New Roman" w:hAnsi="Times New Roman" w:cs="Times New Roman"/>
               </w:rPr>
             </w:pPr>
             <w:r>
               <w:rPr>
-                <w:rFonts w:ascii="Times New Roman" w:eastAsia="Times New Roman" w:hAnsi="Times New Roman" w:cs="Times New Roman"/>
-              </w:rPr>
-              <w:t>Существенные затраты (презумпция (</w:t>
+                <w:rFonts w:ascii="Times New Roman" w:hAnsi="Times New Roman" w:cs="Times New Roman"/>
+              </w:rPr>
+              <w:t>Существенные затраты (</w:t>
             </w:r>
             <w:r>
               <w:rPr>
-                <w:rFonts w:ascii="Times New Roman" w:eastAsia="Times New Roman" w:hAnsi="Times New Roman" w:cs="Times New Roman"/>
+                <w:rFonts w:ascii="Times New Roman" w:hAnsi="Times New Roman" w:cs="Times New Roman"/>
+              </w:rPr>
+              <w:t>презумпция (</w:t>
+            </w:r>
+            <w:r>
+              <w:rPr>
+                <w:rFonts w:ascii="Times New Roman" w:hAnsi="Times New Roman" w:cs="Times New Roman"/>
                 <w:i/>
                 <w:iCs/>
                 <w:color w:val="EE0000"/>
@@ -443,14 +525,14 @@
             </w:r>
             <w:r>
               <w:rPr>
-                <w:rFonts w:ascii="Times New Roman" w:eastAsia="Times New Roman" w:hAnsi="Times New Roman" w:cs="Times New Roman"/>
+                <w:rFonts w:ascii="Times New Roman" w:hAnsi="Times New Roman" w:cs="Times New Roman"/>
                 <w:color w:val="EE0000"/>
               </w:rPr>
               <w:t xml:space="preserve">: </w:t>
             </w:r>
             <w:r>
               <w:rPr>
-                <w:rFonts w:ascii="Times New Roman" w:eastAsia="Times New Roman" w:hAnsi="Times New Roman" w:cs="Times New Roman"/>
+                <w:rFonts w:ascii="Times New Roman" w:hAnsi="Times New Roman" w:cs="Times New Roman"/>
                 <w:i/>
                 <w:iCs/>
                 <w:color w:val="EE0000"/>
@@ -460,9 +542,15 @@
             </w:r>
             <w:r>
               <w:rPr>
-                <w:rFonts w:ascii="Times New Roman" w:eastAsia="Times New Roman" w:hAnsi="Times New Roman" w:cs="Times New Roman"/>
-              </w:rPr>
-              <w:t>) при наличии не менее 10 тыс. информационных элементов)</w:t>
+                <w:rFonts w:ascii="Times New Roman" w:hAnsi="Times New Roman" w:cs="Times New Roman"/>
+              </w:rPr>
+              <w:t>) при наличии не менее 10 тыс. информационных элементов</w:t>
+            </w:r>
+            <w:r>
+              <w:rPr>
+                <w:rFonts w:ascii="Times New Roman" w:hAnsi="Times New Roman" w:cs="Times New Roman"/>
+              </w:rPr>
+              <w:t>)</w:t>
             </w:r>
           </w:p>
         </w:tc>
@@ -475,14 +563,14 @@
           <w:p>
             <w:pPr>
               <w:rPr>
-                <w:rFonts w:ascii="Times New Roman" w:eastAsia="Times New Roman" w:hAnsi="Times New Roman" w:cs="Times New Roman"/>
+                <w:rFonts w:ascii="Times New Roman" w:hAnsi="Times New Roman" w:cs="Times New Roman"/>
                 <w:b/>
                 <w:bCs/>
               </w:rPr>
             </w:pPr>
             <w:r>
               <w:rPr>
-                <w:rFonts w:ascii="Times New Roman" w:eastAsia="Times New Roman" w:hAnsi="Times New Roman" w:cs="Times New Roman"/>
+                <w:rFonts w:ascii="Times New Roman" w:hAnsi="Times New Roman" w:cs="Times New Roman"/>
                 <w:b/>
                 <w:bCs/>
               </w:rPr>
@@ -497,14 +585,36 @@
           <w:p>
             <w:pPr>
               <w:rPr>
-                <w:rFonts w:ascii="Times New Roman" w:eastAsia="Times New Roman" w:hAnsi="Times New Roman" w:cs="Times New Roman"/>
+                <w:rFonts w:ascii="Times New Roman" w:hAnsi="Times New Roman" w:cs="Times New Roman"/>
               </w:rPr>
             </w:pPr>
             <w:r>
               <w:rPr>
-                <w:rFonts w:ascii="Times New Roman" w:eastAsia="Times New Roman" w:hAnsi="Times New Roman" w:cs="Times New Roman"/>
-              </w:rPr>
-              <w:t>В течение всей жизни автора и 70 лет после его смерти (1281 ГК РФ)</w:t>
+                <w:rFonts w:ascii="Times New Roman" w:hAnsi="Times New Roman" w:cs="Times New Roman"/>
+              </w:rPr>
+              <w:t>В течение всей жизни автора и 70 лет после его смерти (</w:t>
+            </w:r>
+            <w:hyperlink r:id="rId7" w:history="1">
+              <w:r>
+                <w:rPr>
+                  <w:rStyle w:val="ad"/>
+                  <w:rFonts w:ascii="Times New Roman" w:hAnsi="Times New Roman" w:cs="Times New Roman"/>
+                </w:rPr>
+                <w:t xml:space="preserve">ст. </w:t>
+              </w:r>
+              <w:r>
+                <w:rPr>
+                  <w:rStyle w:val="ad"/>
+                  <w:rFonts w:ascii="Times New Roman" w:hAnsi="Times New Roman" w:cs="Times New Roman"/>
+                </w:rPr>
+                <w:t>1281 ГК РФ</w:t>
+              </w:r>
+            </w:hyperlink>
+            <w:r>
+              <w:rPr>
+                <w:rFonts w:ascii="Times New Roman" w:hAnsi="Times New Roman" w:cs="Times New Roman"/>
+              </w:rPr>
+              <w:t>)</w:t>
             </w:r>
           </w:p>
         </w:tc>
@@ -515,14 +625,36 @@
           <w:p>
             <w:pPr>
               <w:rPr>
-                <w:rFonts w:ascii="Times New Roman" w:eastAsia="Times New Roman" w:hAnsi="Times New Roman" w:cs="Times New Roman"/>
+                <w:rFonts w:ascii="Times New Roman" w:hAnsi="Times New Roman" w:cs="Times New Roman"/>
               </w:rPr>
             </w:pPr>
             <w:r>
               <w:rPr>
-                <w:rFonts w:ascii="Times New Roman" w:eastAsia="Times New Roman" w:hAnsi="Times New Roman" w:cs="Times New Roman"/>
-              </w:rPr>
-              <w:t>15 лет с момента создания (1335 ГК РФ)</w:t>
+                <w:rFonts w:ascii="Times New Roman" w:hAnsi="Times New Roman" w:cs="Times New Roman"/>
+              </w:rPr>
+              <w:t>15 лет с момента создания (</w:t>
+            </w:r>
+            <w:hyperlink r:id="rId8" w:history="1">
+              <w:r>
+                <w:rPr>
+                  <w:rStyle w:val="ad"/>
+                  <w:rFonts w:ascii="Times New Roman" w:hAnsi="Times New Roman" w:cs="Times New Roman"/>
+                </w:rPr>
+                <w:t xml:space="preserve">ст. </w:t>
+              </w:r>
+              <w:r>
+                <w:rPr>
+                  <w:rStyle w:val="ad"/>
+                  <w:rFonts w:ascii="Times New Roman" w:hAnsi="Times New Roman" w:cs="Times New Roman"/>
+                </w:rPr>
+                <w:t>1335 ГК РФ</w:t>
+              </w:r>
+            </w:hyperlink>
+            <w:r>
+              <w:rPr>
+                <w:rFonts w:ascii="Times New Roman" w:hAnsi="Times New Roman" w:cs="Times New Roman"/>
+              </w:rPr>
+              <w:t>)</w:t>
             </w:r>
           </w:p>
         </w:tc>
@@ -535,14 +667,14 @@
           <w:p>
             <w:pPr>
               <w:rPr>
-                <w:rFonts w:ascii="Times New Roman" w:eastAsia="Times New Roman" w:hAnsi="Times New Roman" w:cs="Times New Roman"/>
+                <w:rFonts w:ascii="Times New Roman" w:hAnsi="Times New Roman" w:cs="Times New Roman"/>
                 <w:b/>
                 <w:bCs/>
               </w:rPr>
             </w:pPr>
             <w:r>
               <w:rPr>
-                <w:rFonts w:ascii="Times New Roman" w:eastAsia="Times New Roman" w:hAnsi="Times New Roman" w:cs="Times New Roman"/>
+                <w:rFonts w:ascii="Times New Roman" w:hAnsi="Times New Roman" w:cs="Times New Roman"/>
                 <w:b/>
                 <w:bCs/>
               </w:rPr>
@@ -557,14 +689,36 @@
           <w:p>
             <w:pPr>
               <w:rPr>
-                <w:rFonts w:ascii="Times New Roman" w:eastAsia="Times New Roman" w:hAnsi="Times New Roman" w:cs="Times New Roman"/>
+                <w:rFonts w:ascii="Times New Roman" w:hAnsi="Times New Roman" w:cs="Times New Roman"/>
               </w:rPr>
             </w:pPr>
             <w:r>
               <w:rPr>
-                <w:rFonts w:ascii="Times New Roman" w:eastAsia="Times New Roman" w:hAnsi="Times New Roman" w:cs="Times New Roman"/>
-              </w:rPr>
-              <w:t>Добровольная (1262 ГК РФ)</w:t>
+                <w:rFonts w:ascii="Times New Roman" w:hAnsi="Times New Roman" w:cs="Times New Roman"/>
+              </w:rPr>
+              <w:t>Добровольная (</w:t>
+            </w:r>
+            <w:hyperlink r:id="rId9" w:history="1">
+              <w:r>
+                <w:rPr>
+                  <w:rStyle w:val="ad"/>
+                  <w:rFonts w:ascii="Times New Roman" w:hAnsi="Times New Roman" w:cs="Times New Roman"/>
+                </w:rPr>
+                <w:t xml:space="preserve">ст. </w:t>
+              </w:r>
+              <w:r>
+                <w:rPr>
+                  <w:rStyle w:val="ad"/>
+                  <w:rFonts w:ascii="Times New Roman" w:hAnsi="Times New Roman" w:cs="Times New Roman"/>
+                </w:rPr>
+                <w:t>1262 ГК РФ</w:t>
+              </w:r>
+            </w:hyperlink>
+            <w:r>
+              <w:rPr>
+                <w:rFonts w:ascii="Times New Roman" w:hAnsi="Times New Roman" w:cs="Times New Roman"/>
+              </w:rPr>
+              <w:t>)</w:t>
             </w:r>
           </w:p>
         </w:tc>
@@ -575,14 +729,36 @@
           <w:p>
             <w:pPr>
               <w:rPr>
-                <w:rFonts w:ascii="Times New Roman" w:eastAsia="Times New Roman" w:hAnsi="Times New Roman" w:cs="Times New Roman"/>
+                <w:rFonts w:ascii="Times New Roman" w:hAnsi="Times New Roman" w:cs="Times New Roman"/>
               </w:rPr>
             </w:pPr>
             <w:r>
               <w:rPr>
-                <w:rFonts w:ascii="Times New Roman" w:eastAsia="Times New Roman" w:hAnsi="Times New Roman" w:cs="Times New Roman"/>
-              </w:rPr>
-              <w:t>Добровольная (1334 ГК РФ)</w:t>
+                <w:rFonts w:ascii="Times New Roman" w:hAnsi="Times New Roman" w:cs="Times New Roman"/>
+              </w:rPr>
+              <w:t>Добровольная (</w:t>
+            </w:r>
+            <w:hyperlink r:id="rId10" w:history="1">
+              <w:r>
+                <w:rPr>
+                  <w:rStyle w:val="ad"/>
+                  <w:rFonts w:ascii="Times New Roman" w:hAnsi="Times New Roman" w:cs="Times New Roman"/>
+                </w:rPr>
+                <w:t xml:space="preserve">ст. </w:t>
+              </w:r>
+              <w:r>
+                <w:rPr>
+                  <w:rStyle w:val="ad"/>
+                  <w:rFonts w:ascii="Times New Roman" w:hAnsi="Times New Roman" w:cs="Times New Roman"/>
+                </w:rPr>
+                <w:t>1334 ГК РФ</w:t>
+              </w:r>
+            </w:hyperlink>
+            <w:r>
+              <w:rPr>
+                <w:rFonts w:ascii="Times New Roman" w:hAnsi="Times New Roman" w:cs="Times New Roman"/>
+              </w:rPr>
+              <w:t>)</w:t>
             </w:r>
           </w:p>
         </w:tc>
@@ -591,7 +767,7 @@
     <w:p>
       <w:pPr>
         <w:rPr>
-          <w:rFonts w:ascii="Times New Roman" w:eastAsia="Times New Roman" w:hAnsi="Times New Roman" w:cs="Times New Roman"/>
+          <w:rFonts w:ascii="Times New Roman" w:hAnsi="Times New Roman" w:cs="Times New Roman"/>
         </w:rPr>
       </w:pPr>
     </w:p>
@@ -600,180 +776,734 @@
         <w:pStyle w:val="1"/>
       </w:pPr>
       <w:r>
-        <w:t>Шаг 2. Особые случаи фиксирования права на базу данных за компанией</w:t>
+        <w:t>Шаг 2. Зафиксируйте права на базу данных за компанией</w:t>
       </w:r>
     </w:p>
     <w:p>
       <w:pPr>
         <w:rPr>
-          <w:rFonts w:ascii="Times New Roman" w:eastAsia="Times New Roman" w:hAnsi="Times New Roman" w:cs="Times New Roman"/>
-        </w:rPr>
-      </w:pPr>
-      <w:r>
-        <w:rPr>
-          <w:rFonts w:ascii="Times New Roman" w:eastAsia="Times New Roman" w:hAnsi="Times New Roman" w:cs="Times New Roman"/>
-        </w:rPr>
-        <w:t>Сложности могут возникнуть, если:</w:t>
+          <w:rFonts w:ascii="Times New Roman" w:hAnsi="Times New Roman" w:cs="Times New Roman"/>
+        </w:rPr>
+      </w:pPr>
+      <w:r>
+        <w:rPr>
+          <w:rFonts w:ascii="Times New Roman" w:hAnsi="Times New Roman" w:cs="Times New Roman"/>
+          <w:b/>
+          <w:bCs/>
+        </w:rPr>
+        <w:t>2.1. Если базу создавали штатные сотрудники</w:t>
       </w:r>
     </w:p>
     <w:p>
       <w:pPr>
+        <w:rPr>
+          <w:rFonts w:ascii="Times New Roman" w:hAnsi="Times New Roman" w:cs="Times New Roman"/>
+        </w:rPr>
+      </w:pPr>
+      <w:r>
+        <w:rPr>
+          <w:rFonts w:ascii="Times New Roman" w:hAnsi="Times New Roman" w:cs="Times New Roman"/>
+        </w:rPr>
+        <w:t>Исключительное право на служебное произведение (базу данных, созданную в пределах трудовых обязанностей) принадлежит работодателю по умолчанию (</w:t>
+      </w:r>
+      <w:hyperlink r:id="rId11" w:history="1">
+        <w:r>
+          <w:rPr>
+            <w:rStyle w:val="ad"/>
+            <w:rFonts w:ascii="Times New Roman" w:hAnsi="Times New Roman" w:cs="Times New Roman"/>
+          </w:rPr>
+          <w:t>ст. 1</w:t>
+        </w:r>
+        <w:r>
+          <w:rPr>
+            <w:rStyle w:val="ad"/>
+            <w:rFonts w:ascii="Times New Roman" w:hAnsi="Times New Roman" w:cs="Times New Roman"/>
+          </w:rPr>
+          <w:t>2</w:t>
+        </w:r>
+        <w:r>
+          <w:rPr>
+            <w:rStyle w:val="ad"/>
+            <w:rFonts w:ascii="Times New Roman" w:hAnsi="Times New Roman" w:cs="Times New Roman"/>
+          </w:rPr>
+          <w:t>95 ГК РФ</w:t>
+        </w:r>
+      </w:hyperlink>
+      <w:r>
+        <w:rPr>
+          <w:rFonts w:ascii="Times New Roman" w:hAnsi="Times New Roman" w:cs="Times New Roman"/>
+        </w:rPr>
+        <w:t>). Убедитесь, что:</w:t>
+      </w:r>
+    </w:p>
+    <w:p>
+      <w:pPr>
         <w:numPr>
           <w:ilvl w:val="0"/>
-          <w:numId w:val="9"/>
+          <w:numId w:val="3"/>
         </w:numPr>
-        <w:spacing w:after="0"/>
-        <w:rPr>
-          <w:rFonts w:ascii="Times New Roman" w:eastAsia="Times New Roman" w:hAnsi="Times New Roman" w:cs="Times New Roman"/>
-        </w:rPr>
-      </w:pPr>
-      <w:r>
-        <w:rPr>
-          <w:rFonts w:ascii="Times New Roman" w:eastAsia="Times New Roman" w:hAnsi="Times New Roman" w:cs="Times New Roman"/>
-        </w:rPr>
-        <w:t>Если базу создавали штатные сотрудники</w:t>
+        <w:rPr>
+          <w:rFonts w:ascii="Times New Roman" w:hAnsi="Times New Roman" w:cs="Times New Roman"/>
+        </w:rPr>
+      </w:pPr>
+      <w:r>
+        <w:rPr>
+          <w:rFonts w:ascii="Times New Roman" w:hAnsi="Times New Roman" w:cs="Times New Roman"/>
+        </w:rPr>
+        <w:t>В трудовых договорах разработчиков есть пункт о создании служебных произведений.</w:t>
       </w:r>
     </w:p>
     <w:p>
       <w:pPr>
         <w:numPr>
           <w:ilvl w:val="0"/>
-          <w:numId w:val="9"/>
+          <w:numId w:val="3"/>
         </w:numPr>
-        <w:spacing w:after="0"/>
-        <w:rPr>
-          <w:rFonts w:ascii="Times New Roman" w:eastAsia="Times New Roman" w:hAnsi="Times New Roman" w:cs="Times New Roman"/>
-        </w:rPr>
-      </w:pPr>
-      <w:r>
-        <w:rPr>
-          <w:rFonts w:ascii="Times New Roman" w:eastAsia="Times New Roman" w:hAnsi="Times New Roman" w:cs="Times New Roman"/>
-        </w:rPr>
-        <w:t>Если базу создавали сторонние организации или фрилансеры</w:t>
+        <w:rPr>
+          <w:rFonts w:ascii="Times New Roman" w:hAnsi="Times New Roman" w:cs="Times New Roman"/>
+        </w:rPr>
+      </w:pPr>
+      <w:r>
+        <w:rPr>
+          <w:rFonts w:ascii="Times New Roman" w:hAnsi="Times New Roman" w:cs="Times New Roman"/>
+          <w:noProof/>
+        </w:rPr>
+        <w:lastRenderedPageBreak/>
+        <mc:AlternateContent>
+          <mc:Choice Requires="wps">
+            <w:drawing>
+              <wp:anchor distT="0" distB="0" distL="114300" distR="114300" simplePos="0" relativeHeight="251661312" behindDoc="0" locked="0" layoutInCell="1" allowOverlap="1" wp14:anchorId="2F6154BF" wp14:editId="26DB3D66">
+                <wp:simplePos x="0" y="0"/>
+                <wp:positionH relativeFrom="column">
+                  <wp:posOffset>-60227</wp:posOffset>
+                </wp:positionH>
+                <wp:positionV relativeFrom="paragraph">
+                  <wp:posOffset>250581</wp:posOffset>
+                </wp:positionV>
+                <wp:extent cx="6049107" cy="738554"/>
+                <wp:effectExtent l="0" t="0" r="27940" b="23495"/>
+                <wp:wrapNone/>
+                <wp:docPr id="877164410" name="Прямоугольник 3"/>
+                <wp:cNvGraphicFramePr/>
+                <a:graphic xmlns:a="http://schemas.openxmlformats.org/drawingml/2006/main">
+                  <a:graphicData uri="http://schemas.microsoft.com/office/word/2010/wordprocessingShape">
+                    <wps:wsp>
+                      <wps:cNvSpPr/>
+                      <wps:spPr>
+                        <a:xfrm>
+                          <a:off x="0" y="0"/>
+                          <a:ext cx="6049107" cy="738554"/>
+                        </a:xfrm>
+                        <a:prstGeom prst="rect">
+                          <a:avLst/>
+                        </a:prstGeom>
+                        <a:noFill/>
+                        <a:ln w="9525" cap="flat" cmpd="sng" algn="ctr">
+                          <a:solidFill>
+                            <a:schemeClr val="accent6"/>
+                          </a:solidFill>
+                          <a:prstDash val="solid"/>
+                          <a:round/>
+                          <a:headEnd type="none" w="med" len="med"/>
+                          <a:tailEnd type="none" w="med" len="med"/>
+                        </a:ln>
+                      </wps:spPr>
+                      <wps:style>
+                        <a:lnRef idx="0">
+                          <a:scrgbClr r="0" g="0" b="0"/>
+                        </a:lnRef>
+                        <a:fillRef idx="0">
+                          <a:scrgbClr r="0" g="0" b="0"/>
+                        </a:fillRef>
+                        <a:effectRef idx="0">
+                          <a:scrgbClr r="0" g="0" b="0"/>
+                        </a:effectRef>
+                        <a:fontRef idx="minor">
+                          <a:schemeClr val="accent6"/>
+                        </a:fontRef>
+                      </wps:style>
+                      <wps:bodyPr rot="0" spcFirstLastPara="0" vertOverflow="overflow" horzOverflow="overflow" vert="horz" wrap="square" lIns="91440" tIns="45720" rIns="91440" bIns="45720" numCol="1" spcCol="0" rtlCol="0" fromWordArt="0" anchor="ctr" anchorCtr="0" forceAA="0" compatLnSpc="1">
+                        <a:prstTxWarp prst="textNoShape">
+                          <a:avLst/>
+                        </a:prstTxWarp>
+                        <a:noAutofit/>
+                      </wps:bodyPr>
+                    </wps:wsp>
+                  </a:graphicData>
+                </a:graphic>
+              </wp:anchor>
+            </w:drawing>
+          </mc:Choice>
+          <mc:Fallback>
+            <w:pict>
+              <v:rect w14:anchorId="5A5930E7" id="Прямоугольник 3" o:spid="_x0000_s1026" style="position:absolute;margin-left:-4.75pt;margin-top:19.75pt;width:476.3pt;height:58.15pt;z-index:251661312;visibility:visible;mso-wrap-style:square;mso-wrap-distance-left:9pt;mso-wrap-distance-top:0;mso-wrap-distance-right:9pt;mso-wrap-distance-bottom:0;mso-position-horizontal:absolute;mso-position-horizontal-relative:text;mso-position-vertical:absolute;mso-position-vertical-relative:text;v-text-anchor:middle" o:gfxdata="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" filled="f" strokecolor="#70ad47 [3209]">
+                <v:stroke joinstyle="round"/>
+              </v:rect>
+            </w:pict>
+          </mc:Fallback>
+        </mc:AlternateContent>
+      </w:r>
+      <w:r>
+        <w:rPr>
+          <w:rFonts w:ascii="Times New Roman" w:hAnsi="Times New Roman" w:cs="Times New Roman"/>
+        </w:rPr>
+        <w:t>Подписаны акты приема-передачи результатов работ.</w:t>
       </w:r>
     </w:p>
     <w:p>
       <w:pPr>
+        <w:rPr>
+          <w:rFonts w:ascii="Times New Roman" w:hAnsi="Times New Roman" w:cs="Times New Roman"/>
+        </w:rPr>
+      </w:pPr>
+      <w:proofErr w:type="gramStart"/>
+      <w:r>
+        <w:rPr>
+          <w:rFonts w:ascii="Times New Roman" w:hAnsi="Times New Roman" w:cs="Times New Roman"/>
+          <w:b/>
+          <w:bCs/>
+        </w:rPr>
+        <w:t>!Важно</w:t>
+      </w:r>
+      <w:proofErr w:type="gramEnd"/>
+      <w:r>
+        <w:rPr>
+          <w:rFonts w:ascii="Times New Roman" w:hAnsi="Times New Roman" w:cs="Times New Roman"/>
+          <w:b/>
+          <w:bCs/>
+        </w:rPr>
+        <w:t>:</w:t>
+      </w:r>
+      <w:r>
+        <w:rPr>
+          <w:rFonts w:ascii="Times New Roman" w:hAnsi="Times New Roman" w:cs="Times New Roman"/>
+        </w:rPr>
+        <w:t xml:space="preserve"> если вы не начнете использовать</w:t>
+      </w:r>
+      <w:r>
+        <w:rPr>
+          <w:rFonts w:ascii="Times New Roman" w:hAnsi="Times New Roman" w:cs="Times New Roman"/>
+        </w:rPr>
+        <w:t>,</w:t>
+      </w:r>
+      <w:r>
+        <w:rPr>
+          <w:rFonts w:ascii="Times New Roman" w:hAnsi="Times New Roman" w:cs="Times New Roman"/>
+        </w:rPr>
+        <w:t xml:space="preserve"> </w:t>
+      </w:r>
+      <w:r>
+        <w:rPr>
+          <w:rFonts w:ascii="Times New Roman" w:hAnsi="Times New Roman" w:cs="Times New Roman"/>
+        </w:rPr>
+        <w:t xml:space="preserve">передавать права на такое произведение другим лицам или не сообщите </w:t>
+      </w:r>
+      <w:proofErr w:type="gramStart"/>
+      <w:r>
+        <w:rPr>
+          <w:rFonts w:ascii="Times New Roman" w:hAnsi="Times New Roman" w:cs="Times New Roman"/>
+        </w:rPr>
+        <w:t>о автору</w:t>
+      </w:r>
+      <w:proofErr w:type="gramEnd"/>
+      <w:r>
+        <w:rPr>
+          <w:rFonts w:ascii="Times New Roman" w:hAnsi="Times New Roman" w:cs="Times New Roman"/>
+        </w:rPr>
+        <w:t xml:space="preserve"> о сохранении произведения в тайне в течение </w:t>
+      </w:r>
+      <w:r>
+        <w:rPr>
+          <w:rFonts w:ascii="Times New Roman" w:hAnsi="Times New Roman" w:cs="Times New Roman"/>
+        </w:rPr>
+        <w:t>3 лет</w:t>
+      </w:r>
+      <w:r>
+        <w:rPr>
+          <w:rFonts w:ascii="Times New Roman" w:hAnsi="Times New Roman" w:cs="Times New Roman"/>
+        </w:rPr>
+        <w:t xml:space="preserve">, исключительное право вернется автору. </w:t>
+      </w:r>
+    </w:p>
+    <w:p>
+      <w:pPr>
+        <w:rPr>
+          <w:rFonts w:ascii="Times New Roman" w:hAnsi="Times New Roman" w:cs="Times New Roman"/>
+        </w:rPr>
+      </w:pPr>
+      <w:r>
+        <w:rPr>
+          <w:rFonts w:ascii="Times New Roman" w:hAnsi="Times New Roman" w:cs="Times New Roman"/>
+          <w:b/>
+          <w:bCs/>
+        </w:rPr>
+        <w:t>2.2. Если базу создавали подрядчики или фрилансеры</w:t>
+      </w:r>
+    </w:p>
+    <w:p>
+      <w:pPr>
+        <w:rPr>
+          <w:rFonts w:ascii="Times New Roman" w:hAnsi="Times New Roman" w:cs="Times New Roman"/>
+        </w:rPr>
+      </w:pPr>
+      <w:r>
+        <w:rPr>
+          <w:rFonts w:ascii="Times New Roman" w:hAnsi="Times New Roman" w:cs="Times New Roman"/>
+        </w:rPr>
+        <w:t>Без письменного договора исключительное право остается у автора-исполнителя. Заключите:</w:t>
+      </w:r>
+    </w:p>
+    <w:p>
+      <w:pPr>
         <w:numPr>
           <w:ilvl w:val="0"/>
-          <w:numId w:val="9"/>
+          <w:numId w:val="4"/>
         </w:numPr>
         <w:rPr>
-          <w:rFonts w:ascii="Times New Roman" w:eastAsia="Times New Roman" w:hAnsi="Times New Roman" w:cs="Times New Roman"/>
-        </w:rPr>
-      </w:pPr>
-      <w:r>
-        <w:rPr>
-          <w:rFonts w:ascii="Times New Roman" w:eastAsia="Times New Roman" w:hAnsi="Times New Roman" w:cs="Times New Roman"/>
-        </w:rPr>
-        <w:t>Если база создавалась несколькими авторами</w:t>
+          <w:rFonts w:ascii="Times New Roman" w:hAnsi="Times New Roman" w:cs="Times New Roman"/>
+        </w:rPr>
+      </w:pPr>
+      <w:r>
+        <w:rPr>
+          <w:rFonts w:ascii="Times New Roman" w:hAnsi="Times New Roman" w:cs="Times New Roman"/>
+        </w:rPr>
+        <w:t>Договор</w:t>
+      </w:r>
+      <w:r>
+        <w:rPr>
+          <w:rFonts w:ascii="Times New Roman" w:hAnsi="Times New Roman" w:cs="Times New Roman"/>
+          <w:b/>
+          <w:bCs/>
+        </w:rPr>
+        <w:t xml:space="preserve"> </w:t>
+      </w:r>
+      <w:r>
+        <w:rPr>
+          <w:rFonts w:ascii="Times New Roman" w:hAnsi="Times New Roman" w:cs="Times New Roman"/>
+        </w:rPr>
+        <w:t>авторского заказа</w:t>
+      </w:r>
+      <w:r>
+        <w:rPr>
+          <w:rFonts w:ascii="Times New Roman" w:hAnsi="Times New Roman" w:cs="Times New Roman"/>
+          <w:b/>
+          <w:bCs/>
+        </w:rPr>
+        <w:t xml:space="preserve"> </w:t>
+      </w:r>
+      <w:r>
+        <w:rPr>
+          <w:rFonts w:ascii="Times New Roman" w:hAnsi="Times New Roman" w:cs="Times New Roman"/>
+          <w:color w:val="EE0000"/>
+        </w:rPr>
+        <w:t>(</w:t>
+      </w:r>
+      <w:proofErr w:type="spellStart"/>
+      <w:r>
+        <w:rPr>
+          <w:rFonts w:ascii="Times New Roman" w:hAnsi="Times New Roman" w:cs="Times New Roman"/>
+          <w:color w:val="EE0000"/>
+        </w:rPr>
+        <w:t>сссылка</w:t>
+      </w:r>
+      <w:proofErr w:type="spellEnd"/>
+      <w:r>
+        <w:rPr>
+          <w:rFonts w:ascii="Times New Roman" w:hAnsi="Times New Roman" w:cs="Times New Roman"/>
+          <w:color w:val="EE0000"/>
+        </w:rPr>
+        <w:t xml:space="preserve"> на </w:t>
+      </w:r>
+      <w:r>
+        <w:rPr>
+          <w:rFonts w:ascii="Times New Roman" w:hAnsi="Times New Roman" w:cs="Times New Roman"/>
+          <w:color w:val="5B9BD5" w:themeColor="accent5"/>
+        </w:rPr>
+        <w:t>инструмент «конструктор договоров»</w:t>
+      </w:r>
+      <w:r>
+        <w:rPr>
+          <w:rFonts w:ascii="Times New Roman" w:hAnsi="Times New Roman" w:cs="Times New Roman"/>
+          <w:color w:val="EE0000"/>
+        </w:rPr>
+        <w:t>)</w:t>
+      </w:r>
+      <w:r>
+        <w:rPr>
+          <w:rFonts w:ascii="Times New Roman" w:hAnsi="Times New Roman" w:cs="Times New Roman"/>
+          <w:color w:val="EE0000"/>
+        </w:rPr>
+        <w:t xml:space="preserve"> </w:t>
+      </w:r>
+      <w:r>
+        <w:rPr>
+          <w:rFonts w:ascii="Times New Roman" w:hAnsi="Times New Roman" w:cs="Times New Roman"/>
+        </w:rPr>
+        <w:t>с условием об отчуждении исключительного права заказчику (</w:t>
+      </w:r>
+      <w:hyperlink r:id="rId12" w:history="1">
+        <w:r>
+          <w:rPr>
+            <w:rStyle w:val="ad"/>
+            <w:rFonts w:ascii="Times New Roman" w:hAnsi="Times New Roman" w:cs="Times New Roman"/>
+          </w:rPr>
+          <w:t>ст. 1288 ГК РФ</w:t>
+        </w:r>
+      </w:hyperlink>
+      <w:r>
+        <w:rPr>
+          <w:rFonts w:ascii="Times New Roman" w:hAnsi="Times New Roman" w:cs="Times New Roman"/>
+        </w:rPr>
+        <w:t>).</w:t>
       </w:r>
     </w:p>
     <w:p>
       <w:pPr>
-        <w:rPr>
-          <w:rFonts w:ascii="Times New Roman" w:eastAsia="Times New Roman" w:hAnsi="Times New Roman" w:cs="Times New Roman"/>
-          <w:color w:val="5B9BD5"/>
-          <w:lang w:val="ru-RU"/>
-        </w:rPr>
-      </w:pPr>
-      <w:r>
-        <w:rPr>
-          <w:rFonts w:ascii="Times New Roman" w:eastAsia="Times New Roman" w:hAnsi="Times New Roman" w:cs="Times New Roman"/>
-        </w:rPr>
-        <w:t xml:space="preserve">Подробнее о том, как действовать в данном случае: </w:t>
-      </w:r>
-      <w:r>
-        <w:rPr>
-          <w:rFonts w:ascii="Times New Roman" w:eastAsia="Times New Roman" w:hAnsi="Times New Roman" w:cs="Times New Roman"/>
-          <w:color w:val="4A86E8"/>
-        </w:rPr>
-        <w:t>Статья</w:t>
-      </w:r>
-      <w:r>
-        <w:rPr>
-          <w:rFonts w:ascii="Times New Roman" w:eastAsia="Times New Roman" w:hAnsi="Times New Roman" w:cs="Times New Roman"/>
+        <w:numPr>
+          <w:ilvl w:val="0"/>
+          <w:numId w:val="4"/>
+        </w:numPr>
+        <w:rPr>
+          <w:rFonts w:ascii="Times New Roman" w:hAnsi="Times New Roman" w:cs="Times New Roman"/>
+        </w:rPr>
+      </w:pPr>
+      <w:r>
+        <w:rPr>
+          <w:rFonts w:ascii="Times New Roman" w:hAnsi="Times New Roman" w:cs="Times New Roman"/>
+        </w:rPr>
+        <w:t>Договор</w:t>
+      </w:r>
+      <w:r>
+        <w:rPr>
+          <w:rFonts w:ascii="Times New Roman" w:hAnsi="Times New Roman" w:cs="Times New Roman"/>
+          <w:b/>
+          <w:bCs/>
         </w:rPr>
         <w:t xml:space="preserve"> </w:t>
       </w:r>
       <w:r>
         <w:rPr>
-          <w:rFonts w:ascii="Times New Roman" w:eastAsia="Times New Roman" w:hAnsi="Times New Roman" w:cs="Times New Roman"/>
-          <w:color w:val="5B9BD5"/>
-        </w:rPr>
-        <w:t>«Кому принадлежат права на базу данных?»</w:t>
-      </w:r>
-      <w:r>
-        <w:rPr>
-          <w:rFonts w:ascii="Times New Roman" w:eastAsia="Times New Roman" w:hAnsi="Times New Roman" w:cs="Times New Roman"/>
-          <w:color w:val="5B9BD5"/>
-          <w:lang w:val="ru-RU"/>
+          <w:rFonts w:ascii="Times New Roman" w:hAnsi="Times New Roman" w:cs="Times New Roman"/>
+        </w:rPr>
+        <w:t>об</w:t>
+      </w:r>
+      <w:r>
+        <w:rPr>
+          <w:rFonts w:ascii="Times New Roman" w:hAnsi="Times New Roman" w:cs="Times New Roman"/>
+          <w:b/>
+          <w:bCs/>
         </w:rPr>
         <w:t xml:space="preserve"> </w:t>
       </w:r>
       <w:r>
         <w:rPr>
-          <w:rFonts w:ascii="Times New Roman" w:eastAsia="Times New Roman" w:hAnsi="Times New Roman" w:cs="Times New Roman"/>
-          <w:lang w:val="ru-RU"/>
-        </w:rPr>
-        <w:t xml:space="preserve">и </w:t>
-      </w:r>
-      <w:r>
-        <w:rPr>
-          <w:rFonts w:ascii="Times New Roman" w:eastAsia="Times New Roman" w:hAnsi="Times New Roman" w:cs="Times New Roman"/>
-          <w:color w:val="5B9BD5"/>
-          <w:lang w:val="ru-RU"/>
-        </w:rPr>
-        <w:t xml:space="preserve">Статья: </w:t>
-      </w:r>
-      <w:r>
-        <w:rPr>
-          <w:rFonts w:ascii="Times New Roman" w:eastAsia="Times New Roman" w:hAnsi="Times New Roman" w:cs="Times New Roman"/>
-          <w:color w:val="5B9BD5"/>
-          <w:lang w:val="ru-RU"/>
-        </w:rPr>
-        <w:t>«Соавторство при создании базы данных»</w:t>
-      </w:r>
-      <w:r>
-        <w:rPr>
-          <w:rFonts w:ascii="Times New Roman" w:eastAsia="Times New Roman" w:hAnsi="Times New Roman" w:cs="Times New Roman"/>
-          <w:color w:val="5B9BD5"/>
-          <w:lang w:val="ru-RU"/>
-        </w:rPr>
-        <w:t>.</w:t>
+          <w:rFonts w:ascii="Times New Roman" w:hAnsi="Times New Roman" w:cs="Times New Roman"/>
+        </w:rPr>
+        <w:t>отчуждении исключительного права</w:t>
+      </w:r>
+      <w:r>
+        <w:rPr>
+          <w:rFonts w:ascii="Times New Roman" w:hAnsi="Times New Roman" w:cs="Times New Roman"/>
+          <w:b/>
+          <w:bCs/>
+        </w:rPr>
+        <w:t xml:space="preserve"> </w:t>
+      </w:r>
+      <w:r>
+        <w:rPr>
+          <w:rFonts w:ascii="Times New Roman" w:hAnsi="Times New Roman" w:cs="Times New Roman"/>
+          <w:color w:val="EE0000"/>
+        </w:rPr>
+        <w:t>(</w:t>
+      </w:r>
+      <w:proofErr w:type="spellStart"/>
+      <w:r>
+        <w:rPr>
+          <w:rFonts w:ascii="Times New Roman" w:hAnsi="Times New Roman" w:cs="Times New Roman"/>
+          <w:color w:val="EE0000"/>
+        </w:rPr>
+        <w:t>сссылка</w:t>
+      </w:r>
+      <w:proofErr w:type="spellEnd"/>
+      <w:r>
+        <w:rPr>
+          <w:rFonts w:ascii="Times New Roman" w:hAnsi="Times New Roman" w:cs="Times New Roman"/>
+          <w:color w:val="EE0000"/>
+        </w:rPr>
+        <w:t xml:space="preserve"> на </w:t>
+      </w:r>
+      <w:r>
+        <w:rPr>
+          <w:rFonts w:ascii="Times New Roman" w:hAnsi="Times New Roman" w:cs="Times New Roman"/>
+          <w:color w:val="5B9BD5" w:themeColor="accent5"/>
+        </w:rPr>
+        <w:t>инструмент «конструктор договоров»</w:t>
+      </w:r>
+      <w:r>
+        <w:rPr>
+          <w:rFonts w:ascii="Times New Roman" w:hAnsi="Times New Roman" w:cs="Times New Roman"/>
+          <w:color w:val="EE0000"/>
+        </w:rPr>
+        <w:t>)</w:t>
+      </w:r>
+      <w:r>
+        <w:rPr>
+          <w:rFonts w:ascii="Times New Roman" w:hAnsi="Times New Roman" w:cs="Times New Roman"/>
+        </w:rPr>
+        <w:t xml:space="preserve"> — если база уже создана и передается в полном объеме.</w:t>
       </w:r>
     </w:p>
     <w:p>
       <w:pPr>
-        <w:pStyle w:val="1"/>
-      </w:pPr>
-      <w:r>
-        <w:lastRenderedPageBreak/>
-        <w:t>Шаг 3. Проведите государственную регистрацию (добровольно, но желательно)</w:t>
+        <w:rPr>
+          <w:rFonts w:ascii="Times New Roman" w:hAnsi="Times New Roman" w:cs="Times New Roman"/>
+        </w:rPr>
+      </w:pPr>
+      <w:r>
+        <w:rPr>
+          <w:rFonts w:ascii="Times New Roman" w:hAnsi="Times New Roman" w:cs="Times New Roman"/>
+          <w:b/>
+          <w:bCs/>
+        </w:rPr>
+        <w:t>2.3. Если база создавалась несколькими авторами</w:t>
       </w:r>
     </w:p>
     <w:p>
       <w:pPr>
         <w:rPr>
-          <w:rFonts w:ascii="Times New Roman" w:eastAsia="Times New Roman" w:hAnsi="Times New Roman" w:cs="Times New Roman"/>
-        </w:rPr>
-      </w:pPr>
-      <w:r>
-        <w:rPr>
-          <w:rFonts w:ascii="Times New Roman" w:eastAsia="Times New Roman" w:hAnsi="Times New Roman" w:cs="Times New Roman"/>
-        </w:rPr>
-        <w:t>Регистрация в Роспатенте не является обязательной для возникновения прав, но дает свидетельство, которое упрощает доказывание прав в спорах и повышает доверие инвесторов.</w:t>
+          <w:rFonts w:ascii="Times New Roman" w:hAnsi="Times New Roman" w:cs="Times New Roman"/>
+        </w:rPr>
+      </w:pPr>
+      <w:r>
+        <w:rPr>
+          <w:rFonts w:ascii="Times New Roman" w:hAnsi="Times New Roman" w:cs="Times New Roman"/>
+          <w:noProof/>
+        </w:rPr>
+        <mc:AlternateContent>
+          <mc:Choice Requires="wps">
+            <w:drawing>
+              <wp:anchor distT="0" distB="0" distL="114300" distR="114300" simplePos="0" relativeHeight="251660288" behindDoc="0" locked="0" layoutInCell="1" allowOverlap="1" wp14:anchorId="07BDEC3A" wp14:editId="5340545B">
+                <wp:simplePos x="0" y="0"/>
+                <wp:positionH relativeFrom="margin">
+                  <wp:align>right</wp:align>
+                </wp:positionH>
+                <wp:positionV relativeFrom="paragraph">
+                  <wp:posOffset>643402</wp:posOffset>
+                </wp:positionV>
+                <wp:extent cx="5930386" cy="528555"/>
+                <wp:effectExtent l="0" t="0" r="13335" b="24130"/>
+                <wp:wrapNone/>
+                <wp:docPr id="1842808531" name="Прямоугольник 2"/>
+                <wp:cNvGraphicFramePr/>
+                <a:graphic xmlns:a="http://schemas.openxmlformats.org/drawingml/2006/main">
+                  <a:graphicData uri="http://schemas.microsoft.com/office/word/2010/wordprocessingShape">
+                    <wps:wsp>
+                      <wps:cNvSpPr/>
+                      <wps:spPr>
+                        <a:xfrm>
+                          <a:off x="0" y="0"/>
+                          <a:ext cx="5930386" cy="528555"/>
+                        </a:xfrm>
+                        <a:prstGeom prst="rect">
+                          <a:avLst/>
+                        </a:prstGeom>
+                        <a:noFill/>
+                        <a:ln w="9525" cap="flat" cmpd="sng" algn="ctr">
+                          <a:solidFill>
+                            <a:schemeClr val="accent6"/>
+                          </a:solidFill>
+                          <a:prstDash val="solid"/>
+                          <a:round/>
+                          <a:headEnd type="none" w="med" len="med"/>
+                          <a:tailEnd type="none" w="med" len="med"/>
+                        </a:ln>
+                      </wps:spPr>
+                      <wps:style>
+                        <a:lnRef idx="0">
+                          <a:scrgbClr r="0" g="0" b="0"/>
+                        </a:lnRef>
+                        <a:fillRef idx="0">
+                          <a:scrgbClr r="0" g="0" b="0"/>
+                        </a:fillRef>
+                        <a:effectRef idx="0">
+                          <a:scrgbClr r="0" g="0" b="0"/>
+                        </a:effectRef>
+                        <a:fontRef idx="minor">
+                          <a:schemeClr val="accent6"/>
+                        </a:fontRef>
+                      </wps:style>
+                      <wps:bodyPr rot="0" spcFirstLastPara="0" vertOverflow="overflow" horzOverflow="overflow" vert="horz" wrap="square" lIns="91440" tIns="45720" rIns="91440" bIns="45720" numCol="1" spcCol="0" rtlCol="0" fromWordArt="0" anchor="ctr" anchorCtr="0" forceAA="0" compatLnSpc="1">
+                        <a:prstTxWarp prst="textNoShape">
+                          <a:avLst/>
+                        </a:prstTxWarp>
+                        <a:noAutofit/>
+                      </wps:bodyPr>
+                    </wps:wsp>
+                  </a:graphicData>
+                </a:graphic>
+                <wp14:sizeRelH relativeFrom="margin">
+                  <wp14:pctWidth>0</wp14:pctWidth>
+                </wp14:sizeRelH>
+                <wp14:sizeRelV relativeFrom="margin">
+                  <wp14:pctHeight>0</wp14:pctHeight>
+                </wp14:sizeRelV>
+              </wp:anchor>
+            </w:drawing>
+          </mc:Choice>
+          <mc:Fallback>
+            <w:pict>
+              <v:rect w14:anchorId="6A920694" id="Прямоугольник 2" o:spid="_x0000_s1026" style="position:absolute;margin-left:415.75pt;margin-top:50.65pt;width:466.95pt;height:41.6pt;z-index:251660288;visibility:visible;mso-wrap-style:square;mso-width-percent:0;mso-height-percent:0;mso-wrap-distance-left:9pt;mso-wrap-distance-top:0;mso-wrap-distance-right:9pt;mso-wrap-distance-bottom:0;mso-position-horizontal:right;mso-position-horizontal-relative:margin;mso-position-vertical:absolute;mso-position-vertical-relative:text;mso-width-percent:0;mso-height-percent:0;mso-width-relative:margin;mso-height-relative:margin;v-text-anchor:middle" o:gfxdata="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" filled="f" strokecolor="#70ad47 [3209]">
+                <v:stroke joinstyle="round"/>
+                <w10:wrap anchorx="margin"/>
+              </v:rect>
+            </w:pict>
+          </mc:Fallback>
+        </mc:AlternateContent>
+      </w:r>
+      <w:r>
+        <w:rPr>
+          <w:rFonts w:ascii="Times New Roman" w:hAnsi="Times New Roman" w:cs="Times New Roman"/>
+        </w:rPr>
+        <w:t xml:space="preserve">Подпишите </w:t>
+      </w:r>
+      <w:r>
+        <w:rPr>
+          <w:rFonts w:ascii="Times New Roman" w:hAnsi="Times New Roman" w:cs="Times New Roman"/>
+        </w:rPr>
+        <w:t>соглашение о распределении прав</w:t>
+      </w:r>
+      <w:r>
+        <w:rPr>
+          <w:rFonts w:ascii="Times New Roman" w:hAnsi="Times New Roman" w:cs="Times New Roman"/>
+        </w:rPr>
+        <w:t xml:space="preserve"> </w:t>
+      </w:r>
+      <w:r>
+        <w:rPr>
+          <w:rFonts w:ascii="Times New Roman" w:hAnsi="Times New Roman" w:cs="Times New Roman"/>
+          <w:color w:val="EE0000"/>
+        </w:rPr>
+        <w:t>(</w:t>
+      </w:r>
+      <w:proofErr w:type="spellStart"/>
+      <w:r>
+        <w:rPr>
+          <w:rFonts w:ascii="Times New Roman" w:hAnsi="Times New Roman" w:cs="Times New Roman"/>
+          <w:color w:val="EE0000"/>
+        </w:rPr>
+        <w:t>сссылка</w:t>
+      </w:r>
+      <w:proofErr w:type="spellEnd"/>
+      <w:r>
+        <w:rPr>
+          <w:rFonts w:ascii="Times New Roman" w:hAnsi="Times New Roman" w:cs="Times New Roman"/>
+          <w:color w:val="EE0000"/>
+        </w:rPr>
+        <w:t xml:space="preserve"> на инструмент «конструктор договоров»)</w:t>
+      </w:r>
+      <w:r>
+        <w:rPr>
+          <w:rFonts w:ascii="Times New Roman" w:hAnsi="Times New Roman" w:cs="Times New Roman"/>
+          <w:color w:val="EE0000"/>
+        </w:rPr>
+        <w:t xml:space="preserve"> </w:t>
+      </w:r>
+      <w:r>
+        <w:rPr>
+          <w:rFonts w:ascii="Times New Roman" w:hAnsi="Times New Roman" w:cs="Times New Roman"/>
+        </w:rPr>
+        <w:t>между соавторами. Если авторы не отказались быть упомянутыми, их данные будут указаны в заявке на регистрацию.</w:t>
       </w:r>
     </w:p>
     <w:p>
       <w:pPr>
         <w:rPr>
-          <w:rFonts w:ascii="Times New Roman" w:eastAsia="Times New Roman" w:hAnsi="Times New Roman" w:cs="Times New Roman"/>
-        </w:rPr>
-      </w:pPr>
-      <w:r>
-        <w:rPr>
-          <w:rFonts w:ascii="Times New Roman" w:eastAsia="Times New Roman" w:hAnsi="Times New Roman" w:cs="Times New Roman"/>
+          <w:rFonts w:ascii="Times New Roman" w:hAnsi="Times New Roman" w:cs="Times New Roman"/>
+        </w:rPr>
+      </w:pPr>
+      <w:r>
+        <w:rPr>
+          <w:rFonts w:ascii="Times New Roman" w:hAnsi="Times New Roman" w:cs="Times New Roman"/>
+        </w:rPr>
+        <w:t>Подробнее</w:t>
+      </w:r>
+      <w:r>
+        <w:rPr>
+          <w:rFonts w:ascii="Times New Roman" w:hAnsi="Times New Roman" w:cs="Times New Roman"/>
+        </w:rPr>
+        <w:t xml:space="preserve">: </w:t>
+      </w:r>
+      <w:r>
+        <w:rPr>
+          <w:rFonts w:ascii="Times New Roman" w:hAnsi="Times New Roman" w:cs="Times New Roman"/>
+          <w:color w:val="5B9BD5" w:themeColor="accent5"/>
+        </w:rPr>
+        <w:t>«</w:t>
+      </w:r>
+      <w:r>
+        <w:rPr>
+          <w:rFonts w:ascii="Times New Roman" w:hAnsi="Times New Roman" w:cs="Times New Roman"/>
+          <w:color w:val="5B9BD5" w:themeColor="accent5"/>
+        </w:rPr>
+        <w:t>Кому принадлежат права на базу данных?</w:t>
+      </w:r>
+      <w:r>
+        <w:rPr>
+          <w:rFonts w:ascii="Times New Roman" w:hAnsi="Times New Roman" w:cs="Times New Roman"/>
+          <w:color w:val="5B9BD5" w:themeColor="accent5"/>
+        </w:rPr>
+        <w:t>»</w:t>
+      </w:r>
+      <w:r>
+        <w:rPr>
+          <w:rFonts w:ascii="Times New Roman" w:hAnsi="Times New Roman" w:cs="Times New Roman"/>
+          <w:color w:val="5B9BD5" w:themeColor="accent5"/>
+        </w:rPr>
+        <w:t>, «Соавторство при создании базы данных».</w:t>
+      </w:r>
+    </w:p>
+    <w:p>
+      <w:pPr>
+        <w:pStyle w:val="1"/>
+      </w:pPr>
+      <w:r>
+        <w:t>Шаг 3. Проведите государственную регистрацию (добровольно, но желательно)</w:t>
+      </w:r>
+    </w:p>
+    <w:p>
+      <w:pPr>
+        <w:rPr>
+          <w:rFonts w:ascii="Times New Roman" w:hAnsi="Times New Roman" w:cs="Times New Roman"/>
+        </w:rPr>
+      </w:pPr>
+      <w:r>
+        <w:rPr>
+          <w:rFonts w:ascii="Times New Roman" w:hAnsi="Times New Roman" w:cs="Times New Roman"/>
+        </w:rPr>
+        <w:t xml:space="preserve">Регистрация в Роспатенте не является обязательной для возникновения прав, но дает </w:t>
+      </w:r>
+      <w:r>
+        <w:rPr>
+          <w:rFonts w:ascii="Times New Roman" w:hAnsi="Times New Roman" w:cs="Times New Roman"/>
+        </w:rPr>
+        <w:t>свидетельство</w:t>
+      </w:r>
+      <w:r>
+        <w:rPr>
+          <w:rFonts w:ascii="Times New Roman" w:hAnsi="Times New Roman" w:cs="Times New Roman"/>
+        </w:rPr>
+        <w:t>, которое упрощает доказывание прав в спорах и повышает доверие инвесторов.</w:t>
+      </w:r>
+    </w:p>
+    <w:p>
+      <w:pPr>
+        <w:rPr>
+          <w:rFonts w:ascii="Times New Roman" w:hAnsi="Times New Roman" w:cs="Times New Roman"/>
+        </w:rPr>
+      </w:pPr>
+      <w:r>
+        <w:rPr>
+          <w:rFonts w:ascii="Times New Roman" w:hAnsi="Times New Roman" w:cs="Times New Roman"/>
           <w:b/>
           <w:bCs/>
         </w:rPr>
@@ -782,19 +1512,9 @@
     </w:p>
     <w:tbl>
       <w:tblPr>
-        <w:tblStyle w:val="a6"/>
-        <w:tblW w:w="9345" w:type="dxa"/>
-        <w:tblInd w:w="0" w:type="dxa"/>
-        <w:tblBorders>
-          <w:top w:val="single" w:sz="4" w:space="0" w:color="000000"/>
-          <w:left w:val="single" w:sz="4" w:space="0" w:color="000000"/>
-          <w:bottom w:val="single" w:sz="4" w:space="0" w:color="000000"/>
-          <w:right w:val="single" w:sz="4" w:space="0" w:color="000000"/>
-          <w:insideH w:val="single" w:sz="4" w:space="0" w:color="000000"/>
-          <w:insideV w:val="single" w:sz="4" w:space="0" w:color="000000"/>
-        </w:tblBorders>
-        <w:tblLayout w:type="fixed"/>
-        <w:tblLook w:val="0400" w:firstRow="0" w:lastRow="0" w:firstColumn="0" w:lastColumn="0" w:noHBand="0" w:noVBand="1"/>
+        <w:tblStyle w:val="ac"/>
+        <w:tblW w:w="0" w:type="auto"/>
+        <w:tblLook w:val="04A0" w:firstRow="1" w:lastRow="0" w:firstColumn="1" w:lastColumn="0" w:noHBand="0" w:noVBand="1"/>
       </w:tblPr>
       <w:tblGrid>
         <w:gridCol w:w="988"/>
@@ -805,12 +1525,12 @@
         <w:tc>
           <w:tcPr>
             <w:tcW w:w="988" w:type="dxa"/>
-            <w:shd w:val="clear" w:color="auto" w:fill="C5E0B3"/>
+            <w:shd w:val="clear" w:color="auto" w:fill="C5E0B3" w:themeFill="accent6" w:themeFillTint="66"/>
           </w:tcPr>
           <w:p>
             <w:pPr>
               <w:rPr>
-                <w:rFonts w:ascii="Times New Roman" w:eastAsia="Times New Roman" w:hAnsi="Times New Roman" w:cs="Times New Roman"/>
+                <w:rFonts w:ascii="Times New Roman" w:hAnsi="Times New Roman" w:cs="Times New Roman"/>
               </w:rPr>
             </w:pPr>
           </w:p>
@@ -818,17 +1538,17 @@
         <w:tc>
           <w:tcPr>
             <w:tcW w:w="4394" w:type="dxa"/>
-            <w:shd w:val="clear" w:color="auto" w:fill="C5E0B3"/>
+            <w:shd w:val="clear" w:color="auto" w:fill="C5E0B3" w:themeFill="accent6" w:themeFillTint="66"/>
           </w:tcPr>
           <w:p>
             <w:pPr>
               <w:rPr>
-                <w:rFonts w:ascii="Times New Roman" w:eastAsia="Times New Roman" w:hAnsi="Times New Roman" w:cs="Times New Roman"/>
+                <w:rFonts w:ascii="Times New Roman" w:hAnsi="Times New Roman" w:cs="Times New Roman"/>
               </w:rPr>
             </w:pPr>
             <w:r>
               <w:rPr>
-                <w:rFonts w:ascii="Times New Roman" w:eastAsia="Times New Roman" w:hAnsi="Times New Roman" w:cs="Times New Roman"/>
+                <w:rFonts w:ascii="Times New Roman" w:hAnsi="Times New Roman" w:cs="Times New Roman"/>
               </w:rPr>
               <w:t>Документ</w:t>
             </w:r>
@@ -837,17 +1557,17 @@
         <w:tc>
           <w:tcPr>
             <w:tcW w:w="3963" w:type="dxa"/>
-            <w:shd w:val="clear" w:color="auto" w:fill="C5E0B3"/>
+            <w:shd w:val="clear" w:color="auto" w:fill="C5E0B3" w:themeFill="accent6" w:themeFillTint="66"/>
           </w:tcPr>
           <w:p>
             <w:pPr>
               <w:rPr>
-                <w:rFonts w:ascii="Times New Roman" w:eastAsia="Times New Roman" w:hAnsi="Times New Roman" w:cs="Times New Roman"/>
+                <w:rFonts w:ascii="Times New Roman" w:hAnsi="Times New Roman" w:cs="Times New Roman"/>
               </w:rPr>
             </w:pPr>
             <w:r>
               <w:rPr>
-                <w:rFonts w:ascii="Times New Roman" w:eastAsia="Times New Roman" w:hAnsi="Times New Roman" w:cs="Times New Roman"/>
+                <w:rFonts w:ascii="Times New Roman" w:hAnsi="Times New Roman" w:cs="Times New Roman"/>
               </w:rPr>
               <w:t>Примечание</w:t>
             </w:r>
@@ -862,14 +1582,14 @@
           <w:p>
             <w:pPr>
               <w:rPr>
-                <w:rFonts w:ascii="Times New Roman" w:eastAsia="Times New Roman" w:hAnsi="Times New Roman" w:cs="Times New Roman"/>
+                <w:rFonts w:ascii="Times New Roman" w:hAnsi="Times New Roman" w:cs="Times New Roman"/>
                 <w:b/>
                 <w:bCs/>
               </w:rPr>
             </w:pPr>
             <w:r>
               <w:rPr>
-                <w:rFonts w:ascii="Times New Roman" w:eastAsia="Times New Roman" w:hAnsi="Times New Roman" w:cs="Times New Roman"/>
+                <w:rFonts w:ascii="Times New Roman" w:hAnsi="Times New Roman" w:cs="Times New Roman"/>
                 <w:b/>
                 <w:bCs/>
               </w:rPr>
@@ -884,12 +1604,12 @@
           <w:p>
             <w:pPr>
               <w:rPr>
-                <w:rFonts w:ascii="Times New Roman" w:eastAsia="Times New Roman" w:hAnsi="Times New Roman" w:cs="Times New Roman"/>
+                <w:rFonts w:ascii="Times New Roman" w:hAnsi="Times New Roman" w:cs="Times New Roman"/>
               </w:rPr>
             </w:pPr>
             <w:r>
               <w:rPr>
-                <w:rFonts w:ascii="Times New Roman" w:eastAsia="Times New Roman" w:hAnsi="Times New Roman" w:cs="Times New Roman"/>
+                <w:rFonts w:ascii="Times New Roman" w:hAnsi="Times New Roman" w:cs="Times New Roman"/>
               </w:rPr>
               <w:t>Заявление о государственной регистрации</w:t>
             </w:r>
@@ -902,18 +1622,24 @@
           <w:p>
             <w:pPr>
               <w:rPr>
-                <w:rFonts w:ascii="Times New Roman" w:eastAsia="Times New Roman" w:hAnsi="Times New Roman" w:cs="Times New Roman"/>
+                <w:rFonts w:ascii="Times New Roman" w:hAnsi="Times New Roman" w:cs="Times New Roman"/>
               </w:rPr>
             </w:pPr>
             <w:r>
               <w:rPr>
-                <w:rFonts w:ascii="Times New Roman" w:eastAsia="Times New Roman" w:hAnsi="Times New Roman" w:cs="Times New Roman"/>
-              </w:rPr>
-              <w:t>Укажите на кому принадлежат права на базу данных и ее автора. Если автор не хочет раскрывать свое имя, в самом заявлении его данные все равно пишутся, но в специальном поле ставится отметка «</w:t>
+                <w:rFonts w:ascii="Times New Roman" w:hAnsi="Times New Roman" w:cs="Times New Roman"/>
+              </w:rPr>
+              <w:t>Укажите на кому принадлежат права на базу данных и ее автора</w:t>
             </w:r>
             <w:r>
               <w:rPr>
-                <w:rFonts w:ascii="Times New Roman" w:eastAsia="Times New Roman" w:hAnsi="Times New Roman" w:cs="Times New Roman"/>
+                <w:rFonts w:ascii="Times New Roman" w:hAnsi="Times New Roman" w:cs="Times New Roman"/>
+              </w:rPr>
+              <w:t>. Если автор не хочет раскрывать свое имя, в самом заявлении его данные все равно пишутся, но в специальном поле ставится отметка «</w:t>
+            </w:r>
+            <w:r>
+              <w:rPr>
+                <w:rFonts w:ascii="Times New Roman" w:hAnsi="Times New Roman" w:cs="Times New Roman"/>
                 <w:i/>
                 <w:iCs/>
               </w:rPr>
@@ -921,7 +1647,7 @@
             </w:r>
             <w:r>
               <w:rPr>
-                <w:rFonts w:ascii="Times New Roman" w:eastAsia="Times New Roman" w:hAnsi="Times New Roman" w:cs="Times New Roman"/>
+                <w:rFonts w:ascii="Times New Roman" w:hAnsi="Times New Roman" w:cs="Times New Roman"/>
               </w:rPr>
               <w:t>».</w:t>
             </w:r>
@@ -936,14 +1662,14 @@
           <w:p>
             <w:pPr>
               <w:rPr>
-                <w:rFonts w:ascii="Times New Roman" w:eastAsia="Times New Roman" w:hAnsi="Times New Roman" w:cs="Times New Roman"/>
+                <w:rFonts w:ascii="Times New Roman" w:hAnsi="Times New Roman" w:cs="Times New Roman"/>
                 <w:b/>
                 <w:bCs/>
               </w:rPr>
             </w:pPr>
             <w:r>
               <w:rPr>
-                <w:rFonts w:ascii="Times New Roman" w:eastAsia="Times New Roman" w:hAnsi="Times New Roman" w:cs="Times New Roman"/>
+                <w:rFonts w:ascii="Times New Roman" w:hAnsi="Times New Roman" w:cs="Times New Roman"/>
                 <w:b/>
                 <w:bCs/>
               </w:rPr>
@@ -958,12 +1684,12 @@
           <w:p>
             <w:pPr>
               <w:rPr>
-                <w:rFonts w:ascii="Times New Roman" w:eastAsia="Times New Roman" w:hAnsi="Times New Roman" w:cs="Times New Roman"/>
+                <w:rFonts w:ascii="Times New Roman" w:hAnsi="Times New Roman" w:cs="Times New Roman"/>
               </w:rPr>
             </w:pPr>
             <w:r>
               <w:rPr>
-                <w:rFonts w:ascii="Times New Roman" w:eastAsia="Times New Roman" w:hAnsi="Times New Roman" w:cs="Times New Roman"/>
+                <w:rFonts w:ascii="Times New Roman" w:hAnsi="Times New Roman" w:cs="Times New Roman"/>
               </w:rPr>
               <w:t>Депонируемые материалы, идентифицирующие базу данных</w:t>
             </w:r>
@@ -976,14 +1702,26 @@
           <w:p>
             <w:pPr>
               <w:rPr>
-                <w:rFonts w:ascii="Times New Roman" w:eastAsia="Times New Roman" w:hAnsi="Times New Roman" w:cs="Times New Roman"/>
+                <w:rFonts w:ascii="Times New Roman" w:hAnsi="Times New Roman" w:cs="Times New Roman"/>
               </w:rPr>
             </w:pPr>
             <w:r>
               <w:rPr>
-                <w:rFonts w:ascii="Times New Roman" w:eastAsia="Times New Roman" w:hAnsi="Times New Roman" w:cs="Times New Roman"/>
-              </w:rPr>
-              <w:t xml:space="preserve">Передача файла, данных или экземпляра произведения в защищенное хранилище. Это фиксирует дату, время и авторство для доказательства приоритета в суде. </w:t>
+                <w:rFonts w:ascii="Times New Roman" w:hAnsi="Times New Roman" w:cs="Times New Roman"/>
+              </w:rPr>
+              <w:t>Передача файла</w:t>
+            </w:r>
+            <w:r>
+              <w:rPr>
+                <w:rFonts w:ascii="Times New Roman" w:hAnsi="Times New Roman" w:cs="Times New Roman"/>
+              </w:rPr>
+              <w:t>, данных</w:t>
+            </w:r>
+            <w:r>
+              <w:rPr>
+                <w:rFonts w:ascii="Times New Roman" w:hAnsi="Times New Roman" w:cs="Times New Roman"/>
+              </w:rPr>
+              <w:t xml:space="preserve"> или экземпляра произведения в защищенное хранилище. Это фиксирует дату, время и авторство для доказательства приоритета в суде. </w:t>
             </w:r>
           </w:p>
         </w:tc>
@@ -996,14 +1734,14 @@
           <w:p>
             <w:pPr>
               <w:rPr>
-                <w:rFonts w:ascii="Times New Roman" w:eastAsia="Times New Roman" w:hAnsi="Times New Roman" w:cs="Times New Roman"/>
+                <w:rFonts w:ascii="Times New Roman" w:hAnsi="Times New Roman" w:cs="Times New Roman"/>
                 <w:b/>
                 <w:bCs/>
               </w:rPr>
             </w:pPr>
             <w:r>
               <w:rPr>
-                <w:rFonts w:ascii="Times New Roman" w:eastAsia="Times New Roman" w:hAnsi="Times New Roman" w:cs="Times New Roman"/>
+                <w:rFonts w:ascii="Times New Roman" w:hAnsi="Times New Roman" w:cs="Times New Roman"/>
                 <w:b/>
                 <w:bCs/>
               </w:rPr>
@@ -1018,12 +1756,12 @@
           <w:p>
             <w:pPr>
               <w:rPr>
-                <w:rFonts w:ascii="Times New Roman" w:eastAsia="Times New Roman" w:hAnsi="Times New Roman" w:cs="Times New Roman"/>
+                <w:rFonts w:ascii="Times New Roman" w:hAnsi="Times New Roman" w:cs="Times New Roman"/>
               </w:rPr>
             </w:pPr>
             <w:r>
               <w:rPr>
-                <w:rFonts w:ascii="Times New Roman" w:eastAsia="Times New Roman" w:hAnsi="Times New Roman" w:cs="Times New Roman"/>
+                <w:rFonts w:ascii="Times New Roman" w:hAnsi="Times New Roman" w:cs="Times New Roman"/>
               </w:rPr>
               <w:t>Согласие на обработку персональных данных</w:t>
             </w:r>
@@ -1036,12 +1774,12 @@
           <w:p>
             <w:pPr>
               <w:rPr>
-                <w:rFonts w:ascii="Times New Roman" w:eastAsia="Times New Roman" w:hAnsi="Times New Roman" w:cs="Times New Roman"/>
+                <w:rFonts w:ascii="Times New Roman" w:hAnsi="Times New Roman" w:cs="Times New Roman"/>
               </w:rPr>
             </w:pPr>
             <w:r>
               <w:rPr>
-                <w:rFonts w:ascii="Times New Roman" w:eastAsia="Times New Roman" w:hAnsi="Times New Roman" w:cs="Times New Roman"/>
+                <w:rFonts w:ascii="Times New Roman" w:hAnsi="Times New Roman" w:cs="Times New Roman"/>
               </w:rPr>
               <w:t>Для всех лиц, указанных в заявлении</w:t>
             </w:r>
@@ -1056,14 +1794,14 @@
           <w:p>
             <w:pPr>
               <w:rPr>
-                <w:rFonts w:ascii="Times New Roman" w:eastAsia="Times New Roman" w:hAnsi="Times New Roman" w:cs="Times New Roman"/>
+                <w:rFonts w:ascii="Times New Roman" w:hAnsi="Times New Roman" w:cs="Times New Roman"/>
                 <w:b/>
                 <w:bCs/>
               </w:rPr>
             </w:pPr>
             <w:r>
               <w:rPr>
-                <w:rFonts w:ascii="Times New Roman" w:eastAsia="Times New Roman" w:hAnsi="Times New Roman" w:cs="Times New Roman"/>
+                <w:rFonts w:ascii="Times New Roman" w:hAnsi="Times New Roman" w:cs="Times New Roman"/>
                 <w:b/>
                 <w:bCs/>
               </w:rPr>
@@ -1078,12 +1816,12 @@
           <w:p>
             <w:pPr>
               <w:rPr>
-                <w:rFonts w:ascii="Times New Roman" w:eastAsia="Times New Roman" w:hAnsi="Times New Roman" w:cs="Times New Roman"/>
+                <w:rFonts w:ascii="Times New Roman" w:hAnsi="Times New Roman" w:cs="Times New Roman"/>
               </w:rPr>
             </w:pPr>
             <w:r>
               <w:rPr>
-                <w:rFonts w:ascii="Times New Roman" w:eastAsia="Times New Roman" w:hAnsi="Times New Roman" w:cs="Times New Roman"/>
+                <w:rFonts w:ascii="Times New Roman" w:hAnsi="Times New Roman" w:cs="Times New Roman"/>
               </w:rPr>
               <w:t>Согласие автора на указание сведений о нем</w:t>
             </w:r>
@@ -1096,12 +1834,12 @@
           <w:p>
             <w:pPr>
               <w:rPr>
-                <w:rFonts w:ascii="Times New Roman" w:eastAsia="Times New Roman" w:hAnsi="Times New Roman" w:cs="Times New Roman"/>
+                <w:rFonts w:ascii="Times New Roman" w:hAnsi="Times New Roman" w:cs="Times New Roman"/>
               </w:rPr>
             </w:pPr>
             <w:r>
               <w:rPr>
-                <w:rFonts w:ascii="Times New Roman" w:eastAsia="Times New Roman" w:hAnsi="Times New Roman" w:cs="Times New Roman"/>
+                <w:rFonts w:ascii="Times New Roman" w:hAnsi="Times New Roman" w:cs="Times New Roman"/>
               </w:rPr>
               <w:t>Если автор не отказался быть упомянутым</w:t>
             </w:r>
@@ -1116,17 +1854,18 @@
           <w:p>
             <w:pPr>
               <w:rPr>
-                <w:rFonts w:ascii="Times New Roman" w:eastAsia="Times New Roman" w:hAnsi="Times New Roman" w:cs="Times New Roman"/>
+                <w:rFonts w:ascii="Times New Roman" w:hAnsi="Times New Roman" w:cs="Times New Roman"/>
                 <w:b/>
                 <w:bCs/>
               </w:rPr>
             </w:pPr>
             <w:r>
               <w:rPr>
-                <w:rFonts w:ascii="Times New Roman" w:eastAsia="Times New Roman" w:hAnsi="Times New Roman" w:cs="Times New Roman"/>
+                <w:rFonts w:ascii="Times New Roman" w:hAnsi="Times New Roman" w:cs="Times New Roman"/>
                 <w:b/>
                 <w:bCs/>
               </w:rPr>
+              <w:lastRenderedPageBreak/>
               <w:t>5</w:t>
             </w:r>
           </w:p>
@@ -1138,12 +1877,12 @@
           <w:p>
             <w:pPr>
               <w:rPr>
-                <w:rFonts w:ascii="Times New Roman" w:eastAsia="Times New Roman" w:hAnsi="Times New Roman" w:cs="Times New Roman"/>
+                <w:rFonts w:ascii="Times New Roman" w:hAnsi="Times New Roman" w:cs="Times New Roman"/>
               </w:rPr>
             </w:pPr>
             <w:r>
               <w:rPr>
-                <w:rFonts w:ascii="Times New Roman" w:eastAsia="Times New Roman" w:hAnsi="Times New Roman" w:cs="Times New Roman"/>
+                <w:rFonts w:ascii="Times New Roman" w:hAnsi="Times New Roman" w:cs="Times New Roman"/>
               </w:rPr>
               <w:t>Доверенность представителя</w:t>
             </w:r>
@@ -1156,12 +1895,12 @@
           <w:p>
             <w:pPr>
               <w:rPr>
-                <w:rFonts w:ascii="Times New Roman" w:eastAsia="Times New Roman" w:hAnsi="Times New Roman" w:cs="Times New Roman"/>
+                <w:rFonts w:ascii="Times New Roman" w:hAnsi="Times New Roman" w:cs="Times New Roman"/>
               </w:rPr>
             </w:pPr>
             <w:r>
               <w:rPr>
-                <w:rFonts w:ascii="Times New Roman" w:eastAsia="Times New Roman" w:hAnsi="Times New Roman" w:cs="Times New Roman"/>
+                <w:rFonts w:ascii="Times New Roman" w:hAnsi="Times New Roman" w:cs="Times New Roman"/>
               </w:rPr>
               <w:t>Если подаете через патентного поверенного</w:t>
             </w:r>
@@ -1176,14 +1915,14 @@
           <w:p>
             <w:pPr>
               <w:rPr>
-                <w:rFonts w:ascii="Times New Roman" w:eastAsia="Times New Roman" w:hAnsi="Times New Roman" w:cs="Times New Roman"/>
+                <w:rFonts w:ascii="Times New Roman" w:hAnsi="Times New Roman" w:cs="Times New Roman"/>
                 <w:b/>
                 <w:bCs/>
               </w:rPr>
             </w:pPr>
             <w:r>
               <w:rPr>
-                <w:rFonts w:ascii="Times New Roman" w:eastAsia="Times New Roman" w:hAnsi="Times New Roman" w:cs="Times New Roman"/>
+                <w:rFonts w:ascii="Times New Roman" w:hAnsi="Times New Roman" w:cs="Times New Roman"/>
                 <w:b/>
                 <w:bCs/>
               </w:rPr>
@@ -1198,12 +1937,12 @@
           <w:p>
             <w:pPr>
               <w:rPr>
-                <w:rFonts w:ascii="Times New Roman" w:eastAsia="Times New Roman" w:hAnsi="Times New Roman" w:cs="Times New Roman"/>
+                <w:rFonts w:ascii="Times New Roman" w:hAnsi="Times New Roman" w:cs="Times New Roman"/>
               </w:rPr>
             </w:pPr>
             <w:r>
               <w:rPr>
-                <w:rFonts w:ascii="Times New Roman" w:eastAsia="Times New Roman" w:hAnsi="Times New Roman" w:cs="Times New Roman"/>
+                <w:rFonts w:ascii="Times New Roman" w:hAnsi="Times New Roman" w:cs="Times New Roman"/>
               </w:rPr>
               <w:t>Документ об уплате госпошлины</w:t>
             </w:r>
@@ -1216,12 +1955,12 @@
           <w:p>
             <w:pPr>
               <w:rPr>
-                <w:rFonts w:ascii="Times New Roman" w:eastAsia="Times New Roman" w:hAnsi="Times New Roman" w:cs="Times New Roman"/>
+                <w:rFonts w:ascii="Times New Roman" w:hAnsi="Times New Roman" w:cs="Times New Roman"/>
               </w:rPr>
             </w:pPr>
             <w:r>
               <w:rPr>
-                <w:rFonts w:ascii="Times New Roman" w:eastAsia="Times New Roman" w:hAnsi="Times New Roman" w:cs="Times New Roman"/>
+                <w:rFonts w:ascii="Times New Roman" w:hAnsi="Times New Roman" w:cs="Times New Roman"/>
               </w:rPr>
               <w:t>Подтверждает, что вы перечислили деньги в бюджет за получение государственной услуги.</w:t>
             </w:r>
@@ -1232,12 +1971,12 @@
     <w:p>
       <w:pPr>
         <w:rPr>
-          <w:rFonts w:ascii="Times New Roman" w:eastAsia="Times New Roman" w:hAnsi="Times New Roman" w:cs="Times New Roman"/>
-        </w:rPr>
-      </w:pPr>
-      <w:r>
-        <w:rPr>
-          <w:rFonts w:ascii="Times New Roman" w:eastAsia="Times New Roman" w:hAnsi="Times New Roman" w:cs="Times New Roman"/>
+          <w:rFonts w:ascii="Times New Roman" w:hAnsi="Times New Roman" w:cs="Times New Roman"/>
+        </w:rPr>
+      </w:pPr>
+      <w:r>
+        <w:rPr>
+          <w:rFonts w:ascii="Times New Roman" w:hAnsi="Times New Roman" w:cs="Times New Roman"/>
           <w:b/>
           <w:bCs/>
         </w:rPr>
@@ -1247,57 +1986,43 @@
     <w:p>
       <w:pPr>
         <w:rPr>
-          <w:rFonts w:ascii="Times New Roman" w:eastAsia="Times New Roman" w:hAnsi="Times New Roman" w:cs="Times New Roman"/>
-        </w:rPr>
-      </w:pPr>
-      <w:r>
-        <w:rPr>
-          <w:rFonts w:ascii="Times New Roman" w:eastAsia="Times New Roman" w:hAnsi="Times New Roman" w:cs="Times New Roman"/>
-        </w:rPr>
-        <w:t>Если вы регистрируете базу данных именно как объект смежных прав (по ст. 1334 ГК РФ), дополнительно потребуется:</w:t>
-      </w:r>
-    </w:p>
-    <w:p>
-      <w:pPr>
-        <w:numPr>
-          <w:ilvl w:val="0"/>
-          <w:numId w:val="4"/>
-        </w:numPr>
-      </w:pPr>
-      <w:r>
-        <w:rPr>
-          <w:rFonts w:ascii="Times New Roman" w:eastAsia="Times New Roman" w:hAnsi="Times New Roman" w:cs="Times New Roman"/>
-        </w:rPr>
-        <w:t>Доказательства существенных затрат на создание базы.</w:t>
-      </w:r>
-    </w:p>
-    <w:p>
-      <w:pPr>
-        <w:numPr>
-          <w:ilvl w:val="0"/>
-          <w:numId w:val="4"/>
-        </w:numPr>
-      </w:pPr>
-      <w:r>
-        <w:rPr>
-          <w:rFonts w:ascii="Times New Roman" w:eastAsia="Times New Roman" w:hAnsi="Times New Roman" w:cs="Times New Roman"/>
-        </w:rPr>
-        <w:t>Подтверждение количественного содержания — не менее 10 000 самостоятельных информационных элементов.</w:t>
-      </w:r>
-    </w:p>
-    <w:p>
-      <w:pPr>
-        <w:rPr>
-          <w:rFonts w:ascii="Times New Roman" w:eastAsia="Times New Roman" w:hAnsi="Times New Roman" w:cs="Times New Roman"/>
-        </w:rPr>
-      </w:pPr>
-      <w:r>
-        <w:rPr>
-          <w:rFonts w:ascii="Times New Roman" w:eastAsia="Times New Roman" w:hAnsi="Times New Roman" w:cs="Times New Roman"/>
-          <w:b/>
-          <w:bCs/>
-        </w:rPr>
-        <w:t>3.3. Сроки и стоимость</w:t>
+          <w:rFonts w:ascii="Times New Roman" w:hAnsi="Times New Roman" w:cs="Times New Roman"/>
+        </w:rPr>
+      </w:pPr>
+      <w:r>
+        <w:rPr>
+          <w:rFonts w:ascii="Times New Roman" w:hAnsi="Times New Roman" w:cs="Times New Roman"/>
+        </w:rPr>
+        <w:t xml:space="preserve">Если вы регистрируете базу данных именно как объект смежных прав (по </w:t>
+      </w:r>
+      <w:hyperlink r:id="rId13" w:history="1">
+        <w:r>
+          <w:rPr>
+            <w:rStyle w:val="ad"/>
+            <w:rFonts w:ascii="Times New Roman" w:hAnsi="Times New Roman" w:cs="Times New Roman"/>
+          </w:rPr>
+          <w:t>ст. 13</w:t>
+        </w:r>
+        <w:r>
+          <w:rPr>
+            <w:rStyle w:val="ad"/>
+            <w:rFonts w:ascii="Times New Roman" w:hAnsi="Times New Roman" w:cs="Times New Roman"/>
+          </w:rPr>
+          <w:t>3</w:t>
+        </w:r>
+        <w:r>
+          <w:rPr>
+            <w:rStyle w:val="ad"/>
+            <w:rFonts w:ascii="Times New Roman" w:hAnsi="Times New Roman" w:cs="Times New Roman"/>
+          </w:rPr>
+          <w:t>4 ГК РФ</w:t>
+        </w:r>
+      </w:hyperlink>
+      <w:r>
+        <w:rPr>
+          <w:rFonts w:ascii="Times New Roman" w:hAnsi="Times New Roman" w:cs="Times New Roman"/>
+        </w:rPr>
+        <w:t>), дополнительно потребуется:</w:t>
       </w:r>
     </w:p>
     <w:p>
@@ -1306,12 +2031,15 @@
           <w:ilvl w:val="0"/>
           <w:numId w:val="5"/>
         </w:numPr>
-      </w:pPr>
-      <w:r>
-        <w:rPr>
-          <w:rFonts w:ascii="Times New Roman" w:eastAsia="Times New Roman" w:hAnsi="Times New Roman" w:cs="Times New Roman"/>
-        </w:rPr>
-        <w:t>Срок рассмотрения: от 2 месяцев.</w:t>
+        <w:rPr>
+          <w:rFonts w:ascii="Times New Roman" w:hAnsi="Times New Roman" w:cs="Times New Roman"/>
+        </w:rPr>
+      </w:pPr>
+      <w:r>
+        <w:rPr>
+          <w:rFonts w:ascii="Times New Roman" w:hAnsi="Times New Roman" w:cs="Times New Roman"/>
+        </w:rPr>
+        <w:t>Доказательства существенных затрат на создание базы.</w:t>
       </w:r>
     </w:p>
     <w:p>
@@ -1320,107 +2048,36 @@
           <w:ilvl w:val="0"/>
           <w:numId w:val="5"/>
         </w:numPr>
-      </w:pPr>
-      <w:r>
-        <w:rPr>
-          <w:rFonts w:ascii="Times New Roman" w:eastAsia="Times New Roman" w:hAnsi="Times New Roman" w:cs="Times New Roman"/>
-        </w:rPr>
-        <w:t>Госпошлина: 5 000 ₽ (</w:t>
-      </w:r>
-      <w:r>
-        <w:rPr>
-          <w:rFonts w:ascii="Times New Roman" w:eastAsia="Times New Roman" w:hAnsi="Times New Roman" w:cs="Times New Roman"/>
-          <w:color w:val="EE0000"/>
-        </w:rPr>
-        <w:t xml:space="preserve">возможно стоит сделать ссылку на </w:t>
-      </w:r>
-      <w:r>
-        <w:rPr>
-          <w:rFonts w:ascii="Times New Roman" w:eastAsia="Times New Roman" w:hAnsi="Times New Roman" w:cs="Times New Roman"/>
-          <w:color w:val="5B9BD5"/>
-        </w:rPr>
-        <w:t>калькулятор пошлин</w:t>
-      </w:r>
-      <w:r>
-        <w:rPr>
-          <w:rFonts w:ascii="Times New Roman" w:eastAsia="Times New Roman" w:hAnsi="Times New Roman" w:cs="Times New Roman"/>
-          <w:color w:val="EE0000"/>
-        </w:rPr>
-        <w:t>, но вообще здесь одинаковая для всех пошлина</w:t>
-      </w:r>
-      <w:r>
-        <w:rPr>
-          <w:rFonts w:ascii="Times New Roman" w:eastAsia="Times New Roman" w:hAnsi="Times New Roman" w:cs="Times New Roman"/>
-        </w:rPr>
-        <w:t>).</w:t>
+        <w:rPr>
+          <w:rFonts w:ascii="Times New Roman" w:hAnsi="Times New Roman" w:cs="Times New Roman"/>
+        </w:rPr>
+      </w:pPr>
+      <w:r>
+        <w:rPr>
+          <w:rFonts w:ascii="Times New Roman" w:hAnsi="Times New Roman" w:cs="Times New Roman"/>
+        </w:rPr>
+        <w:t xml:space="preserve">Подтверждение количественного содержания — </w:t>
+      </w:r>
+      <w:r>
+        <w:rPr>
+          <w:rFonts w:ascii="Times New Roman" w:hAnsi="Times New Roman" w:cs="Times New Roman"/>
+        </w:rPr>
+        <w:t>не менее 10 000 самостоятельных информационных элементов.</w:t>
       </w:r>
     </w:p>
     <w:p>
       <w:pPr>
-        <w:numPr>
-          <w:ilvl w:val="0"/>
-          <w:numId w:val="5"/>
-        </w:numPr>
-      </w:pPr>
-      <w:r>
-        <w:rPr>
-          <w:rFonts w:ascii="Times New Roman" w:eastAsia="Times New Roman" w:hAnsi="Times New Roman" w:cs="Times New Roman"/>
-        </w:rPr>
-        <w:t>Услуги патентного поверенного: от 20 000 ₽ (подготовка и подача заявления).</w:t>
-      </w:r>
-    </w:p>
-    <w:p>
-      <w:pPr>
-        <w:pStyle w:val="1"/>
-      </w:pPr>
-      <w:r>
-        <w:t xml:space="preserve">Шаг 4. Организуйте депонирование </w:t>
-      </w:r>
-      <w:r>
-        <w:rPr>
-          <w:b w:val="0"/>
-          <w:bCs w:val="0"/>
-          <w:color w:val="EE0000"/>
-        </w:rPr>
-        <w:t>(если возможно, здесь тоже добавить выскакивающее пояснение: Передача файла, данных или экземпляра произведения в защищенное хранилище. Это можно использовать как доказательство в суде)</w:t>
-      </w:r>
-      <w:r>
-        <w:rPr>
-          <w:color w:val="EE0000"/>
-        </w:rPr>
-        <w:t xml:space="preserve"> </w:t>
-      </w:r>
-      <w:r>
-        <w:t>и учет</w:t>
-      </w:r>
-    </w:p>
-    <w:p>
-      <w:pPr>
-        <w:rPr>
-          <w:rFonts w:ascii="Times New Roman" w:eastAsia="Times New Roman" w:hAnsi="Times New Roman" w:cs="Times New Roman"/>
-        </w:rPr>
-      </w:pPr>
-      <w:r>
-        <w:rPr>
-          <w:rFonts w:ascii="Times New Roman" w:eastAsia="Times New Roman" w:hAnsi="Times New Roman" w:cs="Times New Roman"/>
+        <w:rPr>
+          <w:rFonts w:ascii="Times New Roman" w:hAnsi="Times New Roman" w:cs="Times New Roman"/>
+        </w:rPr>
+      </w:pPr>
+      <w:r>
+        <w:rPr>
+          <w:rFonts w:ascii="Times New Roman" w:hAnsi="Times New Roman" w:cs="Times New Roman"/>
           <w:b/>
           <w:bCs/>
         </w:rPr>
-        <w:lastRenderedPageBreak/>
-        <w:t>4.1. Депонирование материалов</w:t>
-      </w:r>
-    </w:p>
-    <w:p>
-      <w:pPr>
-        <w:rPr>
-          <w:rFonts w:ascii="Times New Roman" w:eastAsia="Times New Roman" w:hAnsi="Times New Roman" w:cs="Times New Roman"/>
-        </w:rPr>
-      </w:pPr>
-      <w:r>
-        <w:rPr>
-          <w:rFonts w:ascii="Times New Roman" w:eastAsia="Times New Roman" w:hAnsi="Times New Roman" w:cs="Times New Roman"/>
-        </w:rPr>
-        <w:t>Для идентификации базы данных в Роспатент представляются:</w:t>
+        <w:t>3.3. Сроки и стоимость</w:t>
       </w:r>
     </w:p>
     <w:p>
@@ -1429,12 +2086,21 @@
           <w:ilvl w:val="0"/>
           <w:numId w:val="6"/>
         </w:numPr>
-      </w:pPr>
-      <w:r>
-        <w:rPr>
-          <w:rFonts w:ascii="Times New Roman" w:eastAsia="Times New Roman" w:hAnsi="Times New Roman" w:cs="Times New Roman"/>
-        </w:rPr>
-        <w:t>Реферат с описанием области применения, структуры и функциональности.</w:t>
+        <w:rPr>
+          <w:rFonts w:ascii="Times New Roman" w:hAnsi="Times New Roman" w:cs="Times New Roman"/>
+        </w:rPr>
+      </w:pPr>
+      <w:r>
+        <w:rPr>
+          <w:rFonts w:ascii="Times New Roman" w:hAnsi="Times New Roman" w:cs="Times New Roman"/>
+        </w:rPr>
+        <w:t>Срок рассмотрения:</w:t>
+      </w:r>
+      <w:r>
+        <w:rPr>
+          <w:rFonts w:ascii="Times New Roman" w:hAnsi="Times New Roman" w:cs="Times New Roman"/>
+        </w:rPr>
+        <w:t xml:space="preserve"> от 2 месяцев.</w:t>
       </w:r>
     </w:p>
     <w:p>
@@ -1443,12 +2109,76 @@
           <w:ilvl w:val="0"/>
           <w:numId w:val="6"/>
         </w:numPr>
-      </w:pPr>
-      <w:r>
-        <w:rPr>
-          <w:rFonts w:ascii="Times New Roman" w:eastAsia="Times New Roman" w:hAnsi="Times New Roman" w:cs="Times New Roman"/>
-        </w:rPr>
-        <w:t>Скриншоты интерфейса, фрагменты отчетов СУБД, примеры материалов.</w:t>
+        <w:rPr>
+          <w:rFonts w:ascii="Times New Roman" w:hAnsi="Times New Roman" w:cs="Times New Roman"/>
+        </w:rPr>
+      </w:pPr>
+      <w:r>
+        <w:rPr>
+          <w:rFonts w:ascii="Times New Roman" w:hAnsi="Times New Roman" w:cs="Times New Roman"/>
+        </w:rPr>
+        <w:t>Госпошлина:</w:t>
+      </w:r>
+      <w:r>
+        <w:rPr>
+          <w:rFonts w:ascii="Times New Roman" w:hAnsi="Times New Roman" w:cs="Times New Roman"/>
+        </w:rPr>
+        <w:t xml:space="preserve"> 5 000 ₽</w:t>
+      </w:r>
+      <w:r>
+        <w:rPr>
+          <w:rFonts w:ascii="Times New Roman" w:hAnsi="Times New Roman" w:cs="Times New Roman"/>
+        </w:rPr>
+        <w:t xml:space="preserve"> (</w:t>
+      </w:r>
+      <w:r>
+        <w:rPr>
+          <w:rFonts w:ascii="Times New Roman" w:hAnsi="Times New Roman" w:cs="Times New Roman"/>
+          <w:color w:val="EE0000"/>
+        </w:rPr>
+        <w:t xml:space="preserve">возможно стоит сделать ссылку </w:t>
+      </w:r>
+      <w:proofErr w:type="gramStart"/>
+      <w:r>
+        <w:rPr>
+          <w:rFonts w:ascii="Times New Roman" w:hAnsi="Times New Roman" w:cs="Times New Roman"/>
+          <w:color w:val="EE0000"/>
+        </w:rPr>
+        <w:t xml:space="preserve">на </w:t>
+      </w:r>
+      <w:r>
+        <w:rPr>
+          <w:rFonts w:ascii="Times New Roman" w:hAnsi="Times New Roman" w:cs="Times New Roman"/>
+          <w:color w:val="5B9BD5" w:themeColor="accent5"/>
+        </w:rPr>
+        <w:t>калькулятор</w:t>
+      </w:r>
+      <w:proofErr w:type="gramEnd"/>
+      <w:r>
+        <w:rPr>
+          <w:rFonts w:ascii="Times New Roman" w:hAnsi="Times New Roman" w:cs="Times New Roman"/>
+          <w:color w:val="5B9BD5" w:themeColor="accent5"/>
+        </w:rPr>
+        <w:t xml:space="preserve"> пошлин</w:t>
+      </w:r>
+      <w:r>
+        <w:rPr>
+          <w:rFonts w:ascii="Times New Roman" w:hAnsi="Times New Roman" w:cs="Times New Roman"/>
+          <w:color w:val="EE0000"/>
+        </w:rPr>
+        <w:t>, но вообще здесь одинаковая для всех пошлина</w:t>
+      </w:r>
+      <w:r>
+        <w:rPr>
+          <w:rFonts w:ascii="Times New Roman" w:hAnsi="Times New Roman" w:cs="Times New Roman"/>
+        </w:rPr>
+        <w:t>)</w:t>
+      </w:r>
+      <w:r>
+        <w:rPr>
+          <w:rFonts w:ascii="Times New Roman" w:hAnsi="Times New Roman" w:cs="Times New Roman"/>
+        </w:rPr>
+        <w:t>.</w:t>
       </w:r>
     </w:p>
     <w:p>
@@ -1457,27 +2187,77 @@
           <w:ilvl w:val="0"/>
           <w:numId w:val="6"/>
         </w:numPr>
-      </w:pPr>
-      <w:r>
-        <w:rPr>
-          <w:rFonts w:ascii="Times New Roman" w:eastAsia="Times New Roman" w:hAnsi="Times New Roman" w:cs="Times New Roman"/>
-        </w:rPr>
-        <w:t>Описание структуры базы данных и используемой СУБД.</w:t>
+        <w:rPr>
+          <w:rFonts w:ascii="Times New Roman" w:hAnsi="Times New Roman" w:cs="Times New Roman"/>
+        </w:rPr>
+      </w:pPr>
+      <w:r>
+        <w:rPr>
+          <w:rFonts w:ascii="Times New Roman" w:hAnsi="Times New Roman" w:cs="Times New Roman"/>
+        </w:rPr>
+        <w:t>Услуги патентного поверенного:</w:t>
+      </w:r>
+      <w:r>
+        <w:rPr>
+          <w:rFonts w:ascii="Times New Roman" w:hAnsi="Times New Roman" w:cs="Times New Roman"/>
+        </w:rPr>
+        <w:t xml:space="preserve"> от 20 000 ₽ (подготовка и подача заявления).</w:t>
       </w:r>
     </w:p>
     <w:p>
       <w:pPr>
-        <w:rPr>
-          <w:rFonts w:ascii="Times New Roman" w:eastAsia="Times New Roman" w:hAnsi="Times New Roman" w:cs="Times New Roman"/>
-        </w:rPr>
-      </w:pPr>
-      <w:r>
-        <w:rPr>
-          <w:rFonts w:ascii="Times New Roman" w:eastAsia="Times New Roman" w:hAnsi="Times New Roman" w:cs="Times New Roman"/>
+        <w:pStyle w:val="1"/>
+      </w:pPr>
+      <w:r>
+        <w:t>Шаг 4. Организуйте депонирование</w:t>
+      </w:r>
+      <w:r>
+        <w:t xml:space="preserve"> </w:t>
+      </w:r>
+      <w:r>
+        <w:rPr>
+          <w:b w:val="0"/>
+          <w:bCs w:val="0"/>
+          <w:color w:val="EE0000"/>
+        </w:rPr>
+        <w:t>(если возможно, здесь тоже добавить выскакивающее пояснение: Передача файла, данных или экземпляра произведения в защищенное хранилище. Это можно использовать как доказательство в суде)</w:t>
+      </w:r>
+      <w:r>
+        <w:rPr>
+          <w:color w:val="EE0000"/>
+        </w:rPr>
+        <w:t xml:space="preserve"> </w:t>
+      </w:r>
+      <w:r>
+        <w:t>и учет</w:t>
+      </w:r>
+    </w:p>
+    <w:p>
+      <w:pPr>
+        <w:rPr>
+          <w:rFonts w:ascii="Times New Roman" w:hAnsi="Times New Roman" w:cs="Times New Roman"/>
+        </w:rPr>
+      </w:pPr>
+      <w:r>
+        <w:rPr>
+          <w:rFonts w:ascii="Times New Roman" w:hAnsi="Times New Roman" w:cs="Times New Roman"/>
           <w:b/>
           <w:bCs/>
         </w:rPr>
-        <w:t>4.2. Внутренний учет</w:t>
+        <w:t>4.1. Депонирование материалов</w:t>
+      </w:r>
+    </w:p>
+    <w:p>
+      <w:pPr>
+        <w:rPr>
+          <w:rFonts w:ascii="Times New Roman" w:hAnsi="Times New Roman" w:cs="Times New Roman"/>
+        </w:rPr>
+      </w:pPr>
+      <w:r>
+        <w:rPr>
+          <w:rFonts w:ascii="Times New Roman" w:hAnsi="Times New Roman" w:cs="Times New Roman"/>
+        </w:rPr>
+        <w:t>Для идентификации базы данных в Роспатент представляются:</w:t>
       </w:r>
     </w:p>
     <w:p>
@@ -1486,12 +2266,15 @@
           <w:ilvl w:val="0"/>
           <w:numId w:val="7"/>
         </w:numPr>
-      </w:pPr>
-      <w:r>
-        <w:rPr>
-          <w:rFonts w:ascii="Times New Roman" w:eastAsia="Times New Roman" w:hAnsi="Times New Roman" w:cs="Times New Roman"/>
-        </w:rPr>
-        <w:t>Присвойте базе данных внутренний идентификатор и заведите карточку учета.</w:t>
+        <w:rPr>
+          <w:rFonts w:ascii="Times New Roman" w:hAnsi="Times New Roman" w:cs="Times New Roman"/>
+        </w:rPr>
+      </w:pPr>
+      <w:r>
+        <w:rPr>
+          <w:rFonts w:ascii="Times New Roman" w:hAnsi="Times New Roman" w:cs="Times New Roman"/>
+        </w:rPr>
+        <w:t>Реферат с описанием области применения, структуры и функциональности.</w:t>
       </w:r>
     </w:p>
     <w:p>
@@ -1500,12 +2283,15 @@
           <w:ilvl w:val="0"/>
           <w:numId w:val="7"/>
         </w:numPr>
-      </w:pPr>
-      <w:r>
-        <w:rPr>
-          <w:rFonts w:ascii="Times New Roman" w:eastAsia="Times New Roman" w:hAnsi="Times New Roman" w:cs="Times New Roman"/>
-        </w:rPr>
-        <w:t>Фиксируйте даты создания, обновления и внесения изменений.</w:t>
+        <w:rPr>
+          <w:rFonts w:ascii="Times New Roman" w:hAnsi="Times New Roman" w:cs="Times New Roman"/>
+        </w:rPr>
+      </w:pPr>
+      <w:r>
+        <w:rPr>
+          <w:rFonts w:ascii="Times New Roman" w:hAnsi="Times New Roman" w:cs="Times New Roman"/>
+        </w:rPr>
+        <w:t>Скриншоты интерфейса, фрагменты отчетов СУБД, примеры материалов.</w:t>
       </w:r>
     </w:p>
     <w:p>
@@ -1514,35 +2300,30 @@
           <w:ilvl w:val="0"/>
           <w:numId w:val="7"/>
         </w:numPr>
-      </w:pPr>
-      <w:r>
-        <w:rPr>
-          <w:rFonts w:ascii="Times New Roman" w:eastAsia="Times New Roman" w:hAnsi="Times New Roman" w:cs="Times New Roman"/>
-        </w:rPr>
-        <w:t>Храните исходные материалы и доказательства затрат (чеки, акты, договоры).</w:t>
+        <w:rPr>
+          <w:rFonts w:ascii="Times New Roman" w:hAnsi="Times New Roman" w:cs="Times New Roman"/>
+        </w:rPr>
+      </w:pPr>
+      <w:r>
+        <w:rPr>
+          <w:rFonts w:ascii="Times New Roman" w:hAnsi="Times New Roman" w:cs="Times New Roman"/>
+        </w:rPr>
+        <w:t>Описание структуры базы данных и используемой СУБД.</w:t>
       </w:r>
     </w:p>
     <w:p>
       <w:pPr>
-        <w:pStyle w:val="1"/>
-      </w:pPr>
-      <w:r>
-        <w:t>Шаг 5. Защитите базу данных от неправомерного использования</w:t>
-      </w:r>
-    </w:p>
-    <w:p>
-      <w:pPr>
-        <w:rPr>
-          <w:rFonts w:ascii="Times New Roman" w:eastAsia="Times New Roman" w:hAnsi="Times New Roman" w:cs="Times New Roman"/>
-        </w:rPr>
-      </w:pPr>
-      <w:r>
-        <w:rPr>
-          <w:rFonts w:ascii="Times New Roman" w:eastAsia="Times New Roman" w:hAnsi="Times New Roman" w:cs="Times New Roman"/>
+        <w:rPr>
+          <w:rFonts w:ascii="Times New Roman" w:hAnsi="Times New Roman" w:cs="Times New Roman"/>
+        </w:rPr>
+      </w:pPr>
+      <w:r>
+        <w:rPr>
+          <w:rFonts w:ascii="Times New Roman" w:hAnsi="Times New Roman" w:cs="Times New Roman"/>
           <w:b/>
           <w:bCs/>
         </w:rPr>
-        <w:t>5.1. Технические советы</w:t>
+        <w:t>4.2. Внутренний учет</w:t>
       </w:r>
     </w:p>
     <w:p>
@@ -1551,12 +2332,15 @@
           <w:ilvl w:val="0"/>
           <w:numId w:val="8"/>
         </w:numPr>
-      </w:pPr>
-      <w:r>
-        <w:rPr>
-          <w:rFonts w:ascii="Times New Roman" w:eastAsia="Times New Roman" w:hAnsi="Times New Roman" w:cs="Times New Roman"/>
-        </w:rPr>
-        <w:t>Ограничьте доступ к базе данных (аутентификация, разграничение прав).</w:t>
+        <w:rPr>
+          <w:rFonts w:ascii="Times New Roman" w:hAnsi="Times New Roman" w:cs="Times New Roman"/>
+        </w:rPr>
+      </w:pPr>
+      <w:r>
+        <w:rPr>
+          <w:rFonts w:ascii="Times New Roman" w:hAnsi="Times New Roman" w:cs="Times New Roman"/>
+        </w:rPr>
+        <w:t>Присвойте базе данных внутренний идентификатор и заведите карточку учета.</w:t>
       </w:r>
     </w:p>
     <w:p>
@@ -1565,12 +2349,15 @@
           <w:ilvl w:val="0"/>
           <w:numId w:val="8"/>
         </w:numPr>
-      </w:pPr>
-      <w:r>
-        <w:rPr>
-          <w:rFonts w:ascii="Times New Roman" w:eastAsia="Times New Roman" w:hAnsi="Times New Roman" w:cs="Times New Roman"/>
-        </w:rPr>
-        <w:t>Используйте водяные знаки в выгрузках, логирование запросов.</w:t>
+        <w:rPr>
+          <w:rFonts w:ascii="Times New Roman" w:hAnsi="Times New Roman" w:cs="Times New Roman"/>
+        </w:rPr>
+      </w:pPr>
+      <w:r>
+        <w:rPr>
+          <w:rFonts w:ascii="Times New Roman" w:hAnsi="Times New Roman" w:cs="Times New Roman"/>
+        </w:rPr>
+        <w:t>Фиксируйте даты создания, обновления и внесения изменений.</w:t>
       </w:r>
     </w:p>
     <w:p>
@@ -1579,123 +2366,339 @@
           <w:ilvl w:val="0"/>
           <w:numId w:val="8"/>
         </w:numPr>
-      </w:pPr>
-      <w:r>
-        <w:rPr>
-          <w:rFonts w:ascii="Times New Roman" w:eastAsia="Times New Roman" w:hAnsi="Times New Roman" w:cs="Times New Roman"/>
-        </w:rPr>
-        <w:t>Настройте резервное копирование и защиту от массового извлечения данных (rate limiting).</w:t>
+        <w:rPr>
+          <w:rFonts w:ascii="Times New Roman" w:hAnsi="Times New Roman" w:cs="Times New Roman"/>
+        </w:rPr>
+      </w:pPr>
+      <w:r>
+        <w:rPr>
+          <w:rFonts w:ascii="Times New Roman" w:hAnsi="Times New Roman" w:cs="Times New Roman"/>
+        </w:rPr>
+        <w:t>Храните исходные материалы и доказательства затрат (чеки, акты, договоры).</w:t>
       </w:r>
     </w:p>
     <w:p>
       <w:pPr>
-        <w:rPr>
-          <w:rFonts w:ascii="Times New Roman" w:eastAsia="Times New Roman" w:hAnsi="Times New Roman" w:cs="Times New Roman"/>
-        </w:rPr>
-      </w:pPr>
-      <w:r>
-        <w:rPr>
-          <w:rFonts w:ascii="Times New Roman" w:eastAsia="Times New Roman" w:hAnsi="Times New Roman" w:cs="Times New Roman"/>
+        <w:pStyle w:val="1"/>
+      </w:pPr>
+      <w:r>
+        <w:t>Шаг 5. Защитите базу данных от неправомерного использования</w:t>
+      </w:r>
+    </w:p>
+    <w:p>
+      <w:pPr>
+        <w:rPr>
+          <w:rFonts w:ascii="Times New Roman" w:hAnsi="Times New Roman" w:cs="Times New Roman"/>
+        </w:rPr>
+      </w:pPr>
+      <w:r>
+        <w:rPr>
+          <w:rFonts w:ascii="Times New Roman" w:hAnsi="Times New Roman" w:cs="Times New Roman"/>
           <w:b/>
           <w:bCs/>
         </w:rPr>
-        <w:t>5.2. Юридические меры</w:t>
+        <w:t>5.1. Технические советы</w:t>
       </w:r>
     </w:p>
     <w:p>
       <w:pPr>
         <w:numPr>
           <w:ilvl w:val="0"/>
-          <w:numId w:val="2"/>
+          <w:numId w:val="9"/>
         </w:numPr>
-      </w:pPr>
-      <w:r>
-        <w:rPr>
-          <w:rFonts w:ascii="Times New Roman" w:eastAsia="Times New Roman" w:hAnsi="Times New Roman" w:cs="Times New Roman"/>
-        </w:rPr>
-        <w:t>Включите в пользовательское соглашение запрет на извлечение существенной части материалов базы без разрешения.</w:t>
+        <w:rPr>
+          <w:rFonts w:ascii="Times New Roman" w:hAnsi="Times New Roman" w:cs="Times New Roman"/>
+        </w:rPr>
+      </w:pPr>
+      <w:r>
+        <w:rPr>
+          <w:rFonts w:ascii="Times New Roman" w:hAnsi="Times New Roman" w:cs="Times New Roman"/>
+        </w:rPr>
+        <w:t>Ограничьте доступ к базе данных (аутентификация, разграничение прав).</w:t>
       </w:r>
     </w:p>
     <w:p>
       <w:pPr>
         <w:numPr>
           <w:ilvl w:val="0"/>
-          <w:numId w:val="2"/>
+          <w:numId w:val="9"/>
         </w:numPr>
-      </w:pPr>
-      <w:r>
-        <w:rPr>
-          <w:rFonts w:ascii="Times New Roman" w:eastAsia="Times New Roman" w:hAnsi="Times New Roman" w:cs="Times New Roman"/>
-        </w:rPr>
-        <w:t>При коммерческом использовании базы третьими лицами заключайте лицензионные договоры</w:t>
-      </w:r>
-      <w:r>
-        <w:rPr>
-          <w:rFonts w:ascii="Times New Roman" w:eastAsia="Times New Roman" w:hAnsi="Times New Roman" w:cs="Times New Roman"/>
+        <w:rPr>
+          <w:rFonts w:ascii="Times New Roman" w:hAnsi="Times New Roman" w:cs="Times New Roman"/>
+        </w:rPr>
+      </w:pPr>
+      <w:r>
+        <w:rPr>
+          <w:rFonts w:ascii="Times New Roman" w:hAnsi="Times New Roman" w:cs="Times New Roman"/>
+        </w:rPr>
+        <w:t>Используйте водяные знаки в выгрузках, логирование запросов.</w:t>
+      </w:r>
+    </w:p>
+    <w:p>
+      <w:pPr>
+        <w:numPr>
+          <w:ilvl w:val="0"/>
+          <w:numId w:val="9"/>
+        </w:numPr>
+        <w:rPr>
+          <w:rFonts w:ascii="Times New Roman" w:hAnsi="Times New Roman" w:cs="Times New Roman"/>
+        </w:rPr>
+      </w:pPr>
+      <w:r>
+        <w:rPr>
+          <w:rFonts w:ascii="Times New Roman" w:hAnsi="Times New Roman" w:cs="Times New Roman"/>
+        </w:rPr>
+        <w:t>Настройте резервное копирование и защиту от массового извлечения данных (</w:t>
+      </w:r>
+      <w:proofErr w:type="spellStart"/>
+      <w:r>
+        <w:rPr>
+          <w:rFonts w:ascii="Times New Roman" w:hAnsi="Times New Roman" w:cs="Times New Roman"/>
+        </w:rPr>
+        <w:t>rate</w:t>
+      </w:r>
+      <w:proofErr w:type="spellEnd"/>
+      <w:r>
+        <w:rPr>
+          <w:rFonts w:ascii="Times New Roman" w:hAnsi="Times New Roman" w:cs="Times New Roman"/>
+        </w:rPr>
+        <w:t xml:space="preserve"> </w:t>
+      </w:r>
+      <w:proofErr w:type="spellStart"/>
+      <w:r>
+        <w:rPr>
+          <w:rFonts w:ascii="Times New Roman" w:hAnsi="Times New Roman" w:cs="Times New Roman"/>
+        </w:rPr>
+        <w:t>limiting</w:t>
+      </w:r>
+      <w:proofErr w:type="spellEnd"/>
+      <w:r>
+        <w:rPr>
+          <w:rFonts w:ascii="Times New Roman" w:hAnsi="Times New Roman" w:cs="Times New Roman"/>
+        </w:rPr>
+        <w:t>).</w:t>
+      </w:r>
+    </w:p>
+    <w:p>
+      <w:pPr>
+        <w:rPr>
+          <w:rFonts w:ascii="Times New Roman" w:hAnsi="Times New Roman" w:cs="Times New Roman"/>
+        </w:rPr>
+      </w:pPr>
+      <w:r>
+        <w:rPr>
+          <w:rFonts w:ascii="Times New Roman" w:hAnsi="Times New Roman" w:cs="Times New Roman"/>
           <w:b/>
           <w:bCs/>
         </w:rPr>
-        <w:t xml:space="preserve"> </w:t>
-      </w:r>
-      <w:r>
-        <w:rPr>
-          <w:rFonts w:ascii="Times New Roman" w:eastAsia="Times New Roman" w:hAnsi="Times New Roman" w:cs="Times New Roman"/>
-          <w:color w:val="EE0000"/>
-        </w:rPr>
-        <w:t xml:space="preserve">(здесь можно сделать ссылку на </w:t>
-      </w:r>
-      <w:r>
-        <w:rPr>
-          <w:rFonts w:ascii="Times New Roman" w:eastAsia="Times New Roman" w:hAnsi="Times New Roman" w:cs="Times New Roman"/>
-          <w:color w:val="5B9BD5"/>
-        </w:rPr>
-        <w:t>инструмент «конструктор договоров»</w:t>
-      </w:r>
-      <w:r>
-        <w:rPr>
-          <w:rFonts w:ascii="Times New Roman" w:eastAsia="Times New Roman" w:hAnsi="Times New Roman" w:cs="Times New Roman"/>
-          <w:color w:val="EE0000"/>
-        </w:rPr>
-        <w:t>).</w:t>
+        <w:lastRenderedPageBreak/>
+        <w:t>5.2. Юридические меры</w:t>
       </w:r>
     </w:p>
     <w:p>
       <w:pPr>
-        <w:rPr>
-          <w:rFonts w:ascii="Times New Roman" w:eastAsia="Times New Roman" w:hAnsi="Times New Roman" w:cs="Times New Roman"/>
-        </w:rPr>
-      </w:pPr>
-      <w:r>
-        <w:rPr>
-          <w:rFonts w:ascii="Times New Roman" w:eastAsia="Times New Roman" w:hAnsi="Times New Roman" w:cs="Times New Roman"/>
-        </w:rPr>
-        <w:t xml:space="preserve">Если база содержит уникальные алгоритмы обработки или ценную подборку данных, можно использовать режим коммерческой тайны (ноу-хау) по ст. 1465 ГК РФ. </w:t>
-      </w:r>
-      <w:r>
-        <w:rPr>
-          <w:rFonts w:ascii="Times New Roman" w:eastAsia="Times New Roman" w:hAnsi="Times New Roman" w:cs="Times New Roman"/>
+        <w:numPr>
+          <w:ilvl w:val="0"/>
+          <w:numId w:val="10"/>
+        </w:numPr>
+        <w:rPr>
+          <w:rFonts w:ascii="Times New Roman" w:hAnsi="Times New Roman" w:cs="Times New Roman"/>
+        </w:rPr>
+      </w:pPr>
+      <w:r>
+        <w:rPr>
+          <w:rFonts w:ascii="Times New Roman" w:hAnsi="Times New Roman" w:cs="Times New Roman"/>
+        </w:rPr>
+        <w:t>Включите в пользовательское соглашение запрет на извлечение существенной части материалов базы без разрешения.</w:t>
+      </w:r>
+    </w:p>
+    <w:p>
+      <w:pPr>
+        <w:numPr>
+          <w:ilvl w:val="0"/>
+          <w:numId w:val="10"/>
+        </w:numPr>
+        <w:rPr>
+          <w:rFonts w:ascii="Times New Roman" w:hAnsi="Times New Roman" w:cs="Times New Roman"/>
+        </w:rPr>
+      </w:pPr>
+      <w:r>
+        <w:rPr>
+          <w:rFonts w:ascii="Times New Roman" w:hAnsi="Times New Roman" w:cs="Times New Roman"/>
+        </w:rPr>
+        <w:t xml:space="preserve">При коммерческом использовании базы третьими лицами заключайте </w:t>
+      </w:r>
+      <w:r>
+        <w:rPr>
+          <w:rFonts w:ascii="Times New Roman" w:hAnsi="Times New Roman" w:cs="Times New Roman"/>
+        </w:rPr>
+        <w:t>лицензионные договоры</w:t>
+      </w:r>
+      <w:r>
+        <w:rPr>
+          <w:rFonts w:ascii="Times New Roman" w:hAnsi="Times New Roman" w:cs="Times New Roman"/>
           <w:b/>
           <w:bCs/>
         </w:rPr>
-        <w:t>Но:</w:t>
-      </w:r>
-      <w:r>
-        <w:rPr>
-          <w:rFonts w:ascii="Times New Roman" w:eastAsia="Times New Roman" w:hAnsi="Times New Roman" w:cs="Times New Roman"/>
-        </w:rPr>
-        <w:t xml:space="preserve"> при регистрации в Роспатенте Эти материалы вашей базы данных становятся публично доступными.</w:t>
-      </w:r>
-      <w:r>
-        <w:rPr>
-          <w:rFonts w:ascii="Times New Roman" w:eastAsia="Times New Roman" w:hAnsi="Times New Roman" w:cs="Times New Roman"/>
+        <w:t xml:space="preserve"> </w:t>
+      </w:r>
+      <w:r>
+        <w:rPr>
+          <w:rFonts w:ascii="Times New Roman" w:hAnsi="Times New Roman" w:cs="Times New Roman"/>
+          <w:color w:val="EE0000"/>
+        </w:rPr>
+        <w:t xml:space="preserve">(здесь можно сделать ссылку на </w:t>
+      </w:r>
+      <w:r>
+        <w:rPr>
+          <w:rFonts w:ascii="Times New Roman" w:hAnsi="Times New Roman" w:cs="Times New Roman"/>
+          <w:color w:val="5B9BD5" w:themeColor="accent5"/>
+        </w:rPr>
+        <w:t>инструмент «конструктор договоров»</w:t>
+      </w:r>
+      <w:r>
+        <w:rPr>
+          <w:rFonts w:ascii="Times New Roman" w:hAnsi="Times New Roman" w:cs="Times New Roman"/>
+          <w:color w:val="EE0000"/>
+        </w:rPr>
+        <w:t>)</w:t>
+      </w:r>
+      <w:r>
+        <w:rPr>
+          <w:rFonts w:ascii="Times New Roman" w:hAnsi="Times New Roman" w:cs="Times New Roman"/>
+          <w:color w:val="EE0000"/>
+        </w:rPr>
+        <w:t>.</w:t>
+      </w:r>
+    </w:p>
+    <w:p>
+      <w:pPr>
+        <w:rPr>
+          <w:rFonts w:ascii="Times New Roman" w:hAnsi="Times New Roman" w:cs="Times New Roman"/>
+        </w:rPr>
+      </w:pPr>
+      <w:r>
+        <w:rPr>
+          <w:rFonts w:ascii="Times New Roman" w:hAnsi="Times New Roman" w:cs="Times New Roman"/>
+        </w:rPr>
+        <w:t xml:space="preserve">Если база содержит уникальные алгоритмы обработки или ценную подборку данных, </w:t>
+      </w:r>
+      <w:r>
+        <w:rPr>
+          <w:rFonts w:ascii="Times New Roman" w:hAnsi="Times New Roman" w:cs="Times New Roman"/>
+        </w:rPr>
+        <w:t xml:space="preserve">можно </w:t>
+      </w:r>
+      <w:r>
+        <w:rPr>
+          <w:rFonts w:ascii="Times New Roman" w:hAnsi="Times New Roman" w:cs="Times New Roman"/>
+        </w:rPr>
+        <w:t>использовать</w:t>
+      </w:r>
+      <w:r>
+        <w:rPr>
+          <w:rFonts w:ascii="Times New Roman" w:hAnsi="Times New Roman" w:cs="Times New Roman"/>
+        </w:rPr>
+        <w:t xml:space="preserve"> режим коммерческой тайны</w:t>
+      </w:r>
+      <w:r>
+        <w:rPr>
+          <w:rFonts w:ascii="Times New Roman" w:hAnsi="Times New Roman" w:cs="Times New Roman"/>
+        </w:rPr>
+        <w:t xml:space="preserve"> (ноу-хау)</w:t>
+      </w:r>
+      <w:r>
+        <w:rPr>
+          <w:rFonts w:ascii="Times New Roman" w:hAnsi="Times New Roman" w:cs="Times New Roman"/>
+        </w:rPr>
+        <w:t xml:space="preserve"> по </w:t>
+      </w:r>
+      <w:hyperlink r:id="rId14" w:history="1">
+        <w:r>
+          <w:rPr>
+            <w:rStyle w:val="ad"/>
+            <w:rFonts w:ascii="Times New Roman" w:hAnsi="Times New Roman" w:cs="Times New Roman"/>
+          </w:rPr>
+          <w:t>ст. 1465 ГК РФ</w:t>
+        </w:r>
+      </w:hyperlink>
+      <w:r>
+        <w:rPr>
+          <w:rFonts w:ascii="Times New Roman" w:hAnsi="Times New Roman" w:cs="Times New Roman"/>
+        </w:rPr>
+        <w:t>.</w:t>
+      </w:r>
+      <w:r>
+        <w:rPr>
+          <w:rFonts w:ascii="Times New Roman" w:hAnsi="Times New Roman" w:cs="Times New Roman"/>
+        </w:rPr>
+        <w:t xml:space="preserve"> </w:t>
+      </w:r>
+      <w:r>
+        <w:rPr>
+          <w:rFonts w:ascii="Times New Roman" w:hAnsi="Times New Roman" w:cs="Times New Roman"/>
           <w:b/>
           <w:bCs/>
         </w:rPr>
+        <w:t>Н</w:t>
+      </w:r>
+      <w:r>
+        <w:rPr>
+          <w:rFonts w:ascii="Times New Roman" w:hAnsi="Times New Roman" w:cs="Times New Roman"/>
+          <w:b/>
+          <w:bCs/>
+        </w:rPr>
+        <w:t>о</w:t>
+      </w:r>
+      <w:r>
+        <w:rPr>
+          <w:rFonts w:ascii="Times New Roman" w:hAnsi="Times New Roman" w:cs="Times New Roman"/>
+          <w:b/>
+          <w:bCs/>
+        </w:rPr>
+        <w:t>:</w:t>
+      </w:r>
+      <w:r>
+        <w:rPr>
+          <w:rFonts w:ascii="Times New Roman" w:hAnsi="Times New Roman" w:cs="Times New Roman"/>
+        </w:rPr>
+        <w:t xml:space="preserve"> при регистрации в Роспатенте </w:t>
+      </w:r>
+      <w:r>
+        <w:rPr>
+          <w:rFonts w:ascii="Times New Roman" w:hAnsi="Times New Roman" w:cs="Times New Roman"/>
+        </w:rPr>
+        <w:t>Эти материалы</w:t>
+      </w:r>
+      <w:r>
+        <w:rPr>
+          <w:rFonts w:ascii="Times New Roman" w:hAnsi="Times New Roman" w:cs="Times New Roman"/>
+        </w:rPr>
+        <w:t xml:space="preserve"> вашей базы данных</w:t>
+      </w:r>
+      <w:r>
+        <w:rPr>
+          <w:rFonts w:ascii="Times New Roman" w:hAnsi="Times New Roman" w:cs="Times New Roman"/>
+        </w:rPr>
+        <w:t xml:space="preserve"> становятся </w:t>
+      </w:r>
+      <w:r>
+        <w:rPr>
+          <w:rFonts w:ascii="Times New Roman" w:hAnsi="Times New Roman" w:cs="Times New Roman"/>
+        </w:rPr>
+        <w:t>публично доступными.</w:t>
+      </w:r>
+      <w:r>
+        <w:rPr>
+          <w:rFonts w:ascii="Times New Roman" w:hAnsi="Times New Roman" w:cs="Times New Roman"/>
+          <w:b/>
+          <w:bCs/>
+        </w:rPr>
         <w:t xml:space="preserve"> </w:t>
       </w:r>
       <w:r>
         <w:rPr>
-          <w:rFonts w:ascii="Times New Roman" w:eastAsia="Times New Roman" w:hAnsi="Times New Roman" w:cs="Times New Roman"/>
+          <w:rFonts w:ascii="Times New Roman" w:hAnsi="Times New Roman" w:cs="Times New Roman"/>
         </w:rPr>
         <w:t>Если в депонируемых материалах окажется информация, которую вы хотите сохранить в режиме ноу-хау, — режим коммерческой тайны прекратится, потому что у третьих лиц появится свободный доступ к этим сведениям на законном основании</w:t>
       </w:r>
@@ -1704,8 +2707,8 @@
     <w:sectPr>
       <w:pgSz w:w="11906" w:h="16838"/>
       <w:pgMar w:top="1134" w:right="850" w:bottom="1134" w:left="1701" w:header="708" w:footer="708" w:gutter="0"/>
-      <w:pgNumType w:start="1"/>
-      <w:cols w:space="720"/>
+      <w:cols w:space="708"/>
+      <w:docGrid w:linePitch="360"/>
     </w:sectPr>
   </w:body>
 </w:document>
@@ -1714,1147 +2717,1640 @@
 <file path=word/numbering.xml><?xml version="1.0" encoding="utf-8"?>
 <w:numbering xmlns:wpc="http://schemas.microsoft.com/office/word/2010/wordprocessingCanvas" xmlns:cx="http://schemas.microsoft.com/office/drawing/2014/chartex" xmlns:cx1="http://schemas.microsoft.com/office/drawing/2015/9/8/chartex" xmlns:cx2="http://schemas.microsoft.com/office/drawing/2015/10/21/chartex" xmlns:cx3="http://schemas.microsoft.com/office/drawing/2016/5/9/chartex" xmlns:cx4="http://schemas.microsoft.com/office/drawing/2016/5/10/chartex" xmlns:cx5="http://schemas.microsoft.com/office/drawing/2016/5/11/chartex" xmlns:cx6="http://schemas.microsoft.com/office/drawing/2016/5/12/chartex" xmlns:cx7="http://schemas.microsoft.com/office/drawing/2016/5/13/chartex" xmlns:cx8="http://schemas.microsoft.com/office/drawing/2016/5/14/chartex" xmlns:mc="http://schemas.openxmlformats.org/markup-compatibility/2006" xmlns:aink="http://schemas.microsoft.com/office/drawing/2016/ink" xmlns:am3d="http://schemas.microsoft.com/office/drawing/2017/model3d" xmlns:o="urn:schemas-microsoft-com:office:office" xmlns:oel="http://schemas.microsoft.com/office/2019/extlst" xmlns:r="http://schemas.openxmlformats.org/officeDocument/2006/relationships" xmlns:m="http://schemas.openxmlformats.org/officeDocument/2006/math" xmlns:v="urn:schemas-microsoft-com:vml" xmlns:wp14="http://schemas.microsoft.com/office/word/2010/wordprocessingDrawing" xmlns:wp="http://schemas.openxmlformats.org/drawingml/2006/wordprocessingDrawing" xmlns:w10="urn:schemas-microsoft-com:office:word" xmlns:w="http://schemas.openxmlformats.org/wordprocessingml/2006/main" xmlns:w14="http://schemas.microsoft.com/office/word/2010/wordml" xmlns:w15="http://schemas.microsoft.com/office/word/2012/wordml" xmlns:w16cex="http://schemas.microsoft.com/office/word/2018/wordml/cex" xmlns:w16cid="http://schemas.microsoft.com/office/word/2016/wordml/cid" xmlns:w16="http://schemas.microsoft.com/office/word/2018/wordml" xmlns:w16du="http://schemas.microsoft.com/office/word/2023/wordml/word16du" xmlns:w16sdtdh="http://schemas.microsoft.com/office/word/2020/wordml/sdtdatahash" xmlns:w16sdtfl="http://schemas.microsoft.com/office/word/2024/wordml/sdtformatlock" xmlns:w16se="http://schemas.microsoft.com/office/word/2015/wordml/symex" xmlns:wpg="http://schemas.microsoft.com/office/word/2010/wordprocessingGroup" xmlns:wpi="http://schemas.microsoft.com/office/word/2010/wordprocessingInk" xmlns:wne="http://schemas.microsoft.com/office/word/2006/wordml" xmlns:wps="http://schemas.microsoft.com/office/word/2010/wordprocessingShape" mc:Ignorable="w14 w15 w16se w16cid w16 w16cex w16sdtdh w16sdtfl w16du wp14">
   <w:abstractNum w:abstractNumId="0" w15:restartNumberingAfterBreak="0">
-    <w:nsid w:val="13ED245D"/>
+    <w:nsid w:val="27B740D9"/>
     <w:multiLevelType w:val="multilevel"/>
-    <w:tmpl w:val="9E243A40"/>
+    <w:tmpl w:val="12D03638"/>
     <w:lvl w:ilvl="0">
       <w:start w:val="1"/>
       <w:numFmt w:val="bullet"/>
-      <w:lvlText w:val="●"/>
-      <w:lvlJc w:val="left"/>
-      <w:pPr>
+      <w:lvlText w:val=""/>
+      <w:lvlJc w:val="left"/>
+      <w:pPr>
+        <w:tabs>
+          <w:tab w:val="num" w:pos="720"/>
+        </w:tabs>
         <w:ind w:left="720" w:hanging="360"/>
       </w:pPr>
       <w:rPr>
-        <w:rFonts w:ascii="Noto Sans Symbols" w:eastAsia="Noto Sans Symbols" w:hAnsi="Noto Sans Symbols" w:cs="Noto Sans Symbols"/>
-        <w:sz w:val="20"/>
-        <w:szCs w:val="20"/>
-      </w:rPr>
-    </w:lvl>
-    <w:lvl w:ilvl="1">
+        <w:rFonts w:ascii="Symbol" w:hAnsi="Symbol" w:hint="default"/>
+        <w:sz w:val="20"/>
+      </w:rPr>
+    </w:lvl>
+    <w:lvl w:ilvl="1" w:tentative="1">
       <w:start w:val="1"/>
       <w:numFmt w:val="bullet"/>
       <w:lvlText w:val="o"/>
       <w:lvlJc w:val="left"/>
       <w:pPr>
+        <w:tabs>
+          <w:tab w:val="num" w:pos="1440"/>
+        </w:tabs>
         <w:ind w:left="1440" w:hanging="360"/>
       </w:pPr>
       <w:rPr>
-        <w:rFonts w:ascii="Courier New" w:eastAsia="Courier New" w:hAnsi="Courier New" w:cs="Courier New"/>
-        <w:sz w:val="20"/>
-        <w:szCs w:val="20"/>
-      </w:rPr>
-    </w:lvl>
-    <w:lvl w:ilvl="2">
-      <w:start w:val="1"/>
-      <w:numFmt w:val="bullet"/>
-      <w:lvlText w:val="▪"/>
-      <w:lvlJc w:val="left"/>
-      <w:pPr>
+        <w:rFonts w:ascii="Courier New" w:hAnsi="Courier New" w:hint="default"/>
+        <w:sz w:val="20"/>
+      </w:rPr>
+    </w:lvl>
+    <w:lvl w:ilvl="2" w:tentative="1">
+      <w:start w:val="1"/>
+      <w:numFmt w:val="bullet"/>
+      <w:lvlText w:val=""/>
+      <w:lvlJc w:val="left"/>
+      <w:pPr>
+        <w:tabs>
+          <w:tab w:val="num" w:pos="2160"/>
+        </w:tabs>
         <w:ind w:left="2160" w:hanging="360"/>
       </w:pPr>
       <w:rPr>
-        <w:rFonts w:ascii="Noto Sans Symbols" w:eastAsia="Noto Sans Symbols" w:hAnsi="Noto Sans Symbols" w:cs="Noto Sans Symbols"/>
-        <w:sz w:val="20"/>
-        <w:szCs w:val="20"/>
-      </w:rPr>
-    </w:lvl>
-    <w:lvl w:ilvl="3">
-      <w:start w:val="1"/>
-      <w:numFmt w:val="bullet"/>
-      <w:lvlText w:val="▪"/>
-      <w:lvlJc w:val="left"/>
-      <w:pPr>
+        <w:rFonts w:ascii="Wingdings" w:hAnsi="Wingdings" w:hint="default"/>
+        <w:sz w:val="20"/>
+      </w:rPr>
+    </w:lvl>
+    <w:lvl w:ilvl="3" w:tentative="1">
+      <w:start w:val="1"/>
+      <w:numFmt w:val="bullet"/>
+      <w:lvlText w:val=""/>
+      <w:lvlJc w:val="left"/>
+      <w:pPr>
+        <w:tabs>
+          <w:tab w:val="num" w:pos="2880"/>
+        </w:tabs>
         <w:ind w:left="2880" w:hanging="360"/>
       </w:pPr>
       <w:rPr>
-        <w:rFonts w:ascii="Noto Sans Symbols" w:eastAsia="Noto Sans Symbols" w:hAnsi="Noto Sans Symbols" w:cs="Noto Sans Symbols"/>
-        <w:sz w:val="20"/>
-        <w:szCs w:val="20"/>
-      </w:rPr>
-    </w:lvl>
-    <w:lvl w:ilvl="4">
-      <w:start w:val="1"/>
-      <w:numFmt w:val="bullet"/>
-      <w:lvlText w:val="▪"/>
-      <w:lvlJc w:val="left"/>
-      <w:pPr>
+        <w:rFonts w:ascii="Wingdings" w:hAnsi="Wingdings" w:hint="default"/>
+        <w:sz w:val="20"/>
+      </w:rPr>
+    </w:lvl>
+    <w:lvl w:ilvl="4" w:tentative="1">
+      <w:start w:val="1"/>
+      <w:numFmt w:val="bullet"/>
+      <w:lvlText w:val=""/>
+      <w:lvlJc w:val="left"/>
+      <w:pPr>
+        <w:tabs>
+          <w:tab w:val="num" w:pos="3600"/>
+        </w:tabs>
         <w:ind w:left="3600" w:hanging="360"/>
       </w:pPr>
       <w:rPr>
-        <w:rFonts w:ascii="Noto Sans Symbols" w:eastAsia="Noto Sans Symbols" w:hAnsi="Noto Sans Symbols" w:cs="Noto Sans Symbols"/>
-        <w:sz w:val="20"/>
-        <w:szCs w:val="20"/>
-      </w:rPr>
-    </w:lvl>
-    <w:lvl w:ilvl="5">
-      <w:start w:val="1"/>
-      <w:numFmt w:val="bullet"/>
-      <w:lvlText w:val="▪"/>
-      <w:lvlJc w:val="left"/>
-      <w:pPr>
+        <w:rFonts w:ascii="Wingdings" w:hAnsi="Wingdings" w:hint="default"/>
+        <w:sz w:val="20"/>
+      </w:rPr>
+    </w:lvl>
+    <w:lvl w:ilvl="5" w:tentative="1">
+      <w:start w:val="1"/>
+      <w:numFmt w:val="bullet"/>
+      <w:lvlText w:val=""/>
+      <w:lvlJc w:val="left"/>
+      <w:pPr>
+        <w:tabs>
+          <w:tab w:val="num" w:pos="4320"/>
+        </w:tabs>
         <w:ind w:left="4320" w:hanging="360"/>
       </w:pPr>
       <w:rPr>
-        <w:rFonts w:ascii="Noto Sans Symbols" w:eastAsia="Noto Sans Symbols" w:hAnsi="Noto Sans Symbols" w:cs="Noto Sans Symbols"/>
-        <w:sz w:val="20"/>
-        <w:szCs w:val="20"/>
-      </w:rPr>
-    </w:lvl>
-    <w:lvl w:ilvl="6">
-      <w:start w:val="1"/>
-      <w:numFmt w:val="bullet"/>
-      <w:lvlText w:val="▪"/>
-      <w:lvlJc w:val="left"/>
-      <w:pPr>
+        <w:rFonts w:ascii="Wingdings" w:hAnsi="Wingdings" w:hint="default"/>
+        <w:sz w:val="20"/>
+      </w:rPr>
+    </w:lvl>
+    <w:lvl w:ilvl="6" w:tentative="1">
+      <w:start w:val="1"/>
+      <w:numFmt w:val="bullet"/>
+      <w:lvlText w:val=""/>
+      <w:lvlJc w:val="left"/>
+      <w:pPr>
+        <w:tabs>
+          <w:tab w:val="num" w:pos="5040"/>
+        </w:tabs>
         <w:ind w:left="5040" w:hanging="360"/>
       </w:pPr>
       <w:rPr>
-        <w:rFonts w:ascii="Noto Sans Symbols" w:eastAsia="Noto Sans Symbols" w:hAnsi="Noto Sans Symbols" w:cs="Noto Sans Symbols"/>
-        <w:sz w:val="20"/>
-        <w:szCs w:val="20"/>
-      </w:rPr>
-    </w:lvl>
-    <w:lvl w:ilvl="7">
-      <w:start w:val="1"/>
-      <w:numFmt w:val="bullet"/>
-      <w:lvlText w:val="▪"/>
-      <w:lvlJc w:val="left"/>
-      <w:pPr>
+        <w:rFonts w:ascii="Wingdings" w:hAnsi="Wingdings" w:hint="default"/>
+        <w:sz w:val="20"/>
+      </w:rPr>
+    </w:lvl>
+    <w:lvl w:ilvl="7" w:tentative="1">
+      <w:start w:val="1"/>
+      <w:numFmt w:val="bullet"/>
+      <w:lvlText w:val=""/>
+      <w:lvlJc w:val="left"/>
+      <w:pPr>
+        <w:tabs>
+          <w:tab w:val="num" w:pos="5760"/>
+        </w:tabs>
         <w:ind w:left="5760" w:hanging="360"/>
       </w:pPr>
       <w:rPr>
-        <w:rFonts w:ascii="Noto Sans Symbols" w:eastAsia="Noto Sans Symbols" w:hAnsi="Noto Sans Symbols" w:cs="Noto Sans Symbols"/>
-        <w:sz w:val="20"/>
-        <w:szCs w:val="20"/>
-      </w:rPr>
-    </w:lvl>
-    <w:lvl w:ilvl="8">
-      <w:start w:val="1"/>
-      <w:numFmt w:val="bullet"/>
-      <w:lvlText w:val="▪"/>
-      <w:lvlJc w:val="left"/>
-      <w:pPr>
+        <w:rFonts w:ascii="Wingdings" w:hAnsi="Wingdings" w:hint="default"/>
+        <w:sz w:val="20"/>
+      </w:rPr>
+    </w:lvl>
+    <w:lvl w:ilvl="8" w:tentative="1">
+      <w:start w:val="1"/>
+      <w:numFmt w:val="bullet"/>
+      <w:lvlText w:val=""/>
+      <w:lvlJc w:val="left"/>
+      <w:pPr>
+        <w:tabs>
+          <w:tab w:val="num" w:pos="6480"/>
+        </w:tabs>
         <w:ind w:left="6480" w:hanging="360"/>
       </w:pPr>
       <w:rPr>
-        <w:rFonts w:ascii="Noto Sans Symbols" w:eastAsia="Noto Sans Symbols" w:hAnsi="Noto Sans Symbols" w:cs="Noto Sans Symbols"/>
-        <w:sz w:val="20"/>
-        <w:szCs w:val="20"/>
+        <w:rFonts w:ascii="Wingdings" w:hAnsi="Wingdings" w:hint="default"/>
+        <w:sz w:val="20"/>
       </w:rPr>
     </w:lvl>
   </w:abstractNum>
   <w:abstractNum w:abstractNumId="1" w15:restartNumberingAfterBreak="0">
-    <w:nsid w:val="301D055A"/>
+    <w:nsid w:val="317A5351"/>
     <w:multiLevelType w:val="multilevel"/>
-    <w:tmpl w:val="E3AE12CC"/>
+    <w:tmpl w:val="0756C122"/>
     <w:lvl w:ilvl="0">
       <w:start w:val="1"/>
       <w:numFmt w:val="bullet"/>
-      <w:lvlText w:val="●"/>
-      <w:lvlJc w:val="left"/>
-      <w:pPr>
+      <w:lvlText w:val=""/>
+      <w:lvlJc w:val="left"/>
+      <w:pPr>
+        <w:tabs>
+          <w:tab w:val="num" w:pos="720"/>
+        </w:tabs>
         <w:ind w:left="720" w:hanging="360"/>
       </w:pPr>
       <w:rPr>
-        <w:rFonts w:ascii="Noto Sans Symbols" w:eastAsia="Noto Sans Symbols" w:hAnsi="Noto Sans Symbols" w:cs="Noto Sans Symbols"/>
-        <w:sz w:val="20"/>
-        <w:szCs w:val="20"/>
-      </w:rPr>
-    </w:lvl>
-    <w:lvl w:ilvl="1">
+        <w:rFonts w:ascii="Symbol" w:hAnsi="Symbol" w:hint="default"/>
+        <w:sz w:val="20"/>
+      </w:rPr>
+    </w:lvl>
+    <w:lvl w:ilvl="1" w:tentative="1">
       <w:start w:val="1"/>
       <w:numFmt w:val="bullet"/>
       <w:lvlText w:val="o"/>
       <w:lvlJc w:val="left"/>
       <w:pPr>
+        <w:tabs>
+          <w:tab w:val="num" w:pos="1440"/>
+        </w:tabs>
         <w:ind w:left="1440" w:hanging="360"/>
       </w:pPr>
       <w:rPr>
-        <w:rFonts w:ascii="Courier New" w:eastAsia="Courier New" w:hAnsi="Courier New" w:cs="Courier New"/>
-        <w:sz w:val="20"/>
-        <w:szCs w:val="20"/>
-      </w:rPr>
-    </w:lvl>
-    <w:lvl w:ilvl="2">
-      <w:start w:val="1"/>
-      <w:numFmt w:val="bullet"/>
-      <w:lvlText w:val="▪"/>
-      <w:lvlJc w:val="left"/>
-      <w:pPr>
+        <w:rFonts w:ascii="Courier New" w:hAnsi="Courier New" w:hint="default"/>
+        <w:sz w:val="20"/>
+      </w:rPr>
+    </w:lvl>
+    <w:lvl w:ilvl="2" w:tentative="1">
+      <w:start w:val="1"/>
+      <w:numFmt w:val="bullet"/>
+      <w:lvlText w:val=""/>
+      <w:lvlJc w:val="left"/>
+      <w:pPr>
+        <w:tabs>
+          <w:tab w:val="num" w:pos="2160"/>
+        </w:tabs>
         <w:ind w:left="2160" w:hanging="360"/>
       </w:pPr>
       <w:rPr>
-        <w:rFonts w:ascii="Noto Sans Symbols" w:eastAsia="Noto Sans Symbols" w:hAnsi="Noto Sans Symbols" w:cs="Noto Sans Symbols"/>
-        <w:sz w:val="20"/>
-        <w:szCs w:val="20"/>
-      </w:rPr>
-    </w:lvl>
-    <w:lvl w:ilvl="3">
-      <w:start w:val="1"/>
-      <w:numFmt w:val="bullet"/>
-      <w:lvlText w:val="▪"/>
-      <w:lvlJc w:val="left"/>
-      <w:pPr>
+        <w:rFonts w:ascii="Wingdings" w:hAnsi="Wingdings" w:hint="default"/>
+        <w:sz w:val="20"/>
+      </w:rPr>
+    </w:lvl>
+    <w:lvl w:ilvl="3" w:tentative="1">
+      <w:start w:val="1"/>
+      <w:numFmt w:val="bullet"/>
+      <w:lvlText w:val=""/>
+      <w:lvlJc w:val="left"/>
+      <w:pPr>
+        <w:tabs>
+          <w:tab w:val="num" w:pos="2880"/>
+        </w:tabs>
         <w:ind w:left="2880" w:hanging="360"/>
       </w:pPr>
       <w:rPr>
-        <w:rFonts w:ascii="Noto Sans Symbols" w:eastAsia="Noto Sans Symbols" w:hAnsi="Noto Sans Symbols" w:cs="Noto Sans Symbols"/>
-        <w:sz w:val="20"/>
-        <w:szCs w:val="20"/>
-      </w:rPr>
-    </w:lvl>
-    <w:lvl w:ilvl="4">
-      <w:start w:val="1"/>
-      <w:numFmt w:val="bullet"/>
-      <w:lvlText w:val="▪"/>
-      <w:lvlJc w:val="left"/>
-      <w:pPr>
+        <w:rFonts w:ascii="Wingdings" w:hAnsi="Wingdings" w:hint="default"/>
+        <w:sz w:val="20"/>
+      </w:rPr>
+    </w:lvl>
+    <w:lvl w:ilvl="4" w:tentative="1">
+      <w:start w:val="1"/>
+      <w:numFmt w:val="bullet"/>
+      <w:lvlText w:val=""/>
+      <w:lvlJc w:val="left"/>
+      <w:pPr>
+        <w:tabs>
+          <w:tab w:val="num" w:pos="3600"/>
+        </w:tabs>
         <w:ind w:left="3600" w:hanging="360"/>
       </w:pPr>
       <w:rPr>
-        <w:rFonts w:ascii="Noto Sans Symbols" w:eastAsia="Noto Sans Symbols" w:hAnsi="Noto Sans Symbols" w:cs="Noto Sans Symbols"/>
-        <w:sz w:val="20"/>
-        <w:szCs w:val="20"/>
-      </w:rPr>
-    </w:lvl>
-    <w:lvl w:ilvl="5">
-      <w:start w:val="1"/>
-      <w:numFmt w:val="bullet"/>
-      <w:lvlText w:val="▪"/>
-      <w:lvlJc w:val="left"/>
-      <w:pPr>
+        <w:rFonts w:ascii="Wingdings" w:hAnsi="Wingdings" w:hint="default"/>
+        <w:sz w:val="20"/>
+      </w:rPr>
+    </w:lvl>
+    <w:lvl w:ilvl="5" w:tentative="1">
+      <w:start w:val="1"/>
+      <w:numFmt w:val="bullet"/>
+      <w:lvlText w:val=""/>
+      <w:lvlJc w:val="left"/>
+      <w:pPr>
+        <w:tabs>
+          <w:tab w:val="num" w:pos="4320"/>
+        </w:tabs>
         <w:ind w:left="4320" w:hanging="360"/>
       </w:pPr>
       <w:rPr>
-        <w:rFonts w:ascii="Noto Sans Symbols" w:eastAsia="Noto Sans Symbols" w:hAnsi="Noto Sans Symbols" w:cs="Noto Sans Symbols"/>
-        <w:sz w:val="20"/>
-        <w:szCs w:val="20"/>
-      </w:rPr>
-    </w:lvl>
-    <w:lvl w:ilvl="6">
-      <w:start w:val="1"/>
-      <w:numFmt w:val="bullet"/>
-      <w:lvlText w:val="▪"/>
-      <w:lvlJc w:val="left"/>
-      <w:pPr>
+        <w:rFonts w:ascii="Wingdings" w:hAnsi="Wingdings" w:hint="default"/>
+        <w:sz w:val="20"/>
+      </w:rPr>
+    </w:lvl>
+    <w:lvl w:ilvl="6" w:tentative="1">
+      <w:start w:val="1"/>
+      <w:numFmt w:val="bullet"/>
+      <w:lvlText w:val=""/>
+      <w:lvlJc w:val="left"/>
+      <w:pPr>
+        <w:tabs>
+          <w:tab w:val="num" w:pos="5040"/>
+        </w:tabs>
         <w:ind w:left="5040" w:hanging="360"/>
       </w:pPr>
       <w:rPr>
-        <w:rFonts w:ascii="Noto Sans Symbols" w:eastAsia="Noto Sans Symbols" w:hAnsi="Noto Sans Symbols" w:cs="Noto Sans Symbols"/>
-        <w:sz w:val="20"/>
-        <w:szCs w:val="20"/>
-      </w:rPr>
-    </w:lvl>
-    <w:lvl w:ilvl="7">
-      <w:start w:val="1"/>
-      <w:numFmt w:val="bullet"/>
-      <w:lvlText w:val="▪"/>
-      <w:lvlJc w:val="left"/>
-      <w:pPr>
+        <w:rFonts w:ascii="Wingdings" w:hAnsi="Wingdings" w:hint="default"/>
+        <w:sz w:val="20"/>
+      </w:rPr>
+    </w:lvl>
+    <w:lvl w:ilvl="7" w:tentative="1">
+      <w:start w:val="1"/>
+      <w:numFmt w:val="bullet"/>
+      <w:lvlText w:val=""/>
+      <w:lvlJc w:val="left"/>
+      <w:pPr>
+        <w:tabs>
+          <w:tab w:val="num" w:pos="5760"/>
+        </w:tabs>
         <w:ind w:left="5760" w:hanging="360"/>
       </w:pPr>
       <w:rPr>
-        <w:rFonts w:ascii="Noto Sans Symbols" w:eastAsia="Noto Sans Symbols" w:hAnsi="Noto Sans Symbols" w:cs="Noto Sans Symbols"/>
-        <w:sz w:val="20"/>
-        <w:szCs w:val="20"/>
-      </w:rPr>
-    </w:lvl>
-    <w:lvl w:ilvl="8">
-      <w:start w:val="1"/>
-      <w:numFmt w:val="bullet"/>
-      <w:lvlText w:val="▪"/>
-      <w:lvlJc w:val="left"/>
-      <w:pPr>
+        <w:rFonts w:ascii="Wingdings" w:hAnsi="Wingdings" w:hint="default"/>
+        <w:sz w:val="20"/>
+      </w:rPr>
+    </w:lvl>
+    <w:lvl w:ilvl="8" w:tentative="1">
+      <w:start w:val="1"/>
+      <w:numFmt w:val="bullet"/>
+      <w:lvlText w:val=""/>
+      <w:lvlJc w:val="left"/>
+      <w:pPr>
+        <w:tabs>
+          <w:tab w:val="num" w:pos="6480"/>
+        </w:tabs>
         <w:ind w:left="6480" w:hanging="360"/>
       </w:pPr>
       <w:rPr>
-        <w:rFonts w:ascii="Noto Sans Symbols" w:eastAsia="Noto Sans Symbols" w:hAnsi="Noto Sans Symbols" w:cs="Noto Sans Symbols"/>
-        <w:sz w:val="20"/>
-        <w:szCs w:val="20"/>
+        <w:rFonts w:ascii="Wingdings" w:hAnsi="Wingdings" w:hint="default"/>
+        <w:sz w:val="20"/>
       </w:rPr>
     </w:lvl>
   </w:abstractNum>
   <w:abstractNum w:abstractNumId="2" w15:restartNumberingAfterBreak="0">
-    <w:nsid w:val="31B826F3"/>
+    <w:nsid w:val="38455D8F"/>
     <w:multiLevelType w:val="multilevel"/>
-    <w:tmpl w:val="D1ECCCBA"/>
+    <w:tmpl w:val="F6CEDA38"/>
     <w:lvl w:ilvl="0">
       <w:start w:val="1"/>
       <w:numFmt w:val="bullet"/>
-      <w:lvlText w:val="-"/>
-      <w:lvlJc w:val="left"/>
-      <w:pPr>
+      <w:lvlText w:val=""/>
+      <w:lvlJc w:val="left"/>
+      <w:pPr>
+        <w:tabs>
+          <w:tab w:val="num" w:pos="720"/>
+        </w:tabs>
         <w:ind w:left="720" w:hanging="360"/>
       </w:pPr>
       <w:rPr>
-        <w:u w:val="none"/>
-      </w:rPr>
-    </w:lvl>
-    <w:lvl w:ilvl="1">
-      <w:start w:val="1"/>
-      <w:numFmt w:val="bullet"/>
-      <w:lvlText w:val="-"/>
-      <w:lvlJc w:val="left"/>
-      <w:pPr>
+        <w:rFonts w:ascii="Symbol" w:hAnsi="Symbol" w:hint="default"/>
+        <w:sz w:val="20"/>
+      </w:rPr>
+    </w:lvl>
+    <w:lvl w:ilvl="1" w:tentative="1">
+      <w:start w:val="1"/>
+      <w:numFmt w:val="bullet"/>
+      <w:lvlText w:val="o"/>
+      <w:lvlJc w:val="left"/>
+      <w:pPr>
+        <w:tabs>
+          <w:tab w:val="num" w:pos="1440"/>
+        </w:tabs>
         <w:ind w:left="1440" w:hanging="360"/>
       </w:pPr>
       <w:rPr>
-        <w:u w:val="none"/>
-      </w:rPr>
-    </w:lvl>
-    <w:lvl w:ilvl="2">
-      <w:start w:val="1"/>
-      <w:numFmt w:val="bullet"/>
-      <w:lvlText w:val="-"/>
-      <w:lvlJc w:val="left"/>
-      <w:pPr>
+        <w:rFonts w:ascii="Courier New" w:hAnsi="Courier New" w:hint="default"/>
+        <w:sz w:val="20"/>
+      </w:rPr>
+    </w:lvl>
+    <w:lvl w:ilvl="2" w:tentative="1">
+      <w:start w:val="1"/>
+      <w:numFmt w:val="bullet"/>
+      <w:lvlText w:val=""/>
+      <w:lvlJc w:val="left"/>
+      <w:pPr>
+        <w:tabs>
+          <w:tab w:val="num" w:pos="2160"/>
+        </w:tabs>
         <w:ind w:left="2160" w:hanging="360"/>
       </w:pPr>
       <w:rPr>
-        <w:u w:val="none"/>
-      </w:rPr>
-    </w:lvl>
-    <w:lvl w:ilvl="3">
-      <w:start w:val="1"/>
-      <w:numFmt w:val="bullet"/>
-      <w:lvlText w:val="-"/>
-      <w:lvlJc w:val="left"/>
-      <w:pPr>
+        <w:rFonts w:ascii="Wingdings" w:hAnsi="Wingdings" w:hint="default"/>
+        <w:sz w:val="20"/>
+      </w:rPr>
+    </w:lvl>
+    <w:lvl w:ilvl="3" w:tentative="1">
+      <w:start w:val="1"/>
+      <w:numFmt w:val="bullet"/>
+      <w:lvlText w:val=""/>
+      <w:lvlJc w:val="left"/>
+      <w:pPr>
+        <w:tabs>
+          <w:tab w:val="num" w:pos="2880"/>
+        </w:tabs>
         <w:ind w:left="2880" w:hanging="360"/>
       </w:pPr>
       <w:rPr>
-        <w:u w:val="none"/>
-      </w:rPr>
-    </w:lvl>
-    <w:lvl w:ilvl="4">
-      <w:start w:val="1"/>
-      <w:numFmt w:val="bullet"/>
-      <w:lvlText w:val="-"/>
-      <w:lvlJc w:val="left"/>
-      <w:pPr>
+        <w:rFonts w:ascii="Wingdings" w:hAnsi="Wingdings" w:hint="default"/>
+        <w:sz w:val="20"/>
+      </w:rPr>
+    </w:lvl>
+    <w:lvl w:ilvl="4" w:tentative="1">
+      <w:start w:val="1"/>
+      <w:numFmt w:val="bullet"/>
+      <w:lvlText w:val=""/>
+      <w:lvlJc w:val="left"/>
+      <w:pPr>
+        <w:tabs>
+          <w:tab w:val="num" w:pos="3600"/>
+        </w:tabs>
         <w:ind w:left="3600" w:hanging="360"/>
       </w:pPr>
       <w:rPr>
-        <w:u w:val="none"/>
-      </w:rPr>
-    </w:lvl>
-    <w:lvl w:ilvl="5">
-      <w:start w:val="1"/>
-      <w:numFmt w:val="bullet"/>
-      <w:lvlText w:val="-"/>
-      <w:lvlJc w:val="left"/>
-      <w:pPr>
+        <w:rFonts w:ascii="Wingdings" w:hAnsi="Wingdings" w:hint="default"/>
+        <w:sz w:val="20"/>
+      </w:rPr>
+    </w:lvl>
+    <w:lvl w:ilvl="5" w:tentative="1">
+      <w:start w:val="1"/>
+      <w:numFmt w:val="bullet"/>
+      <w:lvlText w:val=""/>
+      <w:lvlJc w:val="left"/>
+      <w:pPr>
+        <w:tabs>
+          <w:tab w:val="num" w:pos="4320"/>
+        </w:tabs>
         <w:ind w:left="4320" w:hanging="360"/>
       </w:pPr>
       <w:rPr>
-        <w:u w:val="none"/>
-      </w:rPr>
-    </w:lvl>
-    <w:lvl w:ilvl="6">
-      <w:start w:val="1"/>
-      <w:numFmt w:val="bullet"/>
-      <w:lvlText w:val="-"/>
-      <w:lvlJc w:val="left"/>
-      <w:pPr>
+        <w:rFonts w:ascii="Wingdings" w:hAnsi="Wingdings" w:hint="default"/>
+        <w:sz w:val="20"/>
+      </w:rPr>
+    </w:lvl>
+    <w:lvl w:ilvl="6" w:tentative="1">
+      <w:start w:val="1"/>
+      <w:numFmt w:val="bullet"/>
+      <w:lvlText w:val=""/>
+      <w:lvlJc w:val="left"/>
+      <w:pPr>
+        <w:tabs>
+          <w:tab w:val="num" w:pos="5040"/>
+        </w:tabs>
         <w:ind w:left="5040" w:hanging="360"/>
       </w:pPr>
       <w:rPr>
-        <w:u w:val="none"/>
-      </w:rPr>
-    </w:lvl>
-    <w:lvl w:ilvl="7">
-      <w:start w:val="1"/>
-      <w:numFmt w:val="bullet"/>
-      <w:lvlText w:val="-"/>
-      <w:lvlJc w:val="left"/>
-      <w:pPr>
+        <w:rFonts w:ascii="Wingdings" w:hAnsi="Wingdings" w:hint="default"/>
+        <w:sz w:val="20"/>
+      </w:rPr>
+    </w:lvl>
+    <w:lvl w:ilvl="7" w:tentative="1">
+      <w:start w:val="1"/>
+      <w:numFmt w:val="bullet"/>
+      <w:lvlText w:val=""/>
+      <w:lvlJc w:val="left"/>
+      <w:pPr>
+        <w:tabs>
+          <w:tab w:val="num" w:pos="5760"/>
+        </w:tabs>
         <w:ind w:left="5760" w:hanging="360"/>
       </w:pPr>
       <w:rPr>
-        <w:u w:val="none"/>
-      </w:rPr>
-    </w:lvl>
-    <w:lvl w:ilvl="8">
-      <w:start w:val="1"/>
-      <w:numFmt w:val="bullet"/>
-      <w:lvlText w:val="-"/>
-      <w:lvlJc w:val="left"/>
-      <w:pPr>
+        <w:rFonts w:ascii="Wingdings" w:hAnsi="Wingdings" w:hint="default"/>
+        <w:sz w:val="20"/>
+      </w:rPr>
+    </w:lvl>
+    <w:lvl w:ilvl="8" w:tentative="1">
+      <w:start w:val="1"/>
+      <w:numFmt w:val="bullet"/>
+      <w:lvlText w:val=""/>
+      <w:lvlJc w:val="left"/>
+      <w:pPr>
+        <w:tabs>
+          <w:tab w:val="num" w:pos="6480"/>
+        </w:tabs>
         <w:ind w:left="6480" w:hanging="360"/>
       </w:pPr>
       <w:rPr>
-        <w:u w:val="none"/>
+        <w:rFonts w:ascii="Wingdings" w:hAnsi="Wingdings" w:hint="default"/>
+        <w:sz w:val="20"/>
       </w:rPr>
     </w:lvl>
   </w:abstractNum>
   <w:abstractNum w:abstractNumId="3" w15:restartNumberingAfterBreak="0">
-    <w:nsid w:val="48D97342"/>
+    <w:nsid w:val="477E0065"/>
     <w:multiLevelType w:val="multilevel"/>
-    <w:tmpl w:val="E8102E06"/>
+    <w:tmpl w:val="A35EEAEC"/>
     <w:lvl w:ilvl="0">
       <w:start w:val="1"/>
       <w:numFmt w:val="bullet"/>
-      <w:lvlText w:val="●"/>
-      <w:lvlJc w:val="left"/>
-      <w:pPr>
+      <w:lvlText w:val=""/>
+      <w:lvlJc w:val="left"/>
+      <w:pPr>
+        <w:tabs>
+          <w:tab w:val="num" w:pos="720"/>
+        </w:tabs>
         <w:ind w:left="720" w:hanging="360"/>
       </w:pPr>
       <w:rPr>
-        <w:rFonts w:ascii="Noto Sans Symbols" w:eastAsia="Noto Sans Symbols" w:hAnsi="Noto Sans Symbols" w:cs="Noto Sans Symbols"/>
-        <w:sz w:val="20"/>
-        <w:szCs w:val="20"/>
-      </w:rPr>
-    </w:lvl>
-    <w:lvl w:ilvl="1">
+        <w:rFonts w:ascii="Symbol" w:hAnsi="Symbol" w:hint="default"/>
+        <w:sz w:val="20"/>
+      </w:rPr>
+    </w:lvl>
+    <w:lvl w:ilvl="1" w:tentative="1">
       <w:start w:val="1"/>
       <w:numFmt w:val="bullet"/>
       <w:lvlText w:val="o"/>
       <w:lvlJc w:val="left"/>
       <w:pPr>
+        <w:tabs>
+          <w:tab w:val="num" w:pos="1440"/>
+        </w:tabs>
         <w:ind w:left="1440" w:hanging="360"/>
       </w:pPr>
       <w:rPr>
-        <w:rFonts w:ascii="Courier New" w:eastAsia="Courier New" w:hAnsi="Courier New" w:cs="Courier New"/>
-        <w:sz w:val="20"/>
-        <w:szCs w:val="20"/>
-      </w:rPr>
-    </w:lvl>
-    <w:lvl w:ilvl="2">
-      <w:start w:val="1"/>
-      <w:numFmt w:val="bullet"/>
-      <w:lvlText w:val="▪"/>
-      <w:lvlJc w:val="left"/>
-      <w:pPr>
+        <w:rFonts w:ascii="Courier New" w:hAnsi="Courier New" w:hint="default"/>
+        <w:sz w:val="20"/>
+      </w:rPr>
+    </w:lvl>
+    <w:lvl w:ilvl="2" w:tentative="1">
+      <w:start w:val="1"/>
+      <w:numFmt w:val="bullet"/>
+      <w:lvlText w:val=""/>
+      <w:lvlJc w:val="left"/>
+      <w:pPr>
+        <w:tabs>
+          <w:tab w:val="num" w:pos="2160"/>
+        </w:tabs>
         <w:ind w:left="2160" w:hanging="360"/>
       </w:pPr>
       <w:rPr>
-        <w:rFonts w:ascii="Noto Sans Symbols" w:eastAsia="Noto Sans Symbols" w:hAnsi="Noto Sans Symbols" w:cs="Noto Sans Symbols"/>
-        <w:sz w:val="20"/>
-        <w:szCs w:val="20"/>
-      </w:rPr>
-    </w:lvl>
-    <w:lvl w:ilvl="3">
-      <w:start w:val="1"/>
-      <w:numFmt w:val="bullet"/>
-      <w:lvlText w:val="▪"/>
-      <w:lvlJc w:val="left"/>
-      <w:pPr>
+        <w:rFonts w:ascii="Wingdings" w:hAnsi="Wingdings" w:hint="default"/>
+        <w:sz w:val="20"/>
+      </w:rPr>
+    </w:lvl>
+    <w:lvl w:ilvl="3" w:tentative="1">
+      <w:start w:val="1"/>
+      <w:numFmt w:val="bullet"/>
+      <w:lvlText w:val=""/>
+      <w:lvlJc w:val="left"/>
+      <w:pPr>
+        <w:tabs>
+          <w:tab w:val="num" w:pos="2880"/>
+        </w:tabs>
         <w:ind w:left="2880" w:hanging="360"/>
       </w:pPr>
       <w:rPr>
-        <w:rFonts w:ascii="Noto Sans Symbols" w:eastAsia="Noto Sans Symbols" w:hAnsi="Noto Sans Symbols" w:cs="Noto Sans Symbols"/>
-        <w:sz w:val="20"/>
-        <w:szCs w:val="20"/>
-      </w:rPr>
-    </w:lvl>
-    <w:lvl w:ilvl="4">
-      <w:start w:val="1"/>
-      <w:numFmt w:val="bullet"/>
-      <w:lvlText w:val="▪"/>
-      <w:lvlJc w:val="left"/>
-      <w:pPr>
+        <w:rFonts w:ascii="Wingdings" w:hAnsi="Wingdings" w:hint="default"/>
+        <w:sz w:val="20"/>
+      </w:rPr>
+    </w:lvl>
+    <w:lvl w:ilvl="4" w:tentative="1">
+      <w:start w:val="1"/>
+      <w:numFmt w:val="bullet"/>
+      <w:lvlText w:val=""/>
+      <w:lvlJc w:val="left"/>
+      <w:pPr>
+        <w:tabs>
+          <w:tab w:val="num" w:pos="3600"/>
+        </w:tabs>
         <w:ind w:left="3600" w:hanging="360"/>
       </w:pPr>
       <w:rPr>
-        <w:rFonts w:ascii="Noto Sans Symbols" w:eastAsia="Noto Sans Symbols" w:hAnsi="Noto Sans Symbols" w:cs="Noto Sans Symbols"/>
-        <w:sz w:val="20"/>
-        <w:szCs w:val="20"/>
-      </w:rPr>
-    </w:lvl>
-    <w:lvl w:ilvl="5">
-      <w:start w:val="1"/>
-      <w:numFmt w:val="bullet"/>
-      <w:lvlText w:val="▪"/>
-      <w:lvlJc w:val="left"/>
-      <w:pPr>
+        <w:rFonts w:ascii="Wingdings" w:hAnsi="Wingdings" w:hint="default"/>
+        <w:sz w:val="20"/>
+      </w:rPr>
+    </w:lvl>
+    <w:lvl w:ilvl="5" w:tentative="1">
+      <w:start w:val="1"/>
+      <w:numFmt w:val="bullet"/>
+      <w:lvlText w:val=""/>
+      <w:lvlJc w:val="left"/>
+      <w:pPr>
+        <w:tabs>
+          <w:tab w:val="num" w:pos="4320"/>
+        </w:tabs>
         <w:ind w:left="4320" w:hanging="360"/>
       </w:pPr>
       <w:rPr>
-        <w:rFonts w:ascii="Noto Sans Symbols" w:eastAsia="Noto Sans Symbols" w:hAnsi="Noto Sans Symbols" w:cs="Noto Sans Symbols"/>
-        <w:sz w:val="20"/>
-        <w:szCs w:val="20"/>
-      </w:rPr>
-    </w:lvl>
-    <w:lvl w:ilvl="6">
-      <w:start w:val="1"/>
-      <w:numFmt w:val="bullet"/>
-      <w:lvlText w:val="▪"/>
-      <w:lvlJc w:val="left"/>
-      <w:pPr>
+        <w:rFonts w:ascii="Wingdings" w:hAnsi="Wingdings" w:hint="default"/>
+        <w:sz w:val="20"/>
+      </w:rPr>
+    </w:lvl>
+    <w:lvl w:ilvl="6" w:tentative="1">
+      <w:start w:val="1"/>
+      <w:numFmt w:val="bullet"/>
+      <w:lvlText w:val=""/>
+      <w:lvlJc w:val="left"/>
+      <w:pPr>
+        <w:tabs>
+          <w:tab w:val="num" w:pos="5040"/>
+        </w:tabs>
         <w:ind w:left="5040" w:hanging="360"/>
       </w:pPr>
       <w:rPr>
-        <w:rFonts w:ascii="Noto Sans Symbols" w:eastAsia="Noto Sans Symbols" w:hAnsi="Noto Sans Symbols" w:cs="Noto Sans Symbols"/>
-        <w:sz w:val="20"/>
-        <w:szCs w:val="20"/>
-      </w:rPr>
-    </w:lvl>
-    <w:lvl w:ilvl="7">
-      <w:start w:val="1"/>
-      <w:numFmt w:val="bullet"/>
-      <w:lvlText w:val="▪"/>
-      <w:lvlJc w:val="left"/>
-      <w:pPr>
+        <w:rFonts w:ascii="Wingdings" w:hAnsi="Wingdings" w:hint="default"/>
+        <w:sz w:val="20"/>
+      </w:rPr>
+    </w:lvl>
+    <w:lvl w:ilvl="7" w:tentative="1">
+      <w:start w:val="1"/>
+      <w:numFmt w:val="bullet"/>
+      <w:lvlText w:val=""/>
+      <w:lvlJc w:val="left"/>
+      <w:pPr>
+        <w:tabs>
+          <w:tab w:val="num" w:pos="5760"/>
+        </w:tabs>
         <w:ind w:left="5760" w:hanging="360"/>
       </w:pPr>
       <w:rPr>
-        <w:rFonts w:ascii="Noto Sans Symbols" w:eastAsia="Noto Sans Symbols" w:hAnsi="Noto Sans Symbols" w:cs="Noto Sans Symbols"/>
-        <w:sz w:val="20"/>
-        <w:szCs w:val="20"/>
-      </w:rPr>
-    </w:lvl>
-    <w:lvl w:ilvl="8">
-      <w:start w:val="1"/>
-      <w:numFmt w:val="bullet"/>
-      <w:lvlText w:val="▪"/>
-      <w:lvlJc w:val="left"/>
-      <w:pPr>
+        <w:rFonts w:ascii="Wingdings" w:hAnsi="Wingdings" w:hint="default"/>
+        <w:sz w:val="20"/>
+      </w:rPr>
+    </w:lvl>
+    <w:lvl w:ilvl="8" w:tentative="1">
+      <w:start w:val="1"/>
+      <w:numFmt w:val="bullet"/>
+      <w:lvlText w:val=""/>
+      <w:lvlJc w:val="left"/>
+      <w:pPr>
+        <w:tabs>
+          <w:tab w:val="num" w:pos="6480"/>
+        </w:tabs>
         <w:ind w:left="6480" w:hanging="360"/>
       </w:pPr>
       <w:rPr>
-        <w:rFonts w:ascii="Noto Sans Symbols" w:eastAsia="Noto Sans Symbols" w:hAnsi="Noto Sans Symbols" w:cs="Noto Sans Symbols"/>
-        <w:sz w:val="20"/>
-        <w:szCs w:val="20"/>
+        <w:rFonts w:ascii="Wingdings" w:hAnsi="Wingdings" w:hint="default"/>
+        <w:sz w:val="20"/>
       </w:rPr>
     </w:lvl>
   </w:abstractNum>
   <w:abstractNum w:abstractNumId="4" w15:restartNumberingAfterBreak="0">
-    <w:nsid w:val="4FA1124C"/>
+    <w:nsid w:val="48AF1484"/>
     <w:multiLevelType w:val="multilevel"/>
-    <w:tmpl w:val="29E24018"/>
+    <w:tmpl w:val="73AE6C9A"/>
     <w:lvl w:ilvl="0">
       <w:start w:val="1"/>
       <w:numFmt w:val="bullet"/>
-      <w:lvlText w:val="●"/>
-      <w:lvlJc w:val="left"/>
-      <w:pPr>
+      <w:lvlText w:val=""/>
+      <w:lvlJc w:val="left"/>
+      <w:pPr>
+        <w:tabs>
+          <w:tab w:val="num" w:pos="720"/>
+        </w:tabs>
         <w:ind w:left="720" w:hanging="360"/>
       </w:pPr>
       <w:rPr>
-        <w:rFonts w:ascii="Noto Sans Symbols" w:eastAsia="Noto Sans Symbols" w:hAnsi="Noto Sans Symbols" w:cs="Noto Sans Symbols"/>
-        <w:sz w:val="20"/>
-        <w:szCs w:val="20"/>
-      </w:rPr>
-    </w:lvl>
-    <w:lvl w:ilvl="1">
+        <w:rFonts w:ascii="Symbol" w:hAnsi="Symbol" w:hint="default"/>
+        <w:sz w:val="20"/>
+      </w:rPr>
+    </w:lvl>
+    <w:lvl w:ilvl="1" w:tentative="1">
       <w:start w:val="1"/>
       <w:numFmt w:val="bullet"/>
       <w:lvlText w:val="o"/>
       <w:lvlJc w:val="left"/>
       <w:pPr>
+        <w:tabs>
+          <w:tab w:val="num" w:pos="1440"/>
+        </w:tabs>
         <w:ind w:left="1440" w:hanging="360"/>
       </w:pPr>
       <w:rPr>
-        <w:rFonts w:ascii="Courier New" w:eastAsia="Courier New" w:hAnsi="Courier New" w:cs="Courier New"/>
-        <w:sz w:val="20"/>
-        <w:szCs w:val="20"/>
-      </w:rPr>
-    </w:lvl>
-    <w:lvl w:ilvl="2">
-      <w:start w:val="1"/>
-      <w:numFmt w:val="bullet"/>
-      <w:lvlText w:val="▪"/>
-      <w:lvlJc w:val="left"/>
-      <w:pPr>
+        <w:rFonts w:ascii="Courier New" w:hAnsi="Courier New" w:hint="default"/>
+        <w:sz w:val="20"/>
+      </w:rPr>
+    </w:lvl>
+    <w:lvl w:ilvl="2" w:tentative="1">
+      <w:start w:val="1"/>
+      <w:numFmt w:val="bullet"/>
+      <w:lvlText w:val=""/>
+      <w:lvlJc w:val="left"/>
+      <w:pPr>
+        <w:tabs>
+          <w:tab w:val="num" w:pos="2160"/>
+        </w:tabs>
         <w:ind w:left="2160" w:hanging="360"/>
       </w:pPr>
       <w:rPr>
-        <w:rFonts w:ascii="Noto Sans Symbols" w:eastAsia="Noto Sans Symbols" w:hAnsi="Noto Sans Symbols" w:cs="Noto Sans Symbols"/>
-        <w:sz w:val="20"/>
-        <w:szCs w:val="20"/>
-      </w:rPr>
-    </w:lvl>
-    <w:lvl w:ilvl="3">
-      <w:start w:val="1"/>
-      <w:numFmt w:val="bullet"/>
-      <w:lvlText w:val="▪"/>
-      <w:lvlJc w:val="left"/>
-      <w:pPr>
+        <w:rFonts w:ascii="Wingdings" w:hAnsi="Wingdings" w:hint="default"/>
+        <w:sz w:val="20"/>
+      </w:rPr>
+    </w:lvl>
+    <w:lvl w:ilvl="3" w:tentative="1">
+      <w:start w:val="1"/>
+      <w:numFmt w:val="bullet"/>
+      <w:lvlText w:val=""/>
+      <w:lvlJc w:val="left"/>
+      <w:pPr>
+        <w:tabs>
+          <w:tab w:val="num" w:pos="2880"/>
+        </w:tabs>
         <w:ind w:left="2880" w:hanging="360"/>
       </w:pPr>
       <w:rPr>
-        <w:rFonts w:ascii="Noto Sans Symbols" w:eastAsia="Noto Sans Symbols" w:hAnsi="Noto Sans Symbols" w:cs="Noto Sans Symbols"/>
-        <w:sz w:val="20"/>
-        <w:szCs w:val="20"/>
-      </w:rPr>
-    </w:lvl>
-    <w:lvl w:ilvl="4">
-      <w:start w:val="1"/>
-      <w:numFmt w:val="bullet"/>
-      <w:lvlText w:val="▪"/>
-      <w:lvlJc w:val="left"/>
-      <w:pPr>
+        <w:rFonts w:ascii="Wingdings" w:hAnsi="Wingdings" w:hint="default"/>
+        <w:sz w:val="20"/>
+      </w:rPr>
+    </w:lvl>
+    <w:lvl w:ilvl="4" w:tentative="1">
+      <w:start w:val="1"/>
+      <w:numFmt w:val="bullet"/>
+      <w:lvlText w:val=""/>
+      <w:lvlJc w:val="left"/>
+      <w:pPr>
+        <w:tabs>
+          <w:tab w:val="num" w:pos="3600"/>
+        </w:tabs>
         <w:ind w:left="3600" w:hanging="360"/>
       </w:pPr>
       <w:rPr>
-        <w:rFonts w:ascii="Noto Sans Symbols" w:eastAsia="Noto Sans Symbols" w:hAnsi="Noto Sans Symbols" w:cs="Noto Sans Symbols"/>
-        <w:sz w:val="20"/>
-        <w:szCs w:val="20"/>
-      </w:rPr>
-    </w:lvl>
-    <w:lvl w:ilvl="5">
-      <w:start w:val="1"/>
-      <w:numFmt w:val="bullet"/>
-      <w:lvlText w:val="▪"/>
-      <w:lvlJc w:val="left"/>
-      <w:pPr>
+        <w:rFonts w:ascii="Wingdings" w:hAnsi="Wingdings" w:hint="default"/>
+        <w:sz w:val="20"/>
+      </w:rPr>
+    </w:lvl>
+    <w:lvl w:ilvl="5" w:tentative="1">
+      <w:start w:val="1"/>
+      <w:numFmt w:val="bullet"/>
+      <w:lvlText w:val=""/>
+      <w:lvlJc w:val="left"/>
+      <w:pPr>
+        <w:tabs>
+          <w:tab w:val="num" w:pos="4320"/>
+        </w:tabs>
         <w:ind w:left="4320" w:hanging="360"/>
       </w:pPr>
       <w:rPr>
-        <w:rFonts w:ascii="Noto Sans Symbols" w:eastAsia="Noto Sans Symbols" w:hAnsi="Noto Sans Symbols" w:cs="Noto Sans Symbols"/>
-        <w:sz w:val="20"/>
-        <w:szCs w:val="20"/>
-      </w:rPr>
-    </w:lvl>
-    <w:lvl w:ilvl="6">
-      <w:start w:val="1"/>
-      <w:numFmt w:val="bullet"/>
-      <w:lvlText w:val="▪"/>
-      <w:lvlJc w:val="left"/>
-      <w:pPr>
+        <w:rFonts w:ascii="Wingdings" w:hAnsi="Wingdings" w:hint="default"/>
+        <w:sz w:val="20"/>
+      </w:rPr>
+    </w:lvl>
+    <w:lvl w:ilvl="6" w:tentative="1">
+      <w:start w:val="1"/>
+      <w:numFmt w:val="bullet"/>
+      <w:lvlText w:val=""/>
+      <w:lvlJc w:val="left"/>
+      <w:pPr>
+        <w:tabs>
+          <w:tab w:val="num" w:pos="5040"/>
+        </w:tabs>
         <w:ind w:left="5040" w:hanging="360"/>
       </w:pPr>
       <w:rPr>
-        <w:rFonts w:ascii="Noto Sans Symbols" w:eastAsia="Noto Sans Symbols" w:hAnsi="Noto Sans Symbols" w:cs="Noto Sans Symbols"/>
-        <w:sz w:val="20"/>
-        <w:szCs w:val="20"/>
-      </w:rPr>
-    </w:lvl>
-    <w:lvl w:ilvl="7">
-      <w:start w:val="1"/>
-      <w:numFmt w:val="bullet"/>
-      <w:lvlText w:val="▪"/>
-      <w:lvlJc w:val="left"/>
-      <w:pPr>
+        <w:rFonts w:ascii="Wingdings" w:hAnsi="Wingdings" w:hint="default"/>
+        <w:sz w:val="20"/>
+      </w:rPr>
+    </w:lvl>
+    <w:lvl w:ilvl="7" w:tentative="1">
+      <w:start w:val="1"/>
+      <w:numFmt w:val="bullet"/>
+      <w:lvlText w:val=""/>
+      <w:lvlJc w:val="left"/>
+      <w:pPr>
+        <w:tabs>
+          <w:tab w:val="num" w:pos="5760"/>
+        </w:tabs>
         <w:ind w:left="5760" w:hanging="360"/>
       </w:pPr>
       <w:rPr>
-        <w:rFonts w:ascii="Noto Sans Symbols" w:eastAsia="Noto Sans Symbols" w:hAnsi="Noto Sans Symbols" w:cs="Noto Sans Symbols"/>
-        <w:sz w:val="20"/>
-        <w:szCs w:val="20"/>
-      </w:rPr>
-    </w:lvl>
-    <w:lvl w:ilvl="8">
-      <w:start w:val="1"/>
-      <w:numFmt w:val="bullet"/>
-      <w:lvlText w:val="▪"/>
-      <w:lvlJc w:val="left"/>
-      <w:pPr>
+        <w:rFonts w:ascii="Wingdings" w:hAnsi="Wingdings" w:hint="default"/>
+        <w:sz w:val="20"/>
+      </w:rPr>
+    </w:lvl>
+    <w:lvl w:ilvl="8" w:tentative="1">
+      <w:start w:val="1"/>
+      <w:numFmt w:val="bullet"/>
+      <w:lvlText w:val=""/>
+      <w:lvlJc w:val="left"/>
+      <w:pPr>
+        <w:tabs>
+          <w:tab w:val="num" w:pos="6480"/>
+        </w:tabs>
         <w:ind w:left="6480" w:hanging="360"/>
       </w:pPr>
       <w:rPr>
-        <w:rFonts w:ascii="Noto Sans Symbols" w:eastAsia="Noto Sans Symbols" w:hAnsi="Noto Sans Symbols" w:cs="Noto Sans Symbols"/>
-        <w:sz w:val="20"/>
-        <w:szCs w:val="20"/>
+        <w:rFonts w:ascii="Wingdings" w:hAnsi="Wingdings" w:hint="default"/>
+        <w:sz w:val="20"/>
       </w:rPr>
     </w:lvl>
   </w:abstractNum>
   <w:abstractNum w:abstractNumId="5" w15:restartNumberingAfterBreak="0">
-    <w:nsid w:val="507020F8"/>
+    <w:nsid w:val="4D783139"/>
     <w:multiLevelType w:val="multilevel"/>
-    <w:tmpl w:val="0F4C5A3E"/>
+    <w:tmpl w:val="33882E02"/>
     <w:lvl w:ilvl="0">
       <w:start w:val="1"/>
       <w:numFmt w:val="bullet"/>
-      <w:lvlText w:val="●"/>
-      <w:lvlJc w:val="left"/>
-      <w:pPr>
+      <w:lvlText w:val=""/>
+      <w:lvlJc w:val="left"/>
+      <w:pPr>
+        <w:tabs>
+          <w:tab w:val="num" w:pos="720"/>
+        </w:tabs>
         <w:ind w:left="720" w:hanging="360"/>
       </w:pPr>
       <w:rPr>
-        <w:rFonts w:ascii="Noto Sans Symbols" w:eastAsia="Noto Sans Symbols" w:hAnsi="Noto Sans Symbols" w:cs="Noto Sans Symbols"/>
-        <w:sz w:val="20"/>
-        <w:szCs w:val="20"/>
-      </w:rPr>
-    </w:lvl>
-    <w:lvl w:ilvl="1">
+        <w:rFonts w:ascii="Symbol" w:hAnsi="Symbol" w:hint="default"/>
+        <w:sz w:val="20"/>
+      </w:rPr>
+    </w:lvl>
+    <w:lvl w:ilvl="1" w:tentative="1">
       <w:start w:val="1"/>
       <w:numFmt w:val="bullet"/>
       <w:lvlText w:val="o"/>
       <w:lvlJc w:val="left"/>
       <w:pPr>
+        <w:tabs>
+          <w:tab w:val="num" w:pos="1440"/>
+        </w:tabs>
         <w:ind w:left="1440" w:hanging="360"/>
       </w:pPr>
       <w:rPr>
-        <w:rFonts w:ascii="Courier New" w:eastAsia="Courier New" w:hAnsi="Courier New" w:cs="Courier New"/>
-        <w:sz w:val="20"/>
-        <w:szCs w:val="20"/>
-      </w:rPr>
-    </w:lvl>
-    <w:lvl w:ilvl="2">
-      <w:start w:val="1"/>
-      <w:numFmt w:val="bullet"/>
-      <w:lvlText w:val="▪"/>
-      <w:lvlJc w:val="left"/>
-      <w:pPr>
+        <w:rFonts w:ascii="Courier New" w:hAnsi="Courier New" w:hint="default"/>
+        <w:sz w:val="20"/>
+      </w:rPr>
+    </w:lvl>
+    <w:lvl w:ilvl="2" w:tentative="1">
+      <w:start w:val="1"/>
+      <w:numFmt w:val="bullet"/>
+      <w:lvlText w:val=""/>
+      <w:lvlJc w:val="left"/>
+      <w:pPr>
+        <w:tabs>
+          <w:tab w:val="num" w:pos="2160"/>
+        </w:tabs>
         <w:ind w:left="2160" w:hanging="360"/>
       </w:pPr>
       <w:rPr>
-        <w:rFonts w:ascii="Noto Sans Symbols" w:eastAsia="Noto Sans Symbols" w:hAnsi="Noto Sans Symbols" w:cs="Noto Sans Symbols"/>
-        <w:sz w:val="20"/>
-        <w:szCs w:val="20"/>
-      </w:rPr>
-    </w:lvl>
-    <w:lvl w:ilvl="3">
-      <w:start w:val="1"/>
-      <w:numFmt w:val="bullet"/>
-      <w:lvlText w:val="▪"/>
-      <w:lvlJc w:val="left"/>
-      <w:pPr>
+        <w:rFonts w:ascii="Wingdings" w:hAnsi="Wingdings" w:hint="default"/>
+        <w:sz w:val="20"/>
+      </w:rPr>
+    </w:lvl>
+    <w:lvl w:ilvl="3" w:tentative="1">
+      <w:start w:val="1"/>
+      <w:numFmt w:val="bullet"/>
+      <w:lvlText w:val=""/>
+      <w:lvlJc w:val="left"/>
+      <w:pPr>
+        <w:tabs>
+          <w:tab w:val="num" w:pos="2880"/>
+        </w:tabs>
         <w:ind w:left="2880" w:hanging="360"/>
       </w:pPr>
       <w:rPr>
-        <w:rFonts w:ascii="Noto Sans Symbols" w:eastAsia="Noto Sans Symbols" w:hAnsi="Noto Sans Symbols" w:cs="Noto Sans Symbols"/>
-        <w:sz w:val="20"/>
-        <w:szCs w:val="20"/>
-      </w:rPr>
-    </w:lvl>
-    <w:lvl w:ilvl="4">
-      <w:start w:val="1"/>
-      <w:numFmt w:val="bullet"/>
-      <w:lvlText w:val="▪"/>
-      <w:lvlJc w:val="left"/>
-      <w:pPr>
+        <w:rFonts w:ascii="Wingdings" w:hAnsi="Wingdings" w:hint="default"/>
+        <w:sz w:val="20"/>
+      </w:rPr>
+    </w:lvl>
+    <w:lvl w:ilvl="4" w:tentative="1">
+      <w:start w:val="1"/>
+      <w:numFmt w:val="bullet"/>
+      <w:lvlText w:val=""/>
+      <w:lvlJc w:val="left"/>
+      <w:pPr>
+        <w:tabs>
+          <w:tab w:val="num" w:pos="3600"/>
+        </w:tabs>
         <w:ind w:left="3600" w:hanging="360"/>
       </w:pPr>
       <w:rPr>
-        <w:rFonts w:ascii="Noto Sans Symbols" w:eastAsia="Noto Sans Symbols" w:hAnsi="Noto Sans Symbols" w:cs="Noto Sans Symbols"/>
-        <w:sz w:val="20"/>
-        <w:szCs w:val="20"/>
-      </w:rPr>
-    </w:lvl>
-    <w:lvl w:ilvl="5">
-      <w:start w:val="1"/>
-      <w:numFmt w:val="bullet"/>
-      <w:lvlText w:val="▪"/>
-      <w:lvlJc w:val="left"/>
-      <w:pPr>
+        <w:rFonts w:ascii="Wingdings" w:hAnsi="Wingdings" w:hint="default"/>
+        <w:sz w:val="20"/>
+      </w:rPr>
+    </w:lvl>
+    <w:lvl w:ilvl="5" w:tentative="1">
+      <w:start w:val="1"/>
+      <w:numFmt w:val="bullet"/>
+      <w:lvlText w:val=""/>
+      <w:lvlJc w:val="left"/>
+      <w:pPr>
+        <w:tabs>
+          <w:tab w:val="num" w:pos="4320"/>
+        </w:tabs>
         <w:ind w:left="4320" w:hanging="360"/>
       </w:pPr>
       <w:rPr>
-        <w:rFonts w:ascii="Noto Sans Symbols" w:eastAsia="Noto Sans Symbols" w:hAnsi="Noto Sans Symbols" w:cs="Noto Sans Symbols"/>
-        <w:sz w:val="20"/>
-        <w:szCs w:val="20"/>
-      </w:rPr>
-    </w:lvl>
-    <w:lvl w:ilvl="6">
-      <w:start w:val="1"/>
-      <w:numFmt w:val="bullet"/>
-      <w:lvlText w:val="▪"/>
-      <w:lvlJc w:val="left"/>
-      <w:pPr>
+        <w:rFonts w:ascii="Wingdings" w:hAnsi="Wingdings" w:hint="default"/>
+        <w:sz w:val="20"/>
+      </w:rPr>
+    </w:lvl>
+    <w:lvl w:ilvl="6" w:tentative="1">
+      <w:start w:val="1"/>
+      <w:numFmt w:val="bullet"/>
+      <w:lvlText w:val=""/>
+      <w:lvlJc w:val="left"/>
+      <w:pPr>
+        <w:tabs>
+          <w:tab w:val="num" w:pos="5040"/>
+        </w:tabs>
         <w:ind w:left="5040" w:hanging="360"/>
       </w:pPr>
       <w:rPr>
-        <w:rFonts w:ascii="Noto Sans Symbols" w:eastAsia="Noto Sans Symbols" w:hAnsi="Noto Sans Symbols" w:cs="Noto Sans Symbols"/>
-        <w:sz w:val="20"/>
-        <w:szCs w:val="20"/>
-      </w:rPr>
-    </w:lvl>
-    <w:lvl w:ilvl="7">
-      <w:start w:val="1"/>
-      <w:numFmt w:val="bullet"/>
-      <w:lvlText w:val="▪"/>
-      <w:lvlJc w:val="left"/>
-      <w:pPr>
+        <w:rFonts w:ascii="Wingdings" w:hAnsi="Wingdings" w:hint="default"/>
+        <w:sz w:val="20"/>
+      </w:rPr>
+    </w:lvl>
+    <w:lvl w:ilvl="7" w:tentative="1">
+      <w:start w:val="1"/>
+      <w:numFmt w:val="bullet"/>
+      <w:lvlText w:val=""/>
+      <w:lvlJc w:val="left"/>
+      <w:pPr>
+        <w:tabs>
+          <w:tab w:val="num" w:pos="5760"/>
+        </w:tabs>
         <w:ind w:left="5760" w:hanging="360"/>
       </w:pPr>
       <w:rPr>
-        <w:rFonts w:ascii="Noto Sans Symbols" w:eastAsia="Noto Sans Symbols" w:hAnsi="Noto Sans Symbols" w:cs="Noto Sans Symbols"/>
-        <w:sz w:val="20"/>
-        <w:szCs w:val="20"/>
-      </w:rPr>
-    </w:lvl>
-    <w:lvl w:ilvl="8">
-      <w:start w:val="1"/>
-      <w:numFmt w:val="bullet"/>
-      <w:lvlText w:val="▪"/>
-      <w:lvlJc w:val="left"/>
-      <w:pPr>
+        <w:rFonts w:ascii="Wingdings" w:hAnsi="Wingdings" w:hint="default"/>
+        <w:sz w:val="20"/>
+      </w:rPr>
+    </w:lvl>
+    <w:lvl w:ilvl="8" w:tentative="1">
+      <w:start w:val="1"/>
+      <w:numFmt w:val="bullet"/>
+      <w:lvlText w:val=""/>
+      <w:lvlJc w:val="left"/>
+      <w:pPr>
+        <w:tabs>
+          <w:tab w:val="num" w:pos="6480"/>
+        </w:tabs>
         <w:ind w:left="6480" w:hanging="360"/>
       </w:pPr>
       <w:rPr>
-        <w:rFonts w:ascii="Noto Sans Symbols" w:eastAsia="Noto Sans Symbols" w:hAnsi="Noto Sans Symbols" w:cs="Noto Sans Symbols"/>
-        <w:sz w:val="20"/>
-        <w:szCs w:val="20"/>
+        <w:rFonts w:ascii="Wingdings" w:hAnsi="Wingdings" w:hint="default"/>
+        <w:sz w:val="20"/>
       </w:rPr>
     </w:lvl>
   </w:abstractNum>
   <w:abstractNum w:abstractNumId="6" w15:restartNumberingAfterBreak="0">
-    <w:nsid w:val="52944454"/>
+    <w:nsid w:val="567D31EC"/>
     <w:multiLevelType w:val="multilevel"/>
-    <w:tmpl w:val="250ED164"/>
+    <w:tmpl w:val="D2D00FAA"/>
     <w:lvl w:ilvl="0">
       <w:start w:val="1"/>
       <w:numFmt w:val="bullet"/>
-      <w:lvlText w:val="●"/>
-      <w:lvlJc w:val="left"/>
-      <w:pPr>
+      <w:lvlText w:val=""/>
+      <w:lvlJc w:val="left"/>
+      <w:pPr>
+        <w:tabs>
+          <w:tab w:val="num" w:pos="720"/>
+        </w:tabs>
         <w:ind w:left="720" w:hanging="360"/>
       </w:pPr>
       <w:rPr>
-        <w:rFonts w:ascii="Noto Sans Symbols" w:eastAsia="Noto Sans Symbols" w:hAnsi="Noto Sans Symbols" w:cs="Noto Sans Symbols"/>
-        <w:sz w:val="20"/>
-        <w:szCs w:val="20"/>
-      </w:rPr>
-    </w:lvl>
-    <w:lvl w:ilvl="1">
+        <w:rFonts w:ascii="Symbol" w:hAnsi="Symbol" w:hint="default"/>
+        <w:sz w:val="20"/>
+      </w:rPr>
+    </w:lvl>
+    <w:lvl w:ilvl="1" w:tentative="1">
       <w:start w:val="1"/>
       <w:numFmt w:val="bullet"/>
       <w:lvlText w:val="o"/>
       <w:lvlJc w:val="left"/>
       <w:pPr>
+        <w:tabs>
+          <w:tab w:val="num" w:pos="1440"/>
+        </w:tabs>
         <w:ind w:left="1440" w:hanging="360"/>
       </w:pPr>
       <w:rPr>
-        <w:rFonts w:ascii="Courier New" w:eastAsia="Courier New" w:hAnsi="Courier New" w:cs="Courier New"/>
-        <w:sz w:val="20"/>
-        <w:szCs w:val="20"/>
-      </w:rPr>
-    </w:lvl>
-    <w:lvl w:ilvl="2">
-      <w:start w:val="1"/>
-      <w:numFmt w:val="bullet"/>
-      <w:lvlText w:val="▪"/>
-      <w:lvlJc w:val="left"/>
-      <w:pPr>
+        <w:rFonts w:ascii="Courier New" w:hAnsi="Courier New" w:hint="default"/>
+        <w:sz w:val="20"/>
+      </w:rPr>
+    </w:lvl>
+    <w:lvl w:ilvl="2" w:tentative="1">
+      <w:start w:val="1"/>
+      <w:numFmt w:val="bullet"/>
+      <w:lvlText w:val=""/>
+      <w:lvlJc w:val="left"/>
+      <w:pPr>
+        <w:tabs>
+          <w:tab w:val="num" w:pos="2160"/>
+        </w:tabs>
         <w:ind w:left="2160" w:hanging="360"/>
       </w:pPr>
       <w:rPr>
-        <w:rFonts w:ascii="Noto Sans Symbols" w:eastAsia="Noto Sans Symbols" w:hAnsi="Noto Sans Symbols" w:cs="Noto Sans Symbols"/>
-        <w:sz w:val="20"/>
-        <w:szCs w:val="20"/>
-      </w:rPr>
-    </w:lvl>
-    <w:lvl w:ilvl="3">
-      <w:start w:val="1"/>
-      <w:numFmt w:val="bullet"/>
-      <w:lvlText w:val="▪"/>
-      <w:lvlJc w:val="left"/>
-      <w:pPr>
+        <w:rFonts w:ascii="Wingdings" w:hAnsi="Wingdings" w:hint="default"/>
+        <w:sz w:val="20"/>
+      </w:rPr>
+    </w:lvl>
+    <w:lvl w:ilvl="3" w:tentative="1">
+      <w:start w:val="1"/>
+      <w:numFmt w:val="bullet"/>
+      <w:lvlText w:val=""/>
+      <w:lvlJc w:val="left"/>
+      <w:pPr>
+        <w:tabs>
+          <w:tab w:val="num" w:pos="2880"/>
+        </w:tabs>
         <w:ind w:left="2880" w:hanging="360"/>
       </w:pPr>
       <w:rPr>
-        <w:rFonts w:ascii="Noto Sans Symbols" w:eastAsia="Noto Sans Symbols" w:hAnsi="Noto Sans Symbols" w:cs="Noto Sans Symbols"/>
-        <w:sz w:val="20"/>
-        <w:szCs w:val="20"/>
-      </w:rPr>
-    </w:lvl>
-    <w:lvl w:ilvl="4">
-      <w:start w:val="1"/>
-      <w:numFmt w:val="bullet"/>
-      <w:lvlText w:val="▪"/>
-      <w:lvlJc w:val="left"/>
-      <w:pPr>
+        <w:rFonts w:ascii="Wingdings" w:hAnsi="Wingdings" w:hint="default"/>
+        <w:sz w:val="20"/>
+      </w:rPr>
+    </w:lvl>
+    <w:lvl w:ilvl="4" w:tentative="1">
+      <w:start w:val="1"/>
+      <w:numFmt w:val="bullet"/>
+      <w:lvlText w:val=""/>
+      <w:lvlJc w:val="left"/>
+      <w:pPr>
+        <w:tabs>
+          <w:tab w:val="num" w:pos="3600"/>
+        </w:tabs>
         <w:ind w:left="3600" w:hanging="360"/>
       </w:pPr>
       <w:rPr>
-        <w:rFonts w:ascii="Noto Sans Symbols" w:eastAsia="Noto Sans Symbols" w:hAnsi="Noto Sans Symbols" w:cs="Noto Sans Symbols"/>
-        <w:sz w:val="20"/>
-        <w:szCs w:val="20"/>
-      </w:rPr>
-    </w:lvl>
-    <w:lvl w:ilvl="5">
-      <w:start w:val="1"/>
-      <w:numFmt w:val="bullet"/>
-      <w:lvlText w:val="▪"/>
-      <w:lvlJc w:val="left"/>
-      <w:pPr>
+        <w:rFonts w:ascii="Wingdings" w:hAnsi="Wingdings" w:hint="default"/>
+        <w:sz w:val="20"/>
+      </w:rPr>
+    </w:lvl>
+    <w:lvl w:ilvl="5" w:tentative="1">
+      <w:start w:val="1"/>
+      <w:numFmt w:val="bullet"/>
+      <w:lvlText w:val=""/>
+      <w:lvlJc w:val="left"/>
+      <w:pPr>
+        <w:tabs>
+          <w:tab w:val="num" w:pos="4320"/>
+        </w:tabs>
         <w:ind w:left="4320" w:hanging="360"/>
       </w:pPr>
       <w:rPr>
-        <w:rFonts w:ascii="Noto Sans Symbols" w:eastAsia="Noto Sans Symbols" w:hAnsi="Noto Sans Symbols" w:cs="Noto Sans Symbols"/>
-        <w:sz w:val="20"/>
-        <w:szCs w:val="20"/>
-      </w:rPr>
-    </w:lvl>
-    <w:lvl w:ilvl="6">
-      <w:start w:val="1"/>
-      <w:numFmt w:val="bullet"/>
-      <w:lvlText w:val="▪"/>
-      <w:lvlJc w:val="left"/>
-      <w:pPr>
+        <w:rFonts w:ascii="Wingdings" w:hAnsi="Wingdings" w:hint="default"/>
+        <w:sz w:val="20"/>
+      </w:rPr>
+    </w:lvl>
+    <w:lvl w:ilvl="6" w:tentative="1">
+      <w:start w:val="1"/>
+      <w:numFmt w:val="bullet"/>
+      <w:lvlText w:val=""/>
+      <w:lvlJc w:val="left"/>
+      <w:pPr>
+        <w:tabs>
+          <w:tab w:val="num" w:pos="5040"/>
+        </w:tabs>
         <w:ind w:left="5040" w:hanging="360"/>
       </w:pPr>
       <w:rPr>
-        <w:rFonts w:ascii="Noto Sans Symbols" w:eastAsia="Noto Sans Symbols" w:hAnsi="Noto Sans Symbols" w:cs="Noto Sans Symbols"/>
-        <w:sz w:val="20"/>
-        <w:szCs w:val="20"/>
-      </w:rPr>
-    </w:lvl>
-    <w:lvl w:ilvl="7">
-      <w:start w:val="1"/>
-      <w:numFmt w:val="bullet"/>
-      <w:lvlText w:val="▪"/>
-      <w:lvlJc w:val="left"/>
-      <w:pPr>
+        <w:rFonts w:ascii="Wingdings" w:hAnsi="Wingdings" w:hint="default"/>
+        <w:sz w:val="20"/>
+      </w:rPr>
+    </w:lvl>
+    <w:lvl w:ilvl="7" w:tentative="1">
+      <w:start w:val="1"/>
+      <w:numFmt w:val="bullet"/>
+      <w:lvlText w:val=""/>
+      <w:lvlJc w:val="left"/>
+      <w:pPr>
+        <w:tabs>
+          <w:tab w:val="num" w:pos="5760"/>
+        </w:tabs>
         <w:ind w:left="5760" w:hanging="360"/>
       </w:pPr>
       <w:rPr>
-        <w:rFonts w:ascii="Noto Sans Symbols" w:eastAsia="Noto Sans Symbols" w:hAnsi="Noto Sans Symbols" w:cs="Noto Sans Symbols"/>
-        <w:sz w:val="20"/>
-        <w:szCs w:val="20"/>
-      </w:rPr>
-    </w:lvl>
-    <w:lvl w:ilvl="8">
-      <w:start w:val="1"/>
-      <w:numFmt w:val="bullet"/>
-      <w:lvlText w:val="▪"/>
-      <w:lvlJc w:val="left"/>
-      <w:pPr>
+        <w:rFonts w:ascii="Wingdings" w:hAnsi="Wingdings" w:hint="default"/>
+        <w:sz w:val="20"/>
+      </w:rPr>
+    </w:lvl>
+    <w:lvl w:ilvl="8" w:tentative="1">
+      <w:start w:val="1"/>
+      <w:numFmt w:val="bullet"/>
+      <w:lvlText w:val=""/>
+      <w:lvlJc w:val="left"/>
+      <w:pPr>
+        <w:tabs>
+          <w:tab w:val="num" w:pos="6480"/>
+        </w:tabs>
         <w:ind w:left="6480" w:hanging="360"/>
       </w:pPr>
       <w:rPr>
-        <w:rFonts w:ascii="Noto Sans Symbols" w:eastAsia="Noto Sans Symbols" w:hAnsi="Noto Sans Symbols" w:cs="Noto Sans Symbols"/>
-        <w:sz w:val="20"/>
-        <w:szCs w:val="20"/>
+        <w:rFonts w:ascii="Wingdings" w:hAnsi="Wingdings" w:hint="default"/>
+        <w:sz w:val="20"/>
       </w:rPr>
     </w:lvl>
   </w:abstractNum>
   <w:abstractNum w:abstractNumId="7" w15:restartNumberingAfterBreak="0">
-    <w:nsid w:val="57AD4566"/>
+    <w:nsid w:val="57F65197"/>
     <w:multiLevelType w:val="multilevel"/>
-    <w:tmpl w:val="59A0AAE2"/>
+    <w:tmpl w:val="BD2E375A"/>
     <w:lvl w:ilvl="0">
       <w:start w:val="1"/>
       <w:numFmt w:val="bullet"/>
-      <w:lvlText w:val="●"/>
-      <w:lvlJc w:val="left"/>
-      <w:pPr>
+      <w:lvlText w:val=""/>
+      <w:lvlJc w:val="left"/>
+      <w:pPr>
+        <w:tabs>
+          <w:tab w:val="num" w:pos="720"/>
+        </w:tabs>
         <w:ind w:left="720" w:hanging="360"/>
       </w:pPr>
       <w:rPr>
-        <w:rFonts w:ascii="Noto Sans Symbols" w:eastAsia="Noto Sans Symbols" w:hAnsi="Noto Sans Symbols" w:cs="Noto Sans Symbols"/>
-        <w:sz w:val="20"/>
-        <w:szCs w:val="20"/>
-      </w:rPr>
-    </w:lvl>
-    <w:lvl w:ilvl="1">
+        <w:rFonts w:ascii="Symbol" w:hAnsi="Symbol" w:hint="default"/>
+        <w:sz w:val="20"/>
+      </w:rPr>
+    </w:lvl>
+    <w:lvl w:ilvl="1" w:tentative="1">
       <w:start w:val="1"/>
       <w:numFmt w:val="bullet"/>
       <w:lvlText w:val="o"/>
       <w:lvlJc w:val="left"/>
       <w:pPr>
+        <w:tabs>
+          <w:tab w:val="num" w:pos="1440"/>
+        </w:tabs>
         <w:ind w:left="1440" w:hanging="360"/>
       </w:pPr>
       <w:rPr>
-        <w:rFonts w:ascii="Courier New" w:eastAsia="Courier New" w:hAnsi="Courier New" w:cs="Courier New"/>
-        <w:sz w:val="20"/>
-        <w:szCs w:val="20"/>
-      </w:rPr>
-    </w:lvl>
-    <w:lvl w:ilvl="2">
-      <w:start w:val="1"/>
-      <w:numFmt w:val="bullet"/>
-      <w:lvlText w:val="▪"/>
-      <w:lvlJc w:val="left"/>
-      <w:pPr>
+        <w:rFonts w:ascii="Courier New" w:hAnsi="Courier New" w:hint="default"/>
+        <w:sz w:val="20"/>
+      </w:rPr>
+    </w:lvl>
+    <w:lvl w:ilvl="2" w:tentative="1">
+      <w:start w:val="1"/>
+      <w:numFmt w:val="bullet"/>
+      <w:lvlText w:val=""/>
+      <w:lvlJc w:val="left"/>
+      <w:pPr>
+        <w:tabs>
+          <w:tab w:val="num" w:pos="2160"/>
+        </w:tabs>
         <w:ind w:left="2160" w:hanging="360"/>
       </w:pPr>
       <w:rPr>
-        <w:rFonts w:ascii="Noto Sans Symbols" w:eastAsia="Noto Sans Symbols" w:hAnsi="Noto Sans Symbols" w:cs="Noto Sans Symbols"/>
-        <w:sz w:val="20"/>
-        <w:szCs w:val="20"/>
-      </w:rPr>
-    </w:lvl>
-    <w:lvl w:ilvl="3">
-      <w:start w:val="1"/>
-      <w:numFmt w:val="bullet"/>
-      <w:lvlText w:val="▪"/>
-      <w:lvlJc w:val="left"/>
-      <w:pPr>
+        <w:rFonts w:ascii="Wingdings" w:hAnsi="Wingdings" w:hint="default"/>
+        <w:sz w:val="20"/>
+      </w:rPr>
+    </w:lvl>
+    <w:lvl w:ilvl="3" w:tentative="1">
+      <w:start w:val="1"/>
+      <w:numFmt w:val="bullet"/>
+      <w:lvlText w:val=""/>
+      <w:lvlJc w:val="left"/>
+      <w:pPr>
+        <w:tabs>
+          <w:tab w:val="num" w:pos="2880"/>
+        </w:tabs>
         <w:ind w:left="2880" w:hanging="360"/>
       </w:pPr>
       <w:rPr>
-        <w:rFonts w:ascii="Noto Sans Symbols" w:eastAsia="Noto Sans Symbols" w:hAnsi="Noto Sans Symbols" w:cs="Noto Sans Symbols"/>
-        <w:sz w:val="20"/>
-        <w:szCs w:val="20"/>
-      </w:rPr>
-    </w:lvl>
-    <w:lvl w:ilvl="4">
-      <w:start w:val="1"/>
-      <w:numFmt w:val="bullet"/>
-      <w:lvlText w:val="▪"/>
-      <w:lvlJc w:val="left"/>
-      <w:pPr>
+        <w:rFonts w:ascii="Wingdings" w:hAnsi="Wingdings" w:hint="default"/>
+        <w:sz w:val="20"/>
+      </w:rPr>
+    </w:lvl>
+    <w:lvl w:ilvl="4" w:tentative="1">
+      <w:start w:val="1"/>
+      <w:numFmt w:val="bullet"/>
+      <w:lvlText w:val=""/>
+      <w:lvlJc w:val="left"/>
+      <w:pPr>
+        <w:tabs>
+          <w:tab w:val="num" w:pos="3600"/>
+        </w:tabs>
         <w:ind w:left="3600" w:hanging="360"/>
       </w:pPr>
       <w:rPr>
-        <w:rFonts w:ascii="Noto Sans Symbols" w:eastAsia="Noto Sans Symbols" w:hAnsi="Noto Sans Symbols" w:cs="Noto Sans Symbols"/>
-        <w:sz w:val="20"/>
-        <w:szCs w:val="20"/>
-      </w:rPr>
-    </w:lvl>
-    <w:lvl w:ilvl="5">
-      <w:start w:val="1"/>
-      <w:numFmt w:val="bullet"/>
-      <w:lvlText w:val="▪"/>
-      <w:lvlJc w:val="left"/>
-      <w:pPr>
+        <w:rFonts w:ascii="Wingdings" w:hAnsi="Wingdings" w:hint="default"/>
+        <w:sz w:val="20"/>
+      </w:rPr>
+    </w:lvl>
+    <w:lvl w:ilvl="5" w:tentative="1">
+      <w:start w:val="1"/>
+      <w:numFmt w:val="bullet"/>
+      <w:lvlText w:val=""/>
+      <w:lvlJc w:val="left"/>
+      <w:pPr>
+        <w:tabs>
+          <w:tab w:val="num" w:pos="4320"/>
+        </w:tabs>
         <w:ind w:left="4320" w:hanging="360"/>
       </w:pPr>
       <w:rPr>
-        <w:rFonts w:ascii="Noto Sans Symbols" w:eastAsia="Noto Sans Symbols" w:hAnsi="Noto Sans Symbols" w:cs="Noto Sans Symbols"/>
-        <w:sz w:val="20"/>
-        <w:szCs w:val="20"/>
-      </w:rPr>
-    </w:lvl>
-    <w:lvl w:ilvl="6">
-      <w:start w:val="1"/>
-      <w:numFmt w:val="bullet"/>
-      <w:lvlText w:val="▪"/>
-      <w:lvlJc w:val="left"/>
-      <w:pPr>
+        <w:rFonts w:ascii="Wingdings" w:hAnsi="Wingdings" w:hint="default"/>
+        <w:sz w:val="20"/>
+      </w:rPr>
+    </w:lvl>
+    <w:lvl w:ilvl="6" w:tentative="1">
+      <w:start w:val="1"/>
+      <w:numFmt w:val="bullet"/>
+      <w:lvlText w:val=""/>
+      <w:lvlJc w:val="left"/>
+      <w:pPr>
+        <w:tabs>
+          <w:tab w:val="num" w:pos="5040"/>
+        </w:tabs>
         <w:ind w:left="5040" w:hanging="360"/>
       </w:pPr>
       <w:rPr>
-        <w:rFonts w:ascii="Noto Sans Symbols" w:eastAsia="Noto Sans Symbols" w:hAnsi="Noto Sans Symbols" w:cs="Noto Sans Symbols"/>
-        <w:sz w:val="20"/>
-        <w:szCs w:val="20"/>
-      </w:rPr>
-    </w:lvl>
-    <w:lvl w:ilvl="7">
-      <w:start w:val="1"/>
-      <w:numFmt w:val="bullet"/>
-      <w:lvlText w:val="▪"/>
-      <w:lvlJc w:val="left"/>
-      <w:pPr>
+        <w:rFonts w:ascii="Wingdings" w:hAnsi="Wingdings" w:hint="default"/>
+        <w:sz w:val="20"/>
+      </w:rPr>
+    </w:lvl>
+    <w:lvl w:ilvl="7" w:tentative="1">
+      <w:start w:val="1"/>
+      <w:numFmt w:val="bullet"/>
+      <w:lvlText w:val=""/>
+      <w:lvlJc w:val="left"/>
+      <w:pPr>
+        <w:tabs>
+          <w:tab w:val="num" w:pos="5760"/>
+        </w:tabs>
         <w:ind w:left="5760" w:hanging="360"/>
       </w:pPr>
       <w:rPr>
-        <w:rFonts w:ascii="Noto Sans Symbols" w:eastAsia="Noto Sans Symbols" w:hAnsi="Noto Sans Symbols" w:cs="Noto Sans Symbols"/>
-        <w:sz w:val="20"/>
-        <w:szCs w:val="20"/>
-      </w:rPr>
-    </w:lvl>
-    <w:lvl w:ilvl="8">
-      <w:start w:val="1"/>
-      <w:numFmt w:val="bullet"/>
-      <w:lvlText w:val="▪"/>
-      <w:lvlJc w:val="left"/>
-      <w:pPr>
+        <w:rFonts w:ascii="Wingdings" w:hAnsi="Wingdings" w:hint="default"/>
+        <w:sz w:val="20"/>
+      </w:rPr>
+    </w:lvl>
+    <w:lvl w:ilvl="8" w:tentative="1">
+      <w:start w:val="1"/>
+      <w:numFmt w:val="bullet"/>
+      <w:lvlText w:val=""/>
+      <w:lvlJc w:val="left"/>
+      <w:pPr>
+        <w:tabs>
+          <w:tab w:val="num" w:pos="6480"/>
+        </w:tabs>
         <w:ind w:left="6480" w:hanging="360"/>
       </w:pPr>
       <w:rPr>
-        <w:rFonts w:ascii="Noto Sans Symbols" w:eastAsia="Noto Sans Symbols" w:hAnsi="Noto Sans Symbols" w:cs="Noto Sans Symbols"/>
-        <w:sz w:val="20"/>
-        <w:szCs w:val="20"/>
+        <w:rFonts w:ascii="Wingdings" w:hAnsi="Wingdings" w:hint="default"/>
+        <w:sz w:val="20"/>
       </w:rPr>
     </w:lvl>
   </w:abstractNum>
   <w:abstractNum w:abstractNumId="8" w15:restartNumberingAfterBreak="0">
-    <w:nsid w:val="75DD021F"/>
+    <w:nsid w:val="58FE6080"/>
     <w:multiLevelType w:val="multilevel"/>
-    <w:tmpl w:val="2236CBE6"/>
+    <w:tmpl w:val="A5646C3C"/>
+    <w:lvl w:ilvl="0">
+      <w:start w:val="1"/>
+      <w:numFmt w:val="bullet"/>
+      <w:lvlText w:val=""/>
+      <w:lvlJc w:val="left"/>
+      <w:pPr>
+        <w:tabs>
+          <w:tab w:val="num" w:pos="720"/>
+        </w:tabs>
+        <w:ind w:left="720" w:hanging="360"/>
+      </w:pPr>
+      <w:rPr>
+        <w:rFonts w:ascii="Symbol" w:hAnsi="Symbol" w:hint="default"/>
+        <w:sz w:val="20"/>
+      </w:rPr>
+    </w:lvl>
+    <w:lvl w:ilvl="1" w:tentative="1">
+      <w:start w:val="1"/>
+      <w:numFmt w:val="bullet"/>
+      <w:lvlText w:val="o"/>
+      <w:lvlJc w:val="left"/>
+      <w:pPr>
+        <w:tabs>
+          <w:tab w:val="num" w:pos="1440"/>
+        </w:tabs>
+        <w:ind w:left="1440" w:hanging="360"/>
+      </w:pPr>
+      <w:rPr>
+        <w:rFonts w:ascii="Courier New" w:hAnsi="Courier New" w:hint="default"/>
+        <w:sz w:val="20"/>
+      </w:rPr>
+    </w:lvl>
+    <w:lvl w:ilvl="2" w:tentative="1">
+      <w:start w:val="1"/>
+      <w:numFmt w:val="bullet"/>
+      <w:lvlText w:val=""/>
+      <w:lvlJc w:val="left"/>
+      <w:pPr>
+        <w:tabs>
+          <w:tab w:val="num" w:pos="2160"/>
+        </w:tabs>
+        <w:ind w:left="2160" w:hanging="360"/>
+      </w:pPr>
+      <w:rPr>
+        <w:rFonts w:ascii="Wingdings" w:hAnsi="Wingdings" w:hint="default"/>
+        <w:sz w:val="20"/>
+      </w:rPr>
+    </w:lvl>
+    <w:lvl w:ilvl="3" w:tentative="1">
+      <w:start w:val="1"/>
+      <w:numFmt w:val="bullet"/>
+      <w:lvlText w:val=""/>
+      <w:lvlJc w:val="left"/>
+      <w:pPr>
+        <w:tabs>
+          <w:tab w:val="num" w:pos="2880"/>
+        </w:tabs>
+        <w:ind w:left="2880" w:hanging="360"/>
+      </w:pPr>
+      <w:rPr>
+        <w:rFonts w:ascii="Wingdings" w:hAnsi="Wingdings" w:hint="default"/>
+        <w:sz w:val="20"/>
+      </w:rPr>
+    </w:lvl>
+    <w:lvl w:ilvl="4" w:tentative="1">
+      <w:start w:val="1"/>
+      <w:numFmt w:val="bullet"/>
+      <w:lvlText w:val=""/>
+      <w:lvlJc w:val="left"/>
+      <w:pPr>
+        <w:tabs>
+          <w:tab w:val="num" w:pos="3600"/>
+        </w:tabs>
+        <w:ind w:left="3600" w:hanging="360"/>
+      </w:pPr>
+      <w:rPr>
+        <w:rFonts w:ascii="Wingdings" w:hAnsi="Wingdings" w:hint="default"/>
+        <w:sz w:val="20"/>
+      </w:rPr>
+    </w:lvl>
+    <w:lvl w:ilvl="5" w:tentative="1">
+      <w:start w:val="1"/>
+      <w:numFmt w:val="bullet"/>
+      <w:lvlText w:val=""/>
+      <w:lvlJc w:val="left"/>
+      <w:pPr>
+        <w:tabs>
+          <w:tab w:val="num" w:pos="4320"/>
+        </w:tabs>
+        <w:ind w:left="4320" w:hanging="360"/>
+      </w:pPr>
+      <w:rPr>
+        <w:rFonts w:ascii="Wingdings" w:hAnsi="Wingdings" w:hint="default"/>
+        <w:sz w:val="20"/>
+      </w:rPr>
+    </w:lvl>
+    <w:lvl w:ilvl="6" w:tentative="1">
+      <w:start w:val="1"/>
+      <w:numFmt w:val="bullet"/>
+      <w:lvlText w:val=""/>
+      <w:lvlJc w:val="left"/>
+      <w:pPr>
+        <w:tabs>
+          <w:tab w:val="num" w:pos="5040"/>
+        </w:tabs>
+        <w:ind w:left="5040" w:hanging="360"/>
+      </w:pPr>
+      <w:rPr>
+        <w:rFonts w:ascii="Wingdings" w:hAnsi="Wingdings" w:hint="default"/>
+        <w:sz w:val="20"/>
+      </w:rPr>
+    </w:lvl>
+    <w:lvl w:ilvl="7" w:tentative="1">
+      <w:start w:val="1"/>
+      <w:numFmt w:val="bullet"/>
+      <w:lvlText w:val=""/>
+      <w:lvlJc w:val="left"/>
+      <w:pPr>
+        <w:tabs>
+          <w:tab w:val="num" w:pos="5760"/>
+        </w:tabs>
+        <w:ind w:left="5760" w:hanging="360"/>
+      </w:pPr>
+      <w:rPr>
+        <w:rFonts w:ascii="Wingdings" w:hAnsi="Wingdings" w:hint="default"/>
+        <w:sz w:val="20"/>
+      </w:rPr>
+    </w:lvl>
+    <w:lvl w:ilvl="8" w:tentative="1">
+      <w:start w:val="1"/>
+      <w:numFmt w:val="bullet"/>
+      <w:lvlText w:val=""/>
+      <w:lvlJc w:val="left"/>
+      <w:pPr>
+        <w:tabs>
+          <w:tab w:val="num" w:pos="6480"/>
+        </w:tabs>
+        <w:ind w:left="6480" w:hanging="360"/>
+      </w:pPr>
+      <w:rPr>
+        <w:rFonts w:ascii="Wingdings" w:hAnsi="Wingdings" w:hint="default"/>
+        <w:sz w:val="20"/>
+      </w:rPr>
+    </w:lvl>
+  </w:abstractNum>
+  <w:abstractNum w:abstractNumId="9" w15:restartNumberingAfterBreak="0">
+    <w:nsid w:val="5C2E1921"/>
+    <w:multiLevelType w:val="multilevel"/>
+    <w:tmpl w:val="67F0F5FE"/>
+    <w:lvl w:ilvl="0">
+      <w:start w:val="1"/>
+      <w:numFmt w:val="bullet"/>
+      <w:lvlText w:val=""/>
+      <w:lvlJc w:val="left"/>
+      <w:pPr>
+        <w:tabs>
+          <w:tab w:val="num" w:pos="720"/>
+        </w:tabs>
+        <w:ind w:left="720" w:hanging="360"/>
+      </w:pPr>
+      <w:rPr>
+        <w:rFonts w:ascii="Symbol" w:hAnsi="Symbol" w:hint="default"/>
+        <w:sz w:val="20"/>
+      </w:rPr>
+    </w:lvl>
+    <w:lvl w:ilvl="1" w:tentative="1">
+      <w:start w:val="1"/>
+      <w:numFmt w:val="bullet"/>
+      <w:lvlText w:val="o"/>
+      <w:lvlJc w:val="left"/>
+      <w:pPr>
+        <w:tabs>
+          <w:tab w:val="num" w:pos="1440"/>
+        </w:tabs>
+        <w:ind w:left="1440" w:hanging="360"/>
+      </w:pPr>
+      <w:rPr>
+        <w:rFonts w:ascii="Courier New" w:hAnsi="Courier New" w:hint="default"/>
+        <w:sz w:val="20"/>
+      </w:rPr>
+    </w:lvl>
+    <w:lvl w:ilvl="2" w:tentative="1">
+      <w:start w:val="1"/>
+      <w:numFmt w:val="bullet"/>
+      <w:lvlText w:val=""/>
+      <w:lvlJc w:val="left"/>
+      <w:pPr>
+        <w:tabs>
+          <w:tab w:val="num" w:pos="2160"/>
+        </w:tabs>
+        <w:ind w:left="2160" w:hanging="360"/>
+      </w:pPr>
+      <w:rPr>
+        <w:rFonts w:ascii="Wingdings" w:hAnsi="Wingdings" w:hint="default"/>
+        <w:sz w:val="20"/>
+      </w:rPr>
+    </w:lvl>
+    <w:lvl w:ilvl="3" w:tentative="1">
+      <w:start w:val="1"/>
+      <w:numFmt w:val="bullet"/>
+      <w:lvlText w:val=""/>
+      <w:lvlJc w:val="left"/>
+      <w:pPr>
+        <w:tabs>
+          <w:tab w:val="num" w:pos="2880"/>
+        </w:tabs>
+        <w:ind w:left="2880" w:hanging="360"/>
+      </w:pPr>
+      <w:rPr>
+        <w:rFonts w:ascii="Wingdings" w:hAnsi="Wingdings" w:hint="default"/>
+        <w:sz w:val="20"/>
+      </w:rPr>
+    </w:lvl>
+    <w:lvl w:ilvl="4" w:tentative="1">
+      <w:start w:val="1"/>
+      <w:numFmt w:val="bullet"/>
+      <w:lvlText w:val=""/>
+      <w:lvlJc w:val="left"/>
+      <w:pPr>
+        <w:tabs>
+          <w:tab w:val="num" w:pos="3600"/>
+        </w:tabs>
+        <w:ind w:left="3600" w:hanging="360"/>
+      </w:pPr>
+      <w:rPr>
+        <w:rFonts w:ascii="Wingdings" w:hAnsi="Wingdings" w:hint="default"/>
+        <w:sz w:val="20"/>
+      </w:rPr>
+    </w:lvl>
+    <w:lvl w:ilvl="5" w:tentative="1">
+      <w:start w:val="1"/>
+      <w:numFmt w:val="bullet"/>
+      <w:lvlText w:val=""/>
+      <w:lvlJc w:val="left"/>
+      <w:pPr>
+        <w:tabs>
+          <w:tab w:val="num" w:pos="4320"/>
+        </w:tabs>
+        <w:ind w:left="4320" w:hanging="360"/>
+      </w:pPr>
+      <w:rPr>
+        <w:rFonts w:ascii="Wingdings" w:hAnsi="Wingdings" w:hint="default"/>
+        <w:sz w:val="20"/>
+      </w:rPr>
+    </w:lvl>
+    <w:lvl w:ilvl="6" w:tentative="1">
+      <w:start w:val="1"/>
+      <w:numFmt w:val="bullet"/>
+      <w:lvlText w:val=""/>
+      <w:lvlJc w:val="left"/>
+      <w:pPr>
+        <w:tabs>
+          <w:tab w:val="num" w:pos="5040"/>
+        </w:tabs>
+        <w:ind w:left="5040" w:hanging="360"/>
+      </w:pPr>
+      <w:rPr>
+        <w:rFonts w:ascii="Wingdings" w:hAnsi="Wingdings" w:hint="default"/>
+        <w:sz w:val="20"/>
+      </w:rPr>
+    </w:lvl>
+    <w:lvl w:ilvl="7" w:tentative="1">
+      <w:start w:val="1"/>
+      <w:numFmt w:val="bullet"/>
+      <w:lvlText w:val=""/>
+      <w:lvlJc w:val="left"/>
+      <w:pPr>
+        <w:tabs>
+          <w:tab w:val="num" w:pos="5760"/>
+        </w:tabs>
+        <w:ind w:left="5760" w:hanging="360"/>
+      </w:pPr>
+      <w:rPr>
+        <w:rFonts w:ascii="Wingdings" w:hAnsi="Wingdings" w:hint="default"/>
+        <w:sz w:val="20"/>
+      </w:rPr>
+    </w:lvl>
+    <w:lvl w:ilvl="8" w:tentative="1">
+      <w:start w:val="1"/>
+      <w:numFmt w:val="bullet"/>
+      <w:lvlText w:val=""/>
+      <w:lvlJc w:val="left"/>
+      <w:pPr>
+        <w:tabs>
+          <w:tab w:val="num" w:pos="6480"/>
+        </w:tabs>
+        <w:ind w:left="6480" w:hanging="360"/>
+      </w:pPr>
+      <w:rPr>
+        <w:rFonts w:ascii="Wingdings" w:hAnsi="Wingdings" w:hint="default"/>
+        <w:sz w:val="20"/>
+      </w:rPr>
+    </w:lvl>
+  </w:abstractNum>
+  <w:abstractNum w:abstractNumId="10" w15:restartNumberingAfterBreak="0">
+    <w:nsid w:val="773C05C1"/>
+    <w:multiLevelType w:val="multilevel"/>
+    <w:tmpl w:val="D55EED90"/>
     <w:lvl w:ilvl="0">
       <w:start w:val="1"/>
       <w:numFmt w:val="decimal"/>
       <w:lvlText w:val="%1."/>
       <w:lvlJc w:val="left"/>
       <w:pPr>
+        <w:tabs>
+          <w:tab w:val="num" w:pos="720"/>
+        </w:tabs>
         <w:ind w:left="720" w:hanging="360"/>
       </w:pPr>
     </w:lvl>
-    <w:lvl w:ilvl="1">
+    <w:lvl w:ilvl="1" w:tentative="1">
       <w:start w:val="1"/>
       <w:numFmt w:val="decimal"/>
       <w:lvlText w:val="%2."/>
       <w:lvlJc w:val="left"/>
       <w:pPr>
+        <w:tabs>
+          <w:tab w:val="num" w:pos="1440"/>
+        </w:tabs>
         <w:ind w:left="1440" w:hanging="360"/>
       </w:pPr>
     </w:lvl>
-    <w:lvl w:ilvl="2">
+    <w:lvl w:ilvl="2" w:tentative="1">
       <w:start w:val="1"/>
       <w:numFmt w:val="decimal"/>
       <w:lvlText w:val="%3."/>
       <w:lvlJc w:val="left"/>
       <w:pPr>
+        <w:tabs>
+          <w:tab w:val="num" w:pos="2160"/>
+        </w:tabs>
         <w:ind w:left="2160" w:hanging="360"/>
       </w:pPr>
     </w:lvl>
-    <w:lvl w:ilvl="3">
+    <w:lvl w:ilvl="3" w:tentative="1">
       <w:start w:val="1"/>
       <w:numFmt w:val="decimal"/>
       <w:lvlText w:val="%4."/>
       <w:lvlJc w:val="left"/>
       <w:pPr>
+        <w:tabs>
+          <w:tab w:val="num" w:pos="2880"/>
+        </w:tabs>
         <w:ind w:left="2880" w:hanging="360"/>
       </w:pPr>
     </w:lvl>
-    <w:lvl w:ilvl="4">
+    <w:lvl w:ilvl="4" w:tentative="1">
       <w:start w:val="1"/>
       <w:numFmt w:val="decimal"/>
       <w:lvlText w:val="%5."/>
       <w:lvlJc w:val="left"/>
       <w:pPr>
+        <w:tabs>
+          <w:tab w:val="num" w:pos="3600"/>
+        </w:tabs>
         <w:ind w:left="3600" w:hanging="360"/>
       </w:pPr>
     </w:lvl>
-    <w:lvl w:ilvl="5">
+    <w:lvl w:ilvl="5" w:tentative="1">
       <w:start w:val="1"/>
       <w:numFmt w:val="decimal"/>
       <w:lvlText w:val="%6."/>
       <w:lvlJc w:val="left"/>
       <w:pPr>
+        <w:tabs>
+          <w:tab w:val="num" w:pos="4320"/>
+        </w:tabs>
         <w:ind w:left="4320" w:hanging="360"/>
       </w:pPr>
     </w:lvl>
-    <w:lvl w:ilvl="6">
+    <w:lvl w:ilvl="6" w:tentative="1">
       <w:start w:val="1"/>
       <w:numFmt w:val="decimal"/>
       <w:lvlText w:val="%7."/>
       <w:lvlJc w:val="left"/>
       <w:pPr>
+        <w:tabs>
+          <w:tab w:val="num" w:pos="5040"/>
+        </w:tabs>
         <w:ind w:left="5040" w:hanging="360"/>
       </w:pPr>
     </w:lvl>
-    <w:lvl w:ilvl="7">
+    <w:lvl w:ilvl="7" w:tentative="1">
       <w:start w:val="1"/>
       <w:numFmt w:val="decimal"/>
       <w:lvlText w:val="%8."/>
       <w:lvlJc w:val="left"/>
       <w:pPr>
+        <w:tabs>
+          <w:tab w:val="num" w:pos="5760"/>
+        </w:tabs>
         <w:ind w:left="5760" w:hanging="360"/>
       </w:pPr>
     </w:lvl>
-    <w:lvl w:ilvl="8">
+    <w:lvl w:ilvl="8" w:tentative="1">
       <w:start w:val="1"/>
       <w:numFmt w:val="decimal"/>
       <w:lvlText w:val="%9."/>
       <w:lvlJc w:val="left"/>
       <w:pPr>
+        <w:tabs>
+          <w:tab w:val="num" w:pos="6480"/>
+        </w:tabs>
         <w:ind w:left="6480" w:hanging="360"/>
       </w:pPr>
     </w:lvl>
   </w:abstractNum>
-  <w:num w:numId="1" w16cid:durableId="38435920">
+  <w:num w:numId="1" w16cid:durableId="2028830640">
+    <w:abstractNumId w:val="3"/>
+  </w:num>
+  <w:num w:numId="2" w16cid:durableId="868496868">
+    <w:abstractNumId w:val="10"/>
+  </w:num>
+  <w:num w:numId="3" w16cid:durableId="1383561318">
+    <w:abstractNumId w:val="8"/>
+  </w:num>
+  <w:num w:numId="4" w16cid:durableId="621809724">
+    <w:abstractNumId w:val="0"/>
+  </w:num>
+  <w:num w:numId="5" w16cid:durableId="1802259845">
+    <w:abstractNumId w:val="7"/>
+  </w:num>
+  <w:num w:numId="6" w16cid:durableId="2025790581">
     <w:abstractNumId w:val="1"/>
   </w:num>
-  <w:num w:numId="2" w16cid:durableId="15812660">
+  <w:num w:numId="7" w16cid:durableId="1523088440">
+    <w:abstractNumId w:val="9"/>
+  </w:num>
+  <w:num w:numId="8" w16cid:durableId="1184515790">
     <w:abstractNumId w:val="5"/>
   </w:num>
-  <w:num w:numId="3" w16cid:durableId="1317807050">
-    <w:abstractNumId w:val="8"/>
-  </w:num>
-  <w:num w:numId="4" w16cid:durableId="776295253">
-    <w:abstractNumId w:val="6"/>
-  </w:num>
-  <w:num w:numId="5" w16cid:durableId="1226792898">
-    <w:abstractNumId w:val="3"/>
-  </w:num>
-  <w:num w:numId="6" w16cid:durableId="1805810465">
-    <w:abstractNumId w:val="7"/>
-  </w:num>
-  <w:num w:numId="7" w16cid:durableId="1603762711">
+  <w:num w:numId="9" w16cid:durableId="1470242452">
     <w:abstractNumId w:val="4"/>
   </w:num>
-  <w:num w:numId="8" w16cid:durableId="186453188">
-    <w:abstractNumId w:val="0"/>
+  <w:num w:numId="10" w16cid:durableId="510341702">
+    <w:abstractNumId w:val="2"/>
   </w:num>
-  <w:num w:numId="9" w16cid:durableId="1793208187">
-    <w:abstractNumId w:val="2"/>
+  <w:num w:numId="11" w16cid:durableId="541479813">
+    <w:abstractNumId w:val="6"/>
   </w:num>
 </w:numbering>
 </file>
@@ -2864,10 +4360,12 @@
   <w:docDefaults>
     <w:rPrDefault>
       <w:rPr>
-        <w:rFonts w:ascii="Calibri" w:eastAsia="Calibri" w:hAnsi="Calibri" w:cs="Calibri"/>
+        <w:rFonts w:asciiTheme="minorHAnsi" w:eastAsiaTheme="minorEastAsia" w:hAnsiTheme="minorHAnsi" w:cstheme="minorBidi"/>
+        <w:kern w:val="2"/>
         <w:sz w:val="24"/>
         <w:szCs w:val="24"/>
-        <w:lang w:val="ru" w:eastAsia="zh-CN" w:bidi="ar-SA"/>
+        <w:lang w:val="ru-RU" w:eastAsia="zh-CN" w:bidi="ar-SA"/>
+        <w14:ligatures w14:val="standardContextual"/>
       </w:rPr>
     </w:rPrDefault>
     <w:pPrDefault>
@@ -3257,18 +4755,21 @@
   <w:style w:type="paragraph" w:default="1" w:styleId="a">
     <w:name w:val="Normal"/>
     <w:qFormat/>
+    <w:rsid w:val="00823559"/>
   </w:style>
   <w:style w:type="paragraph" w:styleId="1">
     <w:name w:val="heading 1"/>
     <w:basedOn w:val="a"/>
     <w:next w:val="a"/>
+    <w:link w:val="10"/>
     <w:uiPriority w:val="9"/>
     <w:qFormat/>
+    <w:rsid w:val="001E6DBB"/>
     <w:pPr>
       <w:outlineLvl w:val="0"/>
     </w:pPr>
     <w:rPr>
-      <w:rFonts w:ascii="Times New Roman" w:eastAsia="Times New Roman" w:hAnsi="Times New Roman" w:cs="Times New Roman"/>
+      <w:rFonts w:ascii="Times New Roman" w:hAnsi="Times New Roman" w:cs="Times New Roman"/>
       <w:b/>
       <w:bCs/>
     </w:rPr>
@@ -3277,10 +4778,12 @@
     <w:name w:val="heading 2"/>
     <w:basedOn w:val="a"/>
     <w:next w:val="a"/>
+    <w:link w:val="20"/>
     <w:uiPriority w:val="9"/>
     <w:semiHidden/>
     <w:unhideWhenUsed/>
     <w:qFormat/>
+    <w:rsid w:val="003B1D0A"/>
     <w:pPr>
       <w:keepNext/>
       <w:keepLines/>
@@ -3288,7 +4791,8 @@
       <w:outlineLvl w:val="1"/>
     </w:pPr>
     <w:rPr>
-      <w:color w:val="2F5496"/>
+      <w:rFonts w:asciiTheme="majorHAnsi" w:eastAsiaTheme="majorEastAsia" w:hAnsiTheme="majorHAnsi" w:cstheme="majorBidi"/>
+      <w:color w:val="2F5496" w:themeColor="accent1" w:themeShade="BF"/>
       <w:sz w:val="32"/>
       <w:szCs w:val="32"/>
     </w:rPr>
@@ -3297,10 +4801,11 @@
     <w:name w:val="heading 3"/>
     <w:basedOn w:val="a"/>
     <w:next w:val="a"/>
+    <w:link w:val="30"/>
     <w:uiPriority w:val="9"/>
-    <w:semiHidden/>
     <w:unhideWhenUsed/>
     <w:qFormat/>
+    <w:rsid w:val="003B1D0A"/>
     <w:pPr>
       <w:keepNext/>
       <w:keepLines/>
@@ -3308,7 +4813,8 @@
       <w:outlineLvl w:val="2"/>
     </w:pPr>
     <w:rPr>
-      <w:color w:val="2F5496"/>
+      <w:rFonts w:eastAsiaTheme="majorEastAsia" w:cstheme="majorBidi"/>
+      <w:color w:val="2F5496" w:themeColor="accent1" w:themeShade="BF"/>
       <w:sz w:val="28"/>
       <w:szCs w:val="28"/>
     </w:rPr>
@@ -3317,10 +4823,12 @@
     <w:name w:val="heading 4"/>
     <w:basedOn w:val="a"/>
     <w:next w:val="a"/>
+    <w:link w:val="40"/>
     <w:uiPriority w:val="9"/>
     <w:semiHidden/>
     <w:unhideWhenUsed/>
     <w:qFormat/>
+    <w:rsid w:val="003B1D0A"/>
     <w:pPr>
       <w:keepNext/>
       <w:keepLines/>
@@ -3328,19 +4836,22 @@
       <w:outlineLvl w:val="3"/>
     </w:pPr>
     <w:rPr>
+      <w:rFonts w:eastAsiaTheme="majorEastAsia" w:cstheme="majorBidi"/>
       <w:i/>
       <w:iCs/>
-      <w:color w:val="2F5496"/>
+      <w:color w:val="2F5496" w:themeColor="accent1" w:themeShade="BF"/>
     </w:rPr>
   </w:style>
   <w:style w:type="paragraph" w:styleId="5">
     <w:name w:val="heading 5"/>
     <w:basedOn w:val="a"/>
     <w:next w:val="a"/>
+    <w:link w:val="50"/>
     <w:uiPriority w:val="9"/>
     <w:semiHidden/>
     <w:unhideWhenUsed/>
     <w:qFormat/>
+    <w:rsid w:val="003B1D0A"/>
     <w:pPr>
       <w:keepNext/>
       <w:keepLines/>
@@ -3348,17 +4859,20 @@
       <w:outlineLvl w:val="4"/>
     </w:pPr>
     <w:rPr>
-      <w:color w:val="2F5496"/>
+      <w:rFonts w:eastAsiaTheme="majorEastAsia" w:cstheme="majorBidi"/>
+      <w:color w:val="2F5496" w:themeColor="accent1" w:themeShade="BF"/>
     </w:rPr>
   </w:style>
   <w:style w:type="paragraph" w:styleId="6">
     <w:name w:val="heading 6"/>
     <w:basedOn w:val="a"/>
     <w:next w:val="a"/>
+    <w:link w:val="60"/>
     <w:uiPriority w:val="9"/>
     <w:semiHidden/>
     <w:unhideWhenUsed/>
     <w:qFormat/>
+    <w:rsid w:val="003B1D0A"/>
     <w:pPr>
       <w:keepNext/>
       <w:keepLines/>
@@ -3366,14 +4880,81 @@
       <w:outlineLvl w:val="5"/>
     </w:pPr>
     <w:rPr>
+      <w:rFonts w:eastAsiaTheme="majorEastAsia" w:cstheme="majorBidi"/>
       <w:i/>
       <w:iCs/>
-      <w:color w:val="595959"/>
+      <w:color w:val="595959" w:themeColor="text1" w:themeTint="A6"/>
+    </w:rPr>
+  </w:style>
+  <w:style w:type="paragraph" w:styleId="7">
+    <w:name w:val="heading 7"/>
+    <w:basedOn w:val="a"/>
+    <w:next w:val="a"/>
+    <w:link w:val="70"/>
+    <w:uiPriority w:val="9"/>
+    <w:semiHidden/>
+    <w:unhideWhenUsed/>
+    <w:qFormat/>
+    <w:rsid w:val="003B1D0A"/>
+    <w:pPr>
+      <w:keepNext/>
+      <w:keepLines/>
+      <w:spacing w:before="40" w:after="0"/>
+      <w:outlineLvl w:val="6"/>
+    </w:pPr>
+    <w:rPr>
+      <w:rFonts w:eastAsiaTheme="majorEastAsia" w:cstheme="majorBidi"/>
+      <w:color w:val="595959" w:themeColor="text1" w:themeTint="A6"/>
+    </w:rPr>
+  </w:style>
+  <w:style w:type="paragraph" w:styleId="8">
+    <w:name w:val="heading 8"/>
+    <w:basedOn w:val="a"/>
+    <w:next w:val="a"/>
+    <w:link w:val="80"/>
+    <w:uiPriority w:val="9"/>
+    <w:semiHidden/>
+    <w:unhideWhenUsed/>
+    <w:qFormat/>
+    <w:rsid w:val="003B1D0A"/>
+    <w:pPr>
+      <w:keepNext/>
+      <w:keepLines/>
+      <w:spacing w:after="0"/>
+      <w:outlineLvl w:val="7"/>
+    </w:pPr>
+    <w:rPr>
+      <w:rFonts w:eastAsiaTheme="majorEastAsia" w:cstheme="majorBidi"/>
+      <w:i/>
+      <w:iCs/>
+      <w:color w:val="272727" w:themeColor="text1" w:themeTint="D8"/>
+    </w:rPr>
+  </w:style>
+  <w:style w:type="paragraph" w:styleId="9">
+    <w:name w:val="heading 9"/>
+    <w:basedOn w:val="a"/>
+    <w:next w:val="a"/>
+    <w:link w:val="90"/>
+    <w:uiPriority w:val="9"/>
+    <w:semiHidden/>
+    <w:unhideWhenUsed/>
+    <w:qFormat/>
+    <w:rsid w:val="003B1D0A"/>
+    <w:pPr>
+      <w:keepNext/>
+      <w:keepLines/>
+      <w:spacing w:after="0"/>
+      <w:outlineLvl w:val="8"/>
+    </w:pPr>
+    <w:rPr>
+      <w:rFonts w:eastAsiaTheme="majorEastAsia" w:cstheme="majorBidi"/>
+      <w:color w:val="272727" w:themeColor="text1" w:themeTint="D8"/>
     </w:rPr>
   </w:style>
   <w:style w:type="character" w:default="1" w:styleId="a0">
     <w:name w:val="Default Paragraph Font"/>
     <w:uiPriority w:val="1"/>
+    <w:semiHidden/>
     <w:unhideWhenUsed/>
   </w:style>
   <w:style w:type="table" w:default="1" w:styleId="a1">
@@ -3397,82 +4978,355 @@
     <w:semiHidden/>
     <w:unhideWhenUsed/>
   </w:style>
-  <w:style w:type="table" w:customStyle="1" w:styleId="TableNormal">
-    <w:name w:val="TableNormal"/>
-    <w:tblPr>
-      <w:tblCellMar>
-        <w:top w:w="100" w:type="dxa"/>
-        <w:left w:w="100" w:type="dxa"/>
-        <w:bottom w:w="100" w:type="dxa"/>
-        <w:right w:w="100" w:type="dxa"/>
-      </w:tblCellMar>
-    </w:tblPr>
+  <w:style w:type="character" w:customStyle="1" w:styleId="10">
+    <w:name w:val="Заголовок 1 Знак"/>
+    <w:basedOn w:val="a0"/>
+    <w:link w:val="1"/>
+    <w:uiPriority w:val="9"/>
+    <w:rsid w:val="001E6DBB"/>
+    <w:rPr>
+      <w:rFonts w:ascii="Times New Roman" w:hAnsi="Times New Roman" w:cs="Times New Roman"/>
+      <w:b/>
+      <w:bCs/>
+    </w:rPr>
+  </w:style>
+  <w:style w:type="character" w:customStyle="1" w:styleId="20">
+    <w:name w:val="Заголовок 2 Знак"/>
+    <w:basedOn w:val="a0"/>
+    <w:link w:val="2"/>
+    <w:uiPriority w:val="9"/>
+    <w:semiHidden/>
+    <w:rsid w:val="003B1D0A"/>
+    <w:rPr>
+      <w:rFonts w:asciiTheme="majorHAnsi" w:eastAsiaTheme="majorEastAsia" w:hAnsiTheme="majorHAnsi" w:cstheme="majorBidi"/>
+      <w:color w:val="2F5496" w:themeColor="accent1" w:themeShade="BF"/>
+      <w:sz w:val="32"/>
+      <w:szCs w:val="32"/>
+    </w:rPr>
+  </w:style>
+  <w:style w:type="character" w:customStyle="1" w:styleId="30">
+    <w:name w:val="Заголовок 3 Знак"/>
+    <w:basedOn w:val="a0"/>
+    <w:link w:val="3"/>
+    <w:uiPriority w:val="9"/>
+    <w:rsid w:val="003B1D0A"/>
+    <w:rPr>
+      <w:rFonts w:eastAsiaTheme="majorEastAsia" w:cstheme="majorBidi"/>
+      <w:color w:val="2F5496" w:themeColor="accent1" w:themeShade="BF"/>
+      <w:sz w:val="28"/>
+      <w:szCs w:val="28"/>
+    </w:rPr>
+  </w:style>
+  <w:style w:type="character" w:customStyle="1" w:styleId="40">
+    <w:name w:val="Заголовок 4 Знак"/>
+    <w:basedOn w:val="a0"/>
+    <w:link w:val="4"/>
+    <w:uiPriority w:val="9"/>
+    <w:semiHidden/>
+    <w:rsid w:val="003B1D0A"/>
+    <w:rPr>
+      <w:rFonts w:eastAsiaTheme="majorEastAsia" w:cstheme="majorBidi"/>
+      <w:i/>
+      <w:iCs/>
+      <w:color w:val="2F5496" w:themeColor="accent1" w:themeShade="BF"/>
+    </w:rPr>
+  </w:style>
+  <w:style w:type="character" w:customStyle="1" w:styleId="50">
+    <w:name w:val="Заголовок 5 Знак"/>
+    <w:basedOn w:val="a0"/>
+    <w:link w:val="5"/>
+    <w:uiPriority w:val="9"/>
+    <w:semiHidden/>
+    <w:rsid w:val="003B1D0A"/>
+    <w:rPr>
+      <w:rFonts w:eastAsiaTheme="majorEastAsia" w:cstheme="majorBidi"/>
+      <w:color w:val="2F5496" w:themeColor="accent1" w:themeShade="BF"/>
+    </w:rPr>
+  </w:style>
+  <w:style w:type="character" w:customStyle="1" w:styleId="60">
+    <w:name w:val="Заголовок 6 Знак"/>
+    <w:basedOn w:val="a0"/>
+    <w:link w:val="6"/>
+    <w:uiPriority w:val="9"/>
+    <w:semiHidden/>
+    <w:rsid w:val="003B1D0A"/>
+    <w:rPr>
+      <w:rFonts w:eastAsiaTheme="majorEastAsia" w:cstheme="majorBidi"/>
+      <w:i/>
+      <w:iCs/>
+      <w:color w:val="595959" w:themeColor="text1" w:themeTint="A6"/>
+    </w:rPr>
+  </w:style>
+  <w:style w:type="character" w:customStyle="1" w:styleId="70">
+    <w:name w:val="Заголовок 7 Знак"/>
+    <w:basedOn w:val="a0"/>
+    <w:link w:val="7"/>
+    <w:uiPriority w:val="9"/>
+    <w:semiHidden/>
+    <w:rsid w:val="003B1D0A"/>
+    <w:rPr>
+      <w:rFonts w:eastAsiaTheme="majorEastAsia" w:cstheme="majorBidi"/>
+      <w:color w:val="595959" w:themeColor="text1" w:themeTint="A6"/>
+    </w:rPr>
+  </w:style>
+  <w:style w:type="character" w:customStyle="1" w:styleId="80">
+    <w:name w:val="Заголовок 8 Знак"/>
+    <w:basedOn w:val="a0"/>
+    <w:link w:val="8"/>
+    <w:uiPriority w:val="9"/>
+    <w:semiHidden/>
+    <w:rsid w:val="003B1D0A"/>
+    <w:rPr>
+      <w:rFonts w:eastAsiaTheme="majorEastAsia" w:cstheme="majorBidi"/>
+      <w:i/>
+      <w:iCs/>
+      <w:color w:val="272727" w:themeColor="text1" w:themeTint="D8"/>
+    </w:rPr>
+  </w:style>
+  <w:style w:type="character" w:customStyle="1" w:styleId="90">
+    <w:name w:val="Заголовок 9 Знак"/>
+    <w:basedOn w:val="a0"/>
+    <w:link w:val="9"/>
+    <w:uiPriority w:val="9"/>
+    <w:semiHidden/>
+    <w:rsid w:val="003B1D0A"/>
+    <w:rPr>
+      <w:rFonts w:eastAsiaTheme="majorEastAsia" w:cstheme="majorBidi"/>
+      <w:color w:val="272727" w:themeColor="text1" w:themeTint="D8"/>
+    </w:rPr>
   </w:style>
   <w:style w:type="paragraph" w:styleId="a3">
     <w:name w:val="Title"/>
     <w:basedOn w:val="a"/>
     <w:next w:val="a"/>
+    <w:link w:val="a4"/>
     <w:uiPriority w:val="10"/>
     <w:qFormat/>
+    <w:rsid w:val="003B1D0A"/>
     <w:pPr>
       <w:spacing w:after="80" w:line="240" w:lineRule="auto"/>
+      <w:contextualSpacing/>
     </w:pPr>
     <w:rPr>
+      <w:rFonts w:asciiTheme="majorHAnsi" w:eastAsiaTheme="majorEastAsia" w:hAnsiTheme="majorHAnsi" w:cstheme="majorBidi"/>
+      <w:spacing w:val="-10"/>
+      <w:kern w:val="28"/>
       <w:sz w:val="56"/>
       <w:szCs w:val="56"/>
     </w:rPr>
   </w:style>
-  <w:style w:type="paragraph" w:styleId="a4">
+  <w:style w:type="character" w:customStyle="1" w:styleId="a4">
+    <w:name w:val="Заголовок Знак"/>
+    <w:basedOn w:val="a0"/>
+    <w:link w:val="a3"/>
+    <w:uiPriority w:val="10"/>
+    <w:rsid w:val="003B1D0A"/>
+    <w:rPr>
+      <w:rFonts w:asciiTheme="majorHAnsi" w:eastAsiaTheme="majorEastAsia" w:hAnsiTheme="majorHAnsi" w:cstheme="majorBidi"/>
+      <w:spacing w:val="-10"/>
+      <w:kern w:val="28"/>
+      <w:sz w:val="56"/>
+      <w:szCs w:val="56"/>
+    </w:rPr>
+  </w:style>
+  <w:style w:type="paragraph" w:styleId="a5">
     <w:name w:val="Subtitle"/>
     <w:basedOn w:val="a"/>
     <w:next w:val="a"/>
+    <w:link w:val="a6"/>
     <w:uiPriority w:val="11"/>
     <w:qFormat/>
+    <w:rsid w:val="003B1D0A"/>
+    <w:pPr>
+      <w:numPr>
+        <w:ilvl w:val="1"/>
+      </w:numPr>
+    </w:pPr>
     <w:rPr>
-      <w:color w:val="595959"/>
+      <w:rFonts w:eastAsiaTheme="majorEastAsia" w:cstheme="majorBidi"/>
+      <w:color w:val="595959" w:themeColor="text1" w:themeTint="A6"/>
+      <w:spacing w:val="15"/>
       <w:sz w:val="28"/>
       <w:szCs w:val="28"/>
     </w:rPr>
   </w:style>
-  <w:style w:type="table" w:customStyle="1" w:styleId="a5">
-    <w:basedOn w:val="TableNormal"/>
+  <w:style w:type="character" w:customStyle="1" w:styleId="a6">
+    <w:name w:val="Подзаголовок Знак"/>
+    <w:basedOn w:val="a0"/>
+    <w:link w:val="a5"/>
+    <w:uiPriority w:val="11"/>
+    <w:rsid w:val="003B1D0A"/>
+    <w:rPr>
+      <w:rFonts w:eastAsiaTheme="majorEastAsia" w:cstheme="majorBidi"/>
+      <w:color w:val="595959" w:themeColor="text1" w:themeTint="A6"/>
+      <w:spacing w:val="15"/>
+      <w:sz w:val="28"/>
+      <w:szCs w:val="28"/>
+    </w:rPr>
+  </w:style>
+  <w:style w:type="paragraph" w:styleId="21">
+    <w:name w:val="Quote"/>
+    <w:basedOn w:val="a"/>
+    <w:next w:val="a"/>
+    <w:link w:val="22"/>
+    <w:uiPriority w:val="29"/>
+    <w:qFormat/>
+    <w:rsid w:val="003B1D0A"/>
+    <w:pPr>
+      <w:spacing w:before="160"/>
+      <w:jc w:val="center"/>
+    </w:pPr>
+    <w:rPr>
+      <w:i/>
+      <w:iCs/>
+      <w:color w:val="404040" w:themeColor="text1" w:themeTint="BF"/>
+    </w:rPr>
+  </w:style>
+  <w:style w:type="character" w:customStyle="1" w:styleId="22">
+    <w:name w:val="Цитата 2 Знак"/>
+    <w:basedOn w:val="a0"/>
+    <w:link w:val="21"/>
+    <w:uiPriority w:val="29"/>
+    <w:rsid w:val="003B1D0A"/>
+    <w:rPr>
+      <w:i/>
+      <w:iCs/>
+      <w:color w:val="404040" w:themeColor="text1" w:themeTint="BF"/>
+    </w:rPr>
+  </w:style>
+  <w:style w:type="paragraph" w:styleId="a7">
+    <w:name w:val="List Paragraph"/>
+    <w:basedOn w:val="a"/>
+    <w:uiPriority w:val="34"/>
+    <w:qFormat/>
+    <w:rsid w:val="003B1D0A"/>
+    <w:pPr>
+      <w:ind w:left="720"/>
+      <w:contextualSpacing/>
+    </w:pPr>
+  </w:style>
+  <w:style w:type="character" w:styleId="a8">
+    <w:name w:val="Intense Emphasis"/>
+    <w:basedOn w:val="a0"/>
+    <w:uiPriority w:val="21"/>
+    <w:qFormat/>
+    <w:rsid w:val="003B1D0A"/>
+    <w:rPr>
+      <w:i/>
+      <w:iCs/>
+      <w:color w:val="2F5496" w:themeColor="accent1" w:themeShade="BF"/>
+    </w:rPr>
+  </w:style>
+  <w:style w:type="paragraph" w:styleId="a9">
+    <w:name w:val="Intense Quote"/>
+    <w:basedOn w:val="a"/>
+    <w:next w:val="a"/>
+    <w:link w:val="aa"/>
+    <w:uiPriority w:val="30"/>
+    <w:qFormat/>
+    <w:rsid w:val="003B1D0A"/>
+    <w:pPr>
+      <w:pBdr>
+        <w:top w:val="single" w:sz="4" w:space="10" w:color="2F5496" w:themeColor="accent1" w:themeShade="BF"/>
+        <w:bottom w:val="single" w:sz="4" w:space="10" w:color="2F5496" w:themeColor="accent1" w:themeShade="BF"/>
+      </w:pBdr>
+      <w:spacing w:before="360" w:after="360"/>
+      <w:ind w:left="864" w:right="864"/>
+      <w:jc w:val="center"/>
+    </w:pPr>
+    <w:rPr>
+      <w:i/>
+      <w:iCs/>
+      <w:color w:val="2F5496" w:themeColor="accent1" w:themeShade="BF"/>
+    </w:rPr>
+  </w:style>
+  <w:style w:type="character" w:customStyle="1" w:styleId="aa">
+    <w:name w:val="Выделенная цитата Знак"/>
+    <w:basedOn w:val="a0"/>
+    <w:link w:val="a9"/>
+    <w:uiPriority w:val="30"/>
+    <w:rsid w:val="003B1D0A"/>
+    <w:rPr>
+      <w:i/>
+      <w:iCs/>
+      <w:color w:val="2F5496" w:themeColor="accent1" w:themeShade="BF"/>
+    </w:rPr>
+  </w:style>
+  <w:style w:type="character" w:styleId="ab">
+    <w:name w:val="Intense Reference"/>
+    <w:basedOn w:val="a0"/>
+    <w:uiPriority w:val="32"/>
+    <w:qFormat/>
+    <w:rsid w:val="003B1D0A"/>
+    <w:rPr>
+      <w:b/>
+      <w:bCs/>
+      <w:smallCaps/>
+      <w:color w:val="2F5496" w:themeColor="accent1" w:themeShade="BF"/>
+      <w:spacing w:val="5"/>
+    </w:rPr>
+  </w:style>
+  <w:style w:type="table" w:styleId="ac">
+    <w:name w:val="Table Grid"/>
+    <w:basedOn w:val="a1"/>
+    <w:uiPriority w:val="39"/>
+    <w:rsid w:val="002421C2"/>
     <w:pPr>
       <w:spacing w:after="0" w:line="240" w:lineRule="auto"/>
     </w:pPr>
     <w:tblPr>
-      <w:tblStyleRowBandSize w:val="1"/>
-      <w:tblStyleColBandSize w:val="1"/>
-      <w:tblCellMar>
-        <w:top w:w="0" w:type="dxa"/>
-        <w:left w:w="108" w:type="dxa"/>
-        <w:bottom w:w="0" w:type="dxa"/>
-        <w:right w:w="108" w:type="dxa"/>
-      </w:tblCellMar>
+      <w:tblBorders>
+        <w:top w:val="single" w:sz="4" w:space="0" w:color="auto"/>
+        <w:left w:val="single" w:sz="4" w:space="0" w:color="auto"/>
+        <w:bottom w:val="single" w:sz="4" w:space="0" w:color="auto"/>
+        <w:right w:val="single" w:sz="4" w:space="0" w:color="auto"/>
+        <w:insideH w:val="single" w:sz="4" w:space="0" w:color="auto"/>
+        <w:insideV w:val="single" w:sz="4" w:space="0" w:color="auto"/>
+      </w:tblBorders>
     </w:tblPr>
   </w:style>
-  <w:style w:type="table" w:customStyle="1" w:styleId="a6">
-    <w:basedOn w:val="TableNormal"/>
-    <w:pPr>
-      <w:spacing w:after="0" w:line="240" w:lineRule="auto"/>
-    </w:pPr>
-    <w:tblPr>
-      <w:tblStyleRowBandSize w:val="1"/>
-      <w:tblStyleColBandSize w:val="1"/>
-      <w:tblCellMar>
-        <w:top w:w="0" w:type="dxa"/>
-        <w:left w:w="108" w:type="dxa"/>
-        <w:bottom w:w="0" w:type="dxa"/>
-        <w:right w:w="108" w:type="dxa"/>
-      </w:tblCellMar>
-    </w:tblPr>
+  <w:style w:type="character" w:styleId="ad">
+    <w:name w:val="Hyperlink"/>
+    <w:basedOn w:val="a0"/>
+    <w:uiPriority w:val="99"/>
+    <w:unhideWhenUsed/>
+    <w:rsid w:val="002E0D68"/>
+    <w:rPr>
+      <w:color w:val="0563C1" w:themeColor="hyperlink"/>
+      <w:u w:val="single"/>
+    </w:rPr>
+  </w:style>
+  <w:style w:type="character" w:styleId="ae">
+    <w:name w:val="Unresolved Mention"/>
+    <w:basedOn w:val="a0"/>
+    <w:uiPriority w:val="99"/>
+    <w:semiHidden/>
+    <w:unhideWhenUsed/>
+    <w:rsid w:val="002E0D68"/>
+    <w:rPr>
+      <w:color w:val="605E5C"/>
+      <w:shd w:val="clear" w:color="auto" w:fill="E1DFDD"/>
+    </w:rPr>
+  </w:style>
+  <w:style w:type="character" w:styleId="af">
+    <w:name w:val="FollowedHyperlink"/>
+    <w:basedOn w:val="a0"/>
+    <w:uiPriority w:val="99"/>
+    <w:semiHidden/>
+    <w:unhideWhenUsed/>
+    <w:rsid w:val="0078361D"/>
+    <w:rPr>
+      <w:color w:val="954F72" w:themeColor="followedHyperlink"/>
+      <w:u w:val="single"/>
+    </w:rPr>
   </w:style>
 </w:styles>
 </file>
 
 <file path=word/theme/theme1.xml><?xml version="1.0" encoding="utf-8"?>
-<a:theme xmlns:a="http://schemas.openxmlformats.org/drawingml/2006/main" name="Office Theme">
+<a:theme xmlns:a="http://schemas.openxmlformats.org/drawingml/2006/main" name="Тема Office">
   <a:themeElements>
-    <a:clrScheme name="Office">
+    <a:clrScheme name="Стандартная">
       <a:dk1>
         <a:sysClr val="windowText" lastClr="000000"/>
       </a:dk1>
@@ -3480,44 +5334,44 @@
         <a:sysClr val="window" lastClr="FFFFFF"/>
       </a:lt1>
       <a:dk2>
-        <a:srgbClr val="1F497D"/>
+        <a:srgbClr val="44546A"/>
       </a:dk2>
       <a:lt2>
-        <a:srgbClr val="EEECE1"/>
+        <a:srgbClr val="E7E6E6"/>
       </a:lt2>
       <a:accent1>
-        <a:srgbClr val="4F81BD"/>
+        <a:srgbClr val="4472C4"/>
       </a:accent1>
       <a:accent2>
-        <a:srgbClr val="C0504D"/>
+        <a:srgbClr val="ED7D31"/>
       </a:accent2>
       <a:accent3>
-        <a:srgbClr val="9BBB59"/>
+        <a:srgbClr val="A5A5A5"/>
       </a:accent3>
       <a:accent4>
-        <a:srgbClr val="8064A2"/>
+        <a:srgbClr val="FFC000"/>
       </a:accent4>
       <a:accent5>
-        <a:srgbClr val="4BACC6"/>
+        <a:srgbClr val="5B9BD5"/>
       </a:accent5>
       <a:accent6>
-        <a:srgbClr val="F79646"/>
+        <a:srgbClr val="70AD47"/>
       </a:accent6>
       <a:hlink>
-        <a:srgbClr val="0000FF"/>
+        <a:srgbClr val="0563C1"/>
       </a:hlink>
       <a:folHlink>
-        <a:srgbClr val="800080"/>
+        <a:srgbClr val="954F72"/>
       </a:folHlink>
     </a:clrScheme>
-    <a:fontScheme name="Office">
+    <a:fontScheme name="Стандартная">
       <a:majorFont>
-        <a:latin typeface="Calibri"/>
+        <a:latin typeface="Calibri Light" panose="020F0302020204030204"/>
         <a:ea typeface=""/>
         <a:cs typeface=""/>
-        <a:font script="Jpan" typeface="ＭＳ ゴシック"/>
+        <a:font script="Jpan" typeface="游ゴシック Light"/>
         <a:font script="Hang" typeface="맑은 고딕"/>
-        <a:font script="Hans" typeface="宋体"/>
+        <a:font script="Hans" typeface="等线 Light"/>
         <a:font script="Hant" typeface="新細明體"/>
         <a:font script="Arab" typeface="Times New Roman"/>
         <a:font script="Hebr" typeface="Times New Roman"/>
@@ -3545,14 +5399,31 @@
         <a:font script="Viet" typeface="Times New Roman"/>
         <a:font script="Uigh" typeface="Microsoft Uighur"/>
         <a:font script="Geor" typeface="Sylfaen"/>
+        <a:font script="Armn" typeface="Arial"/>
+        <a:font script="Bugi" typeface="Leelawadee UI"/>
+        <a:font script="Bopo" typeface="Microsoft JhengHei"/>
+        <a:font script="Java" typeface="Javanese Text"/>
+        <a:font script="Lisu" typeface="Segoe UI"/>
+        <a:font script="Mymr" typeface="Myanmar Text"/>
+        <a:font script="Nkoo" typeface="Ebrima"/>
+        <a:font script="Olck" typeface="Nirmala UI"/>
+        <a:font script="Osma" typeface="Ebrima"/>
+        <a:font script="Phag" typeface="Phagspa"/>
+        <a:font script="Syrn" typeface="Estrangelo Edessa"/>
+        <a:font script="Syrj" typeface="Estrangelo Edessa"/>
+        <a:font script="Syre" typeface="Estrangelo Edessa"/>
+        <a:font script="Sora" typeface="Nirmala UI"/>
+        <a:font script="Tale" typeface="Microsoft Tai Le"/>
+        <a:font script="Talu" typeface="Microsoft New Tai Lue"/>
+        <a:font script="Tfng" typeface="Ebrima"/>
       </a:majorFont>
       <a:minorFont>
-        <a:latin typeface="Cambria"/>
+        <a:latin typeface="Calibri" panose="020F0502020204030204"/>
         <a:ea typeface=""/>
         <a:cs typeface=""/>
-        <a:font script="Jpan" typeface="ＭＳ 明朝"/>
+        <a:font script="Jpan" typeface="游ゴシック"/>
         <a:font script="Hang" typeface="맑은 고딕"/>
-        <a:font script="Hans" typeface="宋体"/>
+        <a:font script="Hans" typeface="等线"/>
         <a:font script="Hant" typeface="新細明體"/>
         <a:font script="Arab" typeface="Arial"/>
         <a:font script="Hebr" typeface="Arial"/>
@@ -3580,9 +5451,26 @@
         <a:font script="Viet" typeface="Arial"/>
         <a:font script="Uigh" typeface="Microsoft Uighur"/>
         <a:font script="Geor" typeface="Sylfaen"/>
+        <a:font script="Armn" typeface="Arial"/>
+        <a:font script="Bugi" typeface="Leelawadee UI"/>
+        <a:font script="Bopo" typeface="Microsoft JhengHei"/>
+        <a:font script="Java" typeface="Javanese Text"/>
+        <a:font script="Lisu" typeface="Segoe UI"/>
+        <a:font script="Mymr" typeface="Myanmar Text"/>
+        <a:font script="Nkoo" typeface="Ebrima"/>
+        <a:font script="Olck" typeface="Nirmala UI"/>
+        <a:font script="Osma" typeface="Ebrima"/>
+        <a:font script="Phag" typeface="Phagspa"/>
+        <a:font script="Syrn" typeface="Estrangelo Edessa"/>
+        <a:font script="Syrj" typeface="Estrangelo Edessa"/>
+        <a:font script="Syre" typeface="Estrangelo Edessa"/>
+        <a:font script="Sora" typeface="Nirmala UI"/>
+        <a:font script="Tale" typeface="Microsoft Tai Le"/>
+        <a:font script="Talu" typeface="Microsoft New Tai Lue"/>
+        <a:font script="Tfng" typeface="Ebrima"/>
       </a:minorFont>
     </a:fontScheme>
-    <a:fmtScheme name="Office">
+    <a:fmtScheme name="Стандартная">
       <a:fillStyleLst>
         <a:solidFill>
           <a:schemeClr val="phClr"/>
@@ -3591,200 +5479,141 @@
           <a:gsLst>
             <a:gs pos="0">
               <a:schemeClr val="phClr">
-                <a:tint val="50000"/>
-                <a:satMod val="300000"/>
+                <a:lumMod val="110000"/>
+                <a:satMod val="105000"/>
+                <a:tint val="67000"/>
               </a:schemeClr>
             </a:gs>
-            <a:gs pos="35000">
+            <a:gs pos="50000">
               <a:schemeClr val="phClr">
-                <a:tint val="37000"/>
-                <a:satMod val="300000"/>
+                <a:lumMod val="105000"/>
+                <a:satMod val="103000"/>
+                <a:tint val="73000"/>
               </a:schemeClr>
             </a:gs>
             <a:gs pos="100000">
               <a:schemeClr val="phClr">
-                <a:tint val="15000"/>
-                <a:satMod val="350000"/>
+                <a:lumMod val="105000"/>
+                <a:satMod val="109000"/>
+                <a:tint val="81000"/>
               </a:schemeClr>
             </a:gs>
           </a:gsLst>
-          <a:lin ang="16200000" scaled="1"/>
+          <a:lin ang="5400000" scaled="0"/>
         </a:gradFill>
         <a:gradFill rotWithShape="1">
           <a:gsLst>
             <a:gs pos="0">
               <a:schemeClr val="phClr">
-                <a:tint val="100000"/>
+                <a:satMod val="103000"/>
+                <a:lumMod val="102000"/>
+                <a:tint val="94000"/>
+              </a:schemeClr>
+            </a:gs>
+            <a:gs pos="50000">
+              <a:schemeClr val="phClr">
+                <a:satMod val="110000"/>
+                <a:lumMod val="100000"/>
                 <a:shade val="100000"/>
-                <a:satMod val="130000"/>
               </a:schemeClr>
             </a:gs>
             <a:gs pos="100000">
               <a:schemeClr val="phClr">
-                <a:tint val="50000"/>
-                <a:shade val="100000"/>
-                <a:satMod val="350000"/>
+                <a:lumMod val="99000"/>
+                <a:satMod val="120000"/>
+                <a:shade val="78000"/>
               </a:schemeClr>
             </a:gs>
           </a:gsLst>
-          <a:lin ang="16200000" scaled="0"/>
+          <a:lin ang="5400000" scaled="0"/>
         </a:gradFill>
       </a:fillStyleLst>
       <a:lnStyleLst>
-        <a:ln w="9525" cap="flat" cmpd="sng" algn="ctr">
-          <a:solidFill>
-            <a:schemeClr val="phClr">
-              <a:shade val="95000"/>
-              <a:satMod val="105000"/>
-            </a:schemeClr>
-          </a:solidFill>
-          <a:prstDash val="solid"/>
-        </a:ln>
-        <a:ln w="25400" cap="flat" cmpd="sng" algn="ctr">
+        <a:ln w="6350" cap="flat" cmpd="sng" algn="ctr">
           <a:solidFill>
             <a:schemeClr val="phClr"/>
           </a:solidFill>
           <a:prstDash val="solid"/>
+          <a:miter lim="800000"/>
         </a:ln>
-        <a:ln w="38100" cap="flat" cmpd="sng" algn="ctr">
+        <a:ln w="12700" cap="flat" cmpd="sng" algn="ctr">
           <a:solidFill>
             <a:schemeClr val="phClr"/>
           </a:solidFill>
           <a:prstDash val="solid"/>
+          <a:miter lim="800000"/>
+        </a:ln>
+        <a:ln w="19050" cap="flat" cmpd="sng" algn="ctr">
+          <a:solidFill>
+            <a:schemeClr val="phClr"/>
+          </a:solidFill>
+          <a:prstDash val="solid"/>
+          <a:miter lim="800000"/>
         </a:ln>
       </a:lnStyleLst>
       <a:effectStyleLst>
         <a:effectStyle>
+          <a:effectLst/>
+        </a:effectStyle>
+        <a:effectStyle>
+          <a:effectLst/>
+        </a:effectStyle>
+        <a:effectStyle>
           <a:effectLst>
-            <a:outerShdw blurRad="40000" dist="20000" dir="5400000" rotWithShape="0">
+            <a:outerShdw blurRad="57150" dist="19050" dir="5400000" algn="ctr" rotWithShape="0">
               <a:srgbClr val="000000">
-                <a:alpha val="38000"/>
+                <a:alpha val="63000"/>
               </a:srgbClr>
             </a:outerShdw>
           </a:effectLst>
-        </a:effectStyle>
-        <a:effectStyle>
-          <a:effectLst>
-            <a:outerShdw blurRad="40000" dist="23000" dir="5400000" rotWithShape="0">
-              <a:srgbClr val="000000">
-                <a:alpha val="35000"/>
-              </a:srgbClr>
-            </a:outerShdw>
-          </a:effectLst>
-        </a:effectStyle>
-        <a:effectStyle>
-          <a:effectLst>
-            <a:outerShdw blurRad="40000" dist="23000" dir="5400000" rotWithShape="0">
-              <a:srgbClr val="000000">
-                <a:alpha val="35000"/>
-              </a:srgbClr>
-            </a:outerShdw>
-          </a:effectLst>
-          <a:scene3d>
-            <a:camera prst="orthographicFront">
-              <a:rot lat="0" lon="0" rev="0"/>
-            </a:camera>
-            <a:lightRig rig="threePt" dir="t">
-              <a:rot lat="0" lon="0" rev="1200000"/>
-            </a:lightRig>
-          </a:scene3d>
-          <a:sp3d>
-            <a:bevelT w="63500" h="25400"/>
-          </a:sp3d>
         </a:effectStyle>
       </a:effectStyleLst>
       <a:bgFillStyleLst>
         <a:solidFill>
           <a:schemeClr val="phClr"/>
         </a:solidFill>
+        <a:solidFill>
+          <a:schemeClr val="phClr">
+            <a:tint val="95000"/>
+            <a:satMod val="170000"/>
+          </a:schemeClr>
+        </a:solidFill>
         <a:gradFill rotWithShape="1">
           <a:gsLst>
             <a:gs pos="0">
               <a:schemeClr val="phClr">
-                <a:tint val="40000"/>
-                <a:satMod val="350000"/>
+                <a:tint val="93000"/>
+                <a:satMod val="150000"/>
+                <a:shade val="98000"/>
+                <a:lumMod val="102000"/>
               </a:schemeClr>
             </a:gs>
-            <a:gs pos="40000">
+            <a:gs pos="50000">
               <a:schemeClr val="phClr">
-                <a:tint val="45000"/>
-                <a:shade val="99000"/>
-                <a:satMod val="350000"/>
+                <a:tint val="98000"/>
+                <a:satMod val="130000"/>
+                <a:shade val="90000"/>
+                <a:lumMod val="103000"/>
               </a:schemeClr>
             </a:gs>
             <a:gs pos="100000">
               <a:schemeClr val="phClr">
-                <a:shade val="20000"/>
-                <a:satMod val="255000"/>
+                <a:shade val="63000"/>
+                <a:satMod val="120000"/>
               </a:schemeClr>
             </a:gs>
           </a:gsLst>
-          <a:path path="circle">
-            <a:fillToRect l="50000" t="-80000" r="50000" b="180000"/>
-          </a:path>
-        </a:gradFill>
-        <a:gradFill rotWithShape="1">
-          <a:gsLst>
-            <a:gs pos="0">
-              <a:schemeClr val="phClr">
-                <a:tint val="80000"/>
-                <a:satMod val="300000"/>
-              </a:schemeClr>
-            </a:gs>
-            <a:gs pos="100000">
-              <a:schemeClr val="phClr">
-                <a:shade val="30000"/>
-                <a:satMod val="200000"/>
-              </a:schemeClr>
-            </a:gs>
-          </a:gsLst>
-          <a:path path="circle">
-            <a:fillToRect l="50000" t="50000" r="50000" b="50000"/>
-          </a:path>
+          <a:lin ang="5400000" scaled="0"/>
         </a:gradFill>
       </a:bgFillStyleLst>
     </a:fmtScheme>
   </a:themeElements>
-  <a:objectDefaults>
-    <a:spDef>
-      <a:spPr/>
-      <a:bodyPr/>
-      <a:lstStyle/>
-      <a:style>
-        <a:lnRef idx="1">
-          <a:schemeClr val="accent1"/>
-        </a:lnRef>
-        <a:fillRef idx="3">
-          <a:schemeClr val="accent1"/>
-        </a:fillRef>
-        <a:effectRef idx="2">
-          <a:schemeClr val="accent1"/>
-        </a:effectRef>
-        <a:fontRef idx="minor">
-          <a:schemeClr val="lt1"/>
-        </a:fontRef>
-      </a:style>
-    </a:spDef>
-    <a:lnDef>
-      <a:spPr/>
-      <a:bodyPr/>
-      <a:lstStyle/>
-      <a:style>
-        <a:lnRef idx="2">
-          <a:schemeClr val="accent1"/>
-        </a:lnRef>
-        <a:fillRef idx="0">
-          <a:schemeClr val="accent1"/>
-        </a:fillRef>
-        <a:effectRef idx="1">
-          <a:schemeClr val="accent1"/>
-        </a:effectRef>
-        <a:fontRef idx="minor">
-          <a:schemeClr val="tx1"/>
-        </a:fontRef>
-      </a:style>
-    </a:lnDef>
-  </a:objectDefaults>
+  <a:objectDefaults/>
   <a:extraClrSchemeLst/>
+  <a:extLst>
+    <a:ext uri="{05A4C25C-085E-4340-85A3-A5531E510DB2}">
+      <thm15:themeFamily xmlns:thm15="http://schemas.microsoft.com/office/thememl/2012/main" name="Office Theme" id="{62F939B6-93AF-4DB8-9C6B-D6C7DFDC589F}" vid="{4A3C46E8-61CC-4603-A589-7422A47A8E4A}"/>
+    </a:ext>
+  </a:extLst>
 </a:theme>
 </file>
--- a/content/files/database-ownership.docx
+++ b/content/files/database-ownership.docx
@@ -1,6 +1,6 @@
 
 <file path=word/document.xml><?xml version="1.0" encoding="utf-8"?>
-<w:document xmlns:wpc="http://schemas.microsoft.com/office/word/2010/wordprocessingCanvas" xmlns:cx="http://schemas.microsoft.com/office/drawing/2014/chartex" xmlns:cx1="http://schemas.microsoft.com/office/drawing/2015/9/8/chartex" xmlns:cx2="http://schemas.microsoft.com/office/drawing/2015/10/21/chartex" xmlns:cx3="http://schemas.microsoft.com/office/drawing/2016/5/9/chartex" xmlns:cx4="http://schemas.microsoft.com/office/drawing/2016/5/10/chartex" xmlns:cx5="http://schemas.microsoft.com/office/drawing/2016/5/11/chartex" xmlns:cx6="http://schemas.microsoft.com/office/drawing/2016/5/12/chartex" xmlns:cx7="http://schemas.microsoft.com/office/drawing/2016/5/13/chartex" xmlns:cx8="http://schemas.microsoft.com/office/drawing/2016/5/14/chartex" xmlns:mc="http://schemas.openxmlformats.org/markup-compatibility/2006" xmlns:aink="http://schemas.microsoft.com/office/drawing/2016/ink" xmlns:am3d="http://schemas.microsoft.com/office/drawing/2017/model3d" xmlns:o="urn:schemas-microsoft-com:office:office" xmlns:oel="http://schemas.microsoft.com/office/2019/extlst" xmlns:r="http://schemas.openxmlformats.org/officeDocument/2006/relationships" xmlns:m="http://schemas.openxmlformats.org/officeDocument/2006/math" xmlns:v="urn:schemas-microsoft-com:vml" xmlns:wp14="http://schemas.microsoft.com/office/word/2010/wordprocessingDrawing" xmlns:wp="http://schemas.openxmlformats.org/drawingml/2006/wordprocessingDrawing" xmlns:w10="urn:schemas-microsoft-com:office:word" xmlns:w="http://schemas.openxmlformats.org/wordprocessingml/2006/main" xmlns:w14="http://schemas.microsoft.com/office/word/2010/wordml" xmlns:w15="http://schemas.microsoft.com/office/word/2012/wordml" xmlns:w16cex="http://schemas.microsoft.com/office/word/2018/wordml/cex" xmlns:w16cid="http://schemas.microsoft.com/office/word/2016/wordml/cid" xmlns:w16="http://schemas.microsoft.com/office/word/2018/wordml" xmlns:w16du="http://schemas.microsoft.com/office/word/2023/wordml/word16du" xmlns:w16sdtdh="http://schemas.microsoft.com/office/word/2020/wordml/sdtdatahash" xmlns:w16sdtfl="http://schemas.microsoft.com/office/word/2024/wordml/sdtformatlock" xmlns:w16se="http://schemas.microsoft.com/office/word/2015/wordml/symex" xmlns:wpg="http://schemas.microsoft.com/office/word/2010/wordprocessingGroup" xmlns:wpi="http://schemas.microsoft.com/office/word/2010/wordprocessingInk" xmlns:wne="http://schemas.microsoft.com/office/word/2006/wordml" xmlns:wps="http://schemas.microsoft.com/office/word/2010/wordprocessingShape" mc:Ignorable="w14 w15 w16se w16cid w16 w16cex w16sdtdh w16sdtfl w16du wp14">
+<w:document xmlns:wpc="http://schemas.microsoft.com/office/word/2010/wordprocessingCanvas" xmlns:cx="http://schemas.microsoft.com/office/drawing/2014/chartex" xmlns:cx1="http://schemas.microsoft.com/office/drawing/2015/9/8/chartex" xmlns:cx2="http://schemas.microsoft.com/office/drawing/2015/10/21/chartex" xmlns:cx3="http://schemas.microsoft.com/office/drawing/2016/5/9/chartex" xmlns:cx4="http://schemas.microsoft.com/office/drawing/2016/5/10/chartex" xmlns:cx5="http://schemas.microsoft.com/office/drawing/2016/5/11/chartex" xmlns:cx6="http://schemas.microsoft.com/office/drawing/2016/5/12/chartex" xmlns:cx7="http://schemas.microsoft.com/office/drawing/2016/5/13/chartex" xmlns:cx8="http://schemas.microsoft.com/office/drawing/2016/5/14/chartex" xmlns:mc="http://schemas.openxmlformats.org/markup-compatibility/2006" xmlns:aink="http://schemas.microsoft.com/office/drawing/2016/ink" xmlns:am3d="http://schemas.microsoft.com/office/drawing/2017/model3d" xmlns:o="urn:schemas-microsoft-com:office:office" xmlns:r="http://schemas.openxmlformats.org/officeDocument/2006/relationships" xmlns:m="http://schemas.openxmlformats.org/officeDocument/2006/math" xmlns:v="urn:schemas-microsoft-com:vml" xmlns:wp14="http://schemas.microsoft.com/office/word/2010/wordprocessingDrawing" xmlns:wp="http://schemas.openxmlformats.org/drawingml/2006/wordprocessingDrawing" xmlns:w10="urn:schemas-microsoft-com:office:word" xmlns:w="http://schemas.openxmlformats.org/wordprocessingml/2006/main" xmlns:w14="http://schemas.microsoft.com/office/word/2010/wordml" xmlns:w15="http://schemas.microsoft.com/office/word/2012/wordml" xmlns:w16cex="http://schemas.microsoft.com/office/word/2018/wordml/cex" xmlns:w16cid="http://schemas.microsoft.com/office/word/2016/wordml/cid" xmlns:w16="http://schemas.microsoft.com/office/word/2018/wordml" xmlns:w16sdtdh="http://schemas.microsoft.com/office/word/2020/wordml/sdtdatahash" xmlns:w16se="http://schemas.microsoft.com/office/word/2015/wordml/symex" xmlns:wpg="http://schemas.microsoft.com/office/word/2010/wordprocessingGroup" xmlns:wpi="http://schemas.microsoft.com/office/word/2010/wordprocessingInk" xmlns:wne="http://schemas.microsoft.com/office/word/2006/wordml" xmlns:wps="http://schemas.microsoft.com/office/word/2010/wordprocessingShape" mc:Ignorable="w14 w15 w16se w16cid w16 w16cex w16sdtdh wp14">
   <w:body>
     <w:p>
       <w:pPr>
@@ -151,8 +151,9 @@
       <w:hyperlink r:id="rId5" w:history="1">
         <w:r>
           <w:rPr>
-            <w:rStyle w:val="ad"/>
             <w:rFonts w:ascii="Times New Roman" w:hAnsi="Times New Roman" w:cs="Times New Roman"/>
+            <w:color w:val="0563C1"/>
+            <w:u w:val="single"/>
           </w:rPr>
           <w:t>ст. 1260 ГК РФ</w:t>
         </w:r>
@@ -250,7 +251,7 @@
               </wp:anchor>
             </w:drawing>
           </mc:Choice>
-          <mc:Fallback>
+          <mc:Fallback xmlns:oel="http://schemas.microsoft.com/office/2019/extlst" xmlns:w16du="http://schemas.microsoft.com/office/word/2023/wordml/word16du" xmlns:w16sdtfl="http://schemas.microsoft.com/office/word/2024/wordml/sdtformatlock">
             <w:pict>
               <v:rect w14:anchorId="339F8651" id="Прямоугольник 1" o:spid="_x0000_s1026" style="position:absolute;margin-left:417.35pt;margin-top:100.7pt;width:468.55pt;height:34.85pt;z-index:251659264;visibility:visible;mso-wrap-style:square;mso-width-percent:0;mso-height-percent:0;mso-wrap-distance-left:9pt;mso-wrap-distance-top:0;mso-wrap-distance-right:9pt;mso-wrap-distance-bottom:0;mso-position-horizontal:right;mso-position-horizontal-relative:margin;mso-position-vertical:absolute;mso-position-vertical-relative:text;mso-width-percent:0;mso-height-percent:0;mso-width-relative:margin;mso-height-relative:margin;v-text-anchor:middle" o:gfxdata="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" filled="f" strokecolor="#70ad47 [3209]">
                 <v:stroke joinstyle="round"/>
@@ -283,8 +284,9 @@
       <w:hyperlink r:id="rId6" w:history="1">
         <w:r>
           <w:rPr>
-            <w:rStyle w:val="ad"/>
             <w:rFonts w:ascii="Times New Roman" w:hAnsi="Times New Roman" w:cs="Times New Roman"/>
+            <w:color w:val="0563C1"/>
+            <w:u w:val="single"/>
           </w:rPr>
           <w:t>ст. 1334 ГК РФ</w:t>
         </w:r>
@@ -302,23 +304,13 @@
           <w:rFonts w:ascii="Times New Roman" w:hAnsi="Times New Roman" w:cs="Times New Roman"/>
         </w:rPr>
       </w:pPr>
-      <w:proofErr w:type="gramStart"/>
       <w:r>
         <w:rPr>
           <w:rFonts w:ascii="Times New Roman" w:hAnsi="Times New Roman" w:cs="Times New Roman"/>
           <w:b/>
           <w:bCs/>
         </w:rPr>
-        <w:t>!Важно</w:t>
-      </w:r>
-      <w:proofErr w:type="gramEnd"/>
-      <w:r>
-        <w:rPr>
-          <w:rFonts w:ascii="Times New Roman" w:hAnsi="Times New Roman" w:cs="Times New Roman"/>
-          <w:b/>
-          <w:bCs/>
-        </w:rPr>
-        <w:t>:</w:t>
+        <w:t>!Важно:</w:t>
       </w:r>
       <w:r>
         <w:rPr>
@@ -597,15 +589,17 @@
             <w:hyperlink r:id="rId7" w:history="1">
               <w:r>
                 <w:rPr>
-                  <w:rStyle w:val="ad"/>
                   <w:rFonts w:ascii="Times New Roman" w:hAnsi="Times New Roman" w:cs="Times New Roman"/>
+                  <w:color w:val="0563C1"/>
+                  <w:u w:val="single"/>
                 </w:rPr>
                 <w:t xml:space="preserve">ст. </w:t>
               </w:r>
               <w:r>
                 <w:rPr>
-                  <w:rStyle w:val="ad"/>
                   <w:rFonts w:ascii="Times New Roman" w:hAnsi="Times New Roman" w:cs="Times New Roman"/>
+                  <w:color w:val="0563C1"/>
+                  <w:u w:val="single"/>
                 </w:rPr>
                 <w:t>1281 ГК РФ</w:t>
               </w:r>
@@ -637,15 +631,17 @@
             <w:hyperlink r:id="rId8" w:history="1">
               <w:r>
                 <w:rPr>
-                  <w:rStyle w:val="ad"/>
                   <w:rFonts w:ascii="Times New Roman" w:hAnsi="Times New Roman" w:cs="Times New Roman"/>
+                  <w:color w:val="0563C1"/>
+                  <w:u w:val="single"/>
                 </w:rPr>
                 <w:t xml:space="preserve">ст. </w:t>
               </w:r>
               <w:r>
                 <w:rPr>
-                  <w:rStyle w:val="ad"/>
                   <w:rFonts w:ascii="Times New Roman" w:hAnsi="Times New Roman" w:cs="Times New Roman"/>
+                  <w:color w:val="0563C1"/>
+                  <w:u w:val="single"/>
                 </w:rPr>
                 <w:t>1335 ГК РФ</w:t>
               </w:r>
@@ -701,15 +697,17 @@
             <w:hyperlink r:id="rId9" w:history="1">
               <w:r>
                 <w:rPr>
-                  <w:rStyle w:val="ad"/>
                   <w:rFonts w:ascii="Times New Roman" w:hAnsi="Times New Roman" w:cs="Times New Roman"/>
+                  <w:color w:val="0563C1"/>
+                  <w:u w:val="single"/>
                 </w:rPr>
                 <w:t xml:space="preserve">ст. </w:t>
               </w:r>
               <w:r>
                 <w:rPr>
-                  <w:rStyle w:val="ad"/>
                   <w:rFonts w:ascii="Times New Roman" w:hAnsi="Times New Roman" w:cs="Times New Roman"/>
+                  <w:color w:val="0563C1"/>
+                  <w:u w:val="single"/>
                 </w:rPr>
                 <w:t>1262 ГК РФ</w:t>
               </w:r>
@@ -741,15 +739,17 @@
             <w:hyperlink r:id="rId10" w:history="1">
               <w:r>
                 <w:rPr>
-                  <w:rStyle w:val="ad"/>
                   <w:rFonts w:ascii="Times New Roman" w:hAnsi="Times New Roman" w:cs="Times New Roman"/>
+                  <w:color w:val="0563C1"/>
+                  <w:u w:val="single"/>
                 </w:rPr>
                 <w:t xml:space="preserve">ст. </w:t>
               </w:r>
               <w:r>
                 <w:rPr>
-                  <w:rStyle w:val="ad"/>
                   <w:rFonts w:ascii="Times New Roman" w:hAnsi="Times New Roman" w:cs="Times New Roman"/>
+                  <w:color w:val="0563C1"/>
+                  <w:u w:val="single"/>
                 </w:rPr>
                 <w:t>1334 ГК РФ</w:t>
               </w:r>
@@ -809,24 +809,11 @@
       <w:hyperlink r:id="rId11" w:history="1">
         <w:r>
           <w:rPr>
-            <w:rStyle w:val="ad"/>
             <w:rFonts w:ascii="Times New Roman" w:hAnsi="Times New Roman" w:cs="Times New Roman"/>
+            <w:color w:val="0563C1"/>
+            <w:u w:val="single"/>
           </w:rPr>
-          <w:t>ст. 1</w:t>
-        </w:r>
-        <w:r>
-          <w:rPr>
-            <w:rStyle w:val="ad"/>
-            <w:rFonts w:ascii="Times New Roman" w:hAnsi="Times New Roman" w:cs="Times New Roman"/>
-          </w:rPr>
-          <w:t>2</w:t>
-        </w:r>
-        <w:r>
-          <w:rPr>
-            <w:rStyle w:val="ad"/>
-            <w:rFonts w:ascii="Times New Roman" w:hAnsi="Times New Roman" w:cs="Times New Roman"/>
-          </w:rPr>
-          <w:t>95 ГК РФ</w:t>
+          <w:t>ст. 1295 ГК РФ</w:t>
         </w:r>
       </w:hyperlink>
       <w:r>
@@ -934,7 +921,7 @@
               </wp:anchor>
             </w:drawing>
           </mc:Choice>
-          <mc:Fallback>
+          <mc:Fallback xmlns:oel="http://schemas.microsoft.com/office/2019/extlst" xmlns:w16du="http://schemas.microsoft.com/office/word/2023/wordml/word16du" xmlns:w16sdtfl="http://schemas.microsoft.com/office/word/2024/wordml/sdtformatlock">
             <w:pict>
               <v:rect w14:anchorId="5A5930E7" id="Прямоугольник 3" o:spid="_x0000_s1026" style="position:absolute;margin-left:-4.75pt;margin-top:19.75pt;width:476.3pt;height:58.15pt;z-index:251661312;visibility:visible;mso-wrap-style:square;mso-wrap-distance-left:9pt;mso-wrap-distance-top:0;mso-wrap-distance-right:9pt;mso-wrap-distance-bottom:0;mso-position-horizontal:absolute;mso-position-horizontal-relative:text;mso-position-vertical:absolute;mso-position-vertical-relative:text;v-text-anchor:middle" o:gfxdata="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" filled="f" strokecolor="#70ad47 [3209]">
                 <v:stroke joinstyle="round"/>
@@ -956,23 +943,13 @@
           <w:rFonts w:ascii="Times New Roman" w:hAnsi="Times New Roman" w:cs="Times New Roman"/>
         </w:rPr>
       </w:pPr>
-      <w:proofErr w:type="gramStart"/>
       <w:r>
         <w:rPr>
           <w:rFonts w:ascii="Times New Roman" w:hAnsi="Times New Roman" w:cs="Times New Roman"/>
           <w:b/>
           <w:bCs/>
         </w:rPr>
-        <w:t>!Важно</w:t>
-      </w:r>
-      <w:proofErr w:type="gramEnd"/>
-      <w:r>
-        <w:rPr>
-          <w:rFonts w:ascii="Times New Roman" w:hAnsi="Times New Roman" w:cs="Times New Roman"/>
-          <w:b/>
-          <w:bCs/>
-        </w:rPr>
-        <w:t>:</w:t>
+        <w:t>!Важно:</w:t>
       </w:r>
       <w:r>
         <w:rPr>
@@ -996,21 +973,7 @@
         <w:rPr>
           <w:rFonts w:ascii="Times New Roman" w:hAnsi="Times New Roman" w:cs="Times New Roman"/>
         </w:rPr>
-        <w:t xml:space="preserve">передавать права на такое произведение другим лицам или не сообщите </w:t>
-      </w:r>
-      <w:proofErr w:type="gramStart"/>
-      <w:r>
-        <w:rPr>
-          <w:rFonts w:ascii="Times New Roman" w:hAnsi="Times New Roman" w:cs="Times New Roman"/>
-        </w:rPr>
-        <w:t>о автору</w:t>
-      </w:r>
-      <w:proofErr w:type="gramEnd"/>
-      <w:r>
-        <w:rPr>
-          <w:rFonts w:ascii="Times New Roman" w:hAnsi="Times New Roman" w:cs="Times New Roman"/>
-        </w:rPr>
-        <w:t xml:space="preserve"> о сохранении произведения в тайне в течение </w:t>
+        <w:t xml:space="preserve">передавать права на такое произведение другим лицам или не сообщите о автору о сохранении произведения в тайне в течение </w:t>
       </w:r>
       <w:r>
         <w:rPr>
@@ -1096,23 +1059,7 @@
           <w:rFonts w:ascii="Times New Roman" w:hAnsi="Times New Roman" w:cs="Times New Roman"/>
           <w:color w:val="EE0000"/>
         </w:rPr>
-        <w:t>(</w:t>
-      </w:r>
-      <w:proofErr w:type="spellStart"/>
-      <w:r>
-        <w:rPr>
-          <w:rFonts w:ascii="Times New Roman" w:hAnsi="Times New Roman" w:cs="Times New Roman"/>
-          <w:color w:val="EE0000"/>
-        </w:rPr>
-        <w:t>сссылка</w:t>
-      </w:r>
-      <w:proofErr w:type="spellEnd"/>
-      <w:r>
-        <w:rPr>
-          <w:rFonts w:ascii="Times New Roman" w:hAnsi="Times New Roman" w:cs="Times New Roman"/>
-          <w:color w:val="EE0000"/>
-        </w:rPr>
-        <w:t xml:space="preserve"> на </w:t>
+        <w:t xml:space="preserve">(сссылка на </w:t>
       </w:r>
       <w:r>
         <w:rPr>
@@ -1144,8 +1091,9 @@
       <w:hyperlink r:id="rId12" w:history="1">
         <w:r>
           <w:rPr>
-            <w:rStyle w:val="ad"/>
             <w:rFonts w:ascii="Times New Roman" w:hAnsi="Times New Roman" w:cs="Times New Roman"/>
+            <w:color w:val="0563C1"/>
+            <w:u w:val="single"/>
           </w:rPr>
           <w:t>ст. 1288 ГК РФ</w:t>
         </w:r>
@@ -1214,23 +1162,7 @@
           <w:rFonts w:ascii="Times New Roman" w:hAnsi="Times New Roman" w:cs="Times New Roman"/>
           <w:color w:val="EE0000"/>
         </w:rPr>
-        <w:t>(</w:t>
-      </w:r>
-      <w:proofErr w:type="spellStart"/>
-      <w:r>
-        <w:rPr>
-          <w:rFonts w:ascii="Times New Roman" w:hAnsi="Times New Roman" w:cs="Times New Roman"/>
-          <w:color w:val="EE0000"/>
-        </w:rPr>
-        <w:t>сссылка</w:t>
-      </w:r>
-      <w:proofErr w:type="spellEnd"/>
-      <w:r>
-        <w:rPr>
-          <w:rFonts w:ascii="Times New Roman" w:hAnsi="Times New Roman" w:cs="Times New Roman"/>
-          <w:color w:val="EE0000"/>
-        </w:rPr>
-        <w:t xml:space="preserve"> на </w:t>
+        <w:t xml:space="preserve">(сссылка на </w:t>
       </w:r>
       <w:r>
         <w:rPr>
@@ -1350,7 +1282,7 @@
               </wp:anchor>
             </w:drawing>
           </mc:Choice>
-          <mc:Fallback>
+          <mc:Fallback xmlns:oel="http://schemas.microsoft.com/office/2019/extlst" xmlns:w16du="http://schemas.microsoft.com/office/word/2023/wordml/word16du" xmlns:w16sdtfl="http://schemas.microsoft.com/office/word/2024/wordml/sdtformatlock">
             <w:pict>
               <v:rect w14:anchorId="6A920694" id="Прямоугольник 2" o:spid="_x0000_s1026" style="position:absolute;margin-left:415.75pt;margin-top:50.65pt;width:466.95pt;height:41.6pt;z-index:251660288;visibility:visible;mso-wrap-style:square;mso-width-percent:0;mso-height-percent:0;mso-wrap-distance-left:9pt;mso-wrap-distance-top:0;mso-wrap-distance-right:9pt;mso-wrap-distance-bottom:0;mso-position-horizontal:right;mso-position-horizontal-relative:margin;mso-position-vertical:absolute;mso-position-vertical-relative:text;mso-width-percent:0;mso-height-percent:0;mso-width-relative:margin;mso-height-relative:margin;v-text-anchor:middle" o:gfxdata="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" filled="f" strokecolor="#70ad47 [3209]">
                 <v:stroke joinstyle="round"/>
@@ -1383,23 +1315,7 @@
           <w:rFonts w:ascii="Times New Roman" w:hAnsi="Times New Roman" w:cs="Times New Roman"/>
           <w:color w:val="EE0000"/>
         </w:rPr>
-        <w:t>(</w:t>
-      </w:r>
-      <w:proofErr w:type="spellStart"/>
-      <w:r>
-        <w:rPr>
-          <w:rFonts w:ascii="Times New Roman" w:hAnsi="Times New Roman" w:cs="Times New Roman"/>
-          <w:color w:val="EE0000"/>
-        </w:rPr>
-        <w:t>сссылка</w:t>
-      </w:r>
-      <w:proofErr w:type="spellEnd"/>
-      <w:r>
-        <w:rPr>
-          <w:rFonts w:ascii="Times New Roman" w:hAnsi="Times New Roman" w:cs="Times New Roman"/>
-          <w:color w:val="EE0000"/>
-        </w:rPr>
-        <w:t xml:space="preserve"> на инструмент «конструктор договоров»)</w:t>
+        <w:t>(сссылка на инструмент «конструктор договоров»)</w:t>
       </w:r>
       <w:r>
         <w:rPr>
@@ -1998,24 +1914,11 @@
       <w:hyperlink r:id="rId13" w:history="1">
         <w:r>
           <w:rPr>
-            <w:rStyle w:val="ad"/>
             <w:rFonts w:ascii="Times New Roman" w:hAnsi="Times New Roman" w:cs="Times New Roman"/>
+            <w:color w:val="0563C1"/>
+            <w:u w:val="single"/>
           </w:rPr>
-          <w:t>ст. 13</w:t>
-        </w:r>
-        <w:r>
-          <w:rPr>
-            <w:rStyle w:val="ad"/>
-            <w:rFonts w:ascii="Times New Roman" w:hAnsi="Times New Roman" w:cs="Times New Roman"/>
-          </w:rPr>
-          <w:t>3</w:t>
-        </w:r>
-        <w:r>
-          <w:rPr>
-            <w:rStyle w:val="ad"/>
-            <w:rFonts w:ascii="Times New Roman" w:hAnsi="Times New Roman" w:cs="Times New Roman"/>
-          </w:rPr>
-          <w:t>4 ГК РФ</w:t>
+          <w:t>ст. 1334 ГК РФ</w:t>
         </w:r>
       </w:hyperlink>
       <w:r>
@@ -2136,30 +2039,14 @@
           <w:rFonts w:ascii="Times New Roman" w:hAnsi="Times New Roman" w:cs="Times New Roman"/>
           <w:color w:val="EE0000"/>
         </w:rPr>
-        <w:t xml:space="preserve">возможно стоит сделать ссылку </w:t>
-      </w:r>
-      <w:proofErr w:type="gramStart"/>
-      <w:r>
-        <w:rPr>
-          <w:rFonts w:ascii="Times New Roman" w:hAnsi="Times New Roman" w:cs="Times New Roman"/>
-          <w:color w:val="EE0000"/>
-        </w:rPr>
-        <w:t xml:space="preserve">на </w:t>
+        <w:t xml:space="preserve">возможно стоит сделать ссылку на </w:t>
       </w:r>
       <w:r>
         <w:rPr>
           <w:rFonts w:ascii="Times New Roman" w:hAnsi="Times New Roman" w:cs="Times New Roman"/>
           <w:color w:val="5B9BD5" w:themeColor="accent5"/>
         </w:rPr>
-        <w:t>калькулятор</w:t>
-      </w:r>
-      <w:proofErr w:type="gramEnd"/>
-      <w:r>
-        <w:rPr>
-          <w:rFonts w:ascii="Times New Roman" w:hAnsi="Times New Roman" w:cs="Times New Roman"/>
-          <w:color w:val="5B9BD5" w:themeColor="accent5"/>
-        </w:rPr>
-        <w:t xml:space="preserve"> пошлин</w:t>
+        <w:t>калькулятор пошлин</w:t>
       </w:r>
       <w:r>
         <w:rPr>
@@ -2448,35 +2335,7 @@
         <w:rPr>
           <w:rFonts w:ascii="Times New Roman" w:hAnsi="Times New Roman" w:cs="Times New Roman"/>
         </w:rPr>
-        <w:t>Настройте резервное копирование и защиту от массового извлечения данных (</w:t>
-      </w:r>
-      <w:proofErr w:type="spellStart"/>
-      <w:r>
-        <w:rPr>
-          <w:rFonts w:ascii="Times New Roman" w:hAnsi="Times New Roman" w:cs="Times New Roman"/>
-        </w:rPr>
-        <w:t>rate</w:t>
-      </w:r>
-      <w:proofErr w:type="spellEnd"/>
-      <w:r>
-        <w:rPr>
-          <w:rFonts w:ascii="Times New Roman" w:hAnsi="Times New Roman" w:cs="Times New Roman"/>
-        </w:rPr>
-        <w:t xml:space="preserve"> </w:t>
-      </w:r>
-      <w:proofErr w:type="spellStart"/>
-      <w:r>
-        <w:rPr>
-          <w:rFonts w:ascii="Times New Roman" w:hAnsi="Times New Roman" w:cs="Times New Roman"/>
-        </w:rPr>
-        <w:t>limiting</w:t>
-      </w:r>
-      <w:proofErr w:type="spellEnd"/>
-      <w:r>
-        <w:rPr>
-          <w:rFonts w:ascii="Times New Roman" w:hAnsi="Times New Roman" w:cs="Times New Roman"/>
-        </w:rPr>
-        <w:t>).</w:t>
+        <w:t>Настройте резервное копирование и защиту от массового извлечения данных (rate limiting).</w:t>
       </w:r>
     </w:p>
     <w:p>
@@ -2616,8 +2475,9 @@
       <w:hyperlink r:id="rId14" w:history="1">
         <w:r>
           <w:rPr>
-            <w:rStyle w:val="ad"/>
             <w:rFonts w:ascii="Times New Roman" w:hAnsi="Times New Roman" w:cs="Times New Roman"/>
+            <w:color w:val="0563C1"/>
+            <w:u w:val="single"/>
           </w:rPr>
           <w:t>ст. 1465 ГК РФ</w:t>
         </w:r>
@@ -2715,7 +2575,7 @@
 </file>
 
 <file path=word/numbering.xml><?xml version="1.0" encoding="utf-8"?>
-<w:numbering xmlns:wpc="http://schemas.microsoft.com/office/word/2010/wordprocessingCanvas" xmlns:cx="http://schemas.microsoft.com/office/drawing/2014/chartex" xmlns:cx1="http://schemas.microsoft.com/office/drawing/2015/9/8/chartex" xmlns:cx2="http://schemas.microsoft.com/office/drawing/2015/10/21/chartex" xmlns:cx3="http://schemas.microsoft.com/office/drawing/2016/5/9/chartex" xmlns:cx4="http://schemas.microsoft.com/office/drawing/2016/5/10/chartex" xmlns:cx5="http://schemas.microsoft.com/office/drawing/2016/5/11/chartex" xmlns:cx6="http://schemas.microsoft.com/office/drawing/2016/5/12/chartex" xmlns:cx7="http://schemas.microsoft.com/office/drawing/2016/5/13/chartex" xmlns:cx8="http://schemas.microsoft.com/office/drawing/2016/5/14/chartex" xmlns:mc="http://schemas.openxmlformats.org/markup-compatibility/2006" xmlns:aink="http://schemas.microsoft.com/office/drawing/2016/ink" xmlns:am3d="http://schemas.microsoft.com/office/drawing/2017/model3d" xmlns:o="urn:schemas-microsoft-com:office:office" xmlns:oel="http://schemas.microsoft.com/office/2019/extlst" xmlns:r="http://schemas.openxmlformats.org/officeDocument/2006/relationships" xmlns:m="http://schemas.openxmlformats.org/officeDocument/2006/math" xmlns:v="urn:schemas-microsoft-com:vml" xmlns:wp14="http://schemas.microsoft.com/office/word/2010/wordprocessingDrawing" xmlns:wp="http://schemas.openxmlformats.org/drawingml/2006/wordprocessingDrawing" xmlns:w10="urn:schemas-microsoft-com:office:word" xmlns:w="http://schemas.openxmlformats.org/wordprocessingml/2006/main" xmlns:w14="http://schemas.microsoft.com/office/word/2010/wordml" xmlns:w15="http://schemas.microsoft.com/office/word/2012/wordml" xmlns:w16cex="http://schemas.microsoft.com/office/word/2018/wordml/cex" xmlns:w16cid="http://schemas.microsoft.com/office/word/2016/wordml/cid" xmlns:w16="http://schemas.microsoft.com/office/word/2018/wordml" xmlns:w16du="http://schemas.microsoft.com/office/word/2023/wordml/word16du" xmlns:w16sdtdh="http://schemas.microsoft.com/office/word/2020/wordml/sdtdatahash" xmlns:w16sdtfl="http://schemas.microsoft.com/office/word/2024/wordml/sdtformatlock" xmlns:w16se="http://schemas.microsoft.com/office/word/2015/wordml/symex" xmlns:wpg="http://schemas.microsoft.com/office/word/2010/wordprocessingGroup" xmlns:wpi="http://schemas.microsoft.com/office/word/2010/wordprocessingInk" xmlns:wne="http://schemas.microsoft.com/office/word/2006/wordml" xmlns:wps="http://schemas.microsoft.com/office/word/2010/wordprocessingShape" mc:Ignorable="w14 w15 w16se w16cid w16 w16cex w16sdtdh w16sdtfl w16du wp14">
+<w:numbering xmlns:wpc="http://schemas.microsoft.com/office/word/2010/wordprocessingCanvas" xmlns:cx="http://schemas.microsoft.com/office/drawing/2014/chartex" xmlns:cx1="http://schemas.microsoft.com/office/drawing/2015/9/8/chartex" xmlns:cx2="http://schemas.microsoft.com/office/drawing/2015/10/21/chartex" xmlns:cx3="http://schemas.microsoft.com/office/drawing/2016/5/9/chartex" xmlns:cx4="http://schemas.microsoft.com/office/drawing/2016/5/10/chartex" xmlns:cx5="http://schemas.microsoft.com/office/drawing/2016/5/11/chartex" xmlns:cx6="http://schemas.microsoft.com/office/drawing/2016/5/12/chartex" xmlns:cx7="http://schemas.microsoft.com/office/drawing/2016/5/13/chartex" xmlns:cx8="http://schemas.microsoft.com/office/drawing/2016/5/14/chartex" xmlns:mc="http://schemas.openxmlformats.org/markup-compatibility/2006" xmlns:aink="http://schemas.microsoft.com/office/drawing/2016/ink" xmlns:am3d="http://schemas.microsoft.com/office/drawing/2017/model3d" xmlns:o="urn:schemas-microsoft-com:office:office" xmlns:r="http://schemas.openxmlformats.org/officeDocument/2006/relationships" xmlns:m="http://schemas.openxmlformats.org/officeDocument/2006/math" xmlns:v="urn:schemas-microsoft-com:vml" xmlns:wp14="http://schemas.microsoft.com/office/word/2010/wordprocessingDrawing" xmlns:wp="http://schemas.openxmlformats.org/drawingml/2006/wordprocessingDrawing" xmlns:w10="urn:schemas-microsoft-com:office:word" xmlns:w="http://schemas.openxmlformats.org/wordprocessingml/2006/main" xmlns:w14="http://schemas.microsoft.com/office/word/2010/wordml" xmlns:w15="http://schemas.microsoft.com/office/word/2012/wordml" xmlns:w16cex="http://schemas.microsoft.com/office/word/2018/wordml/cex" xmlns:w16cid="http://schemas.microsoft.com/office/word/2016/wordml/cid" xmlns:w16="http://schemas.microsoft.com/office/word/2018/wordml" xmlns:w16sdtdh="http://schemas.microsoft.com/office/word/2020/wordml/sdtdatahash" xmlns:w16se="http://schemas.microsoft.com/office/word/2015/wordml/symex" xmlns:wpg="http://schemas.microsoft.com/office/word/2010/wordprocessingGroup" xmlns:wpi="http://schemas.microsoft.com/office/word/2010/wordprocessingInk" xmlns:wne="http://schemas.microsoft.com/office/word/2006/wordml" xmlns:wps="http://schemas.microsoft.com/office/word/2010/wordprocessingShape" mc:Ignorable="w14 w15 w16se w16cid w16 w16cex w16sdtdh wp14">
   <w:abstractNum w:abstractNumId="0" w15:restartNumberingAfterBreak="0">
     <w:nsid w:val="27B740D9"/>
     <w:multiLevelType w:val="multilevel"/>
@@ -4319,44 +4179,44 @@
       </w:pPr>
     </w:lvl>
   </w:abstractNum>
-  <w:num w:numId="1" w16cid:durableId="2028830640">
+  <w:num w:numId="1">
     <w:abstractNumId w:val="3"/>
   </w:num>
-  <w:num w:numId="2" w16cid:durableId="868496868">
+  <w:num w:numId="2">
     <w:abstractNumId w:val="10"/>
   </w:num>
-  <w:num w:numId="3" w16cid:durableId="1383561318">
+  <w:num w:numId="3">
     <w:abstractNumId w:val="8"/>
   </w:num>
-  <w:num w:numId="4" w16cid:durableId="621809724">
+  <w:num w:numId="4">
     <w:abstractNumId w:val="0"/>
   </w:num>
-  <w:num w:numId="5" w16cid:durableId="1802259845">
+  <w:num w:numId="5">
     <w:abstractNumId w:val="7"/>
   </w:num>
-  <w:num w:numId="6" w16cid:durableId="2025790581">
+  <w:num w:numId="6">
     <w:abstractNumId w:val="1"/>
   </w:num>
-  <w:num w:numId="7" w16cid:durableId="1523088440">
+  <w:num w:numId="7">
     <w:abstractNumId w:val="9"/>
   </w:num>
-  <w:num w:numId="8" w16cid:durableId="1184515790">
+  <w:num w:numId="8">
     <w:abstractNumId w:val="5"/>
   </w:num>
-  <w:num w:numId="9" w16cid:durableId="1470242452">
+  <w:num w:numId="9">
     <w:abstractNumId w:val="4"/>
   </w:num>
-  <w:num w:numId="10" w16cid:durableId="510341702">
+  <w:num w:numId="10">
     <w:abstractNumId w:val="2"/>
   </w:num>
-  <w:num w:numId="11" w16cid:durableId="541479813">
+  <w:num w:numId="11">
     <w:abstractNumId w:val="6"/>
   </w:num>
 </w:numbering>
 </file>
 
 <file path=word/styles.xml><?xml version="1.0" encoding="utf-8"?>
-<w:styles xmlns:mc="http://schemas.openxmlformats.org/markup-compatibility/2006" xmlns:r="http://schemas.openxmlformats.org/officeDocument/2006/relationships" xmlns:w="http://schemas.openxmlformats.org/wordprocessingml/2006/main" xmlns:w14="http://schemas.microsoft.com/office/word/2010/wordml" xmlns:w15="http://schemas.microsoft.com/office/word/2012/wordml" xmlns:w16cex="http://schemas.microsoft.com/office/word/2018/wordml/cex" xmlns:w16cid="http://schemas.microsoft.com/office/word/2016/wordml/cid" xmlns:w16="http://schemas.microsoft.com/office/word/2018/wordml" xmlns:w16du="http://schemas.microsoft.com/office/word/2023/wordml/word16du" xmlns:w16sdtdh="http://schemas.microsoft.com/office/word/2020/wordml/sdtdatahash" xmlns:w16sdtfl="http://schemas.microsoft.com/office/word/2024/wordml/sdtformatlock" xmlns:w16se="http://schemas.microsoft.com/office/word/2015/wordml/symex" mc:Ignorable="w14 w15 w16se w16cid w16 w16cex w16sdtdh w16sdtfl w16du">
+<w:styles xmlns:mc="http://schemas.openxmlformats.org/markup-compatibility/2006" xmlns:r="http://schemas.openxmlformats.org/officeDocument/2006/relationships" xmlns:w="http://schemas.openxmlformats.org/wordprocessingml/2006/main" xmlns:w14="http://schemas.microsoft.com/office/word/2010/wordml" xmlns:w15="http://schemas.microsoft.com/office/word/2012/wordml" xmlns:w16cex="http://schemas.microsoft.com/office/word/2018/wordml/cex" xmlns:w16cid="http://schemas.microsoft.com/office/word/2016/wordml/cid" xmlns:w16="http://schemas.microsoft.com/office/word/2018/wordml" xmlns:w16sdtdh="http://schemas.microsoft.com/office/word/2020/wordml/sdtdatahash" xmlns:w16se="http://schemas.microsoft.com/office/word/2015/wordml/symex" mc:Ignorable="w14 w15 w16se w16cid w16 w16cex w16sdtdh">
   <w:docDefaults>
     <w:rPrDefault>
       <w:rPr>
